--- a/sarah-v2-agent/data/source_docs/War and Peace - Mars PRINT - 2026 final.docx
+++ b/sarah-v2-agent/data/source_docs/War and Peace - Mars PRINT - 2026 final.docx
@@ -120,7 +120,44 @@
           <w:sz w:val="52"/>
           <w:szCs w:val="52"/>
         </w:rPr>
-        <w:t xml:space="preserve"> - 2049</w:t>
+        <w:t xml:space="preserve"> </w:t>
+      </w:r>
+      <w:r>
+        <w:rPr>
+          <w:color w:val="365F91" w:themeColor="accent1" w:themeShade="BF"/>
+          <w:sz w:val="52"/>
+          <w:szCs w:val="52"/>
+        </w:rPr>
+        <w:t>–</w:t>
+      </w:r>
+      <w:r>
+        <w:rPr>
+          <w:color w:val="365F91" w:themeColor="accent1" w:themeShade="BF"/>
+          <w:sz w:val="52"/>
+          <w:szCs w:val="52"/>
+        </w:rPr>
+        <w:t xml:space="preserve"> 2049</w:t>
+      </w:r>
+    </w:p>
+    <w:p>
+      <w:pPr>
+        <w:pStyle w:val="Default"/>
+        <w:spacing w:line="480" w:lineRule="auto"/>
+        <w:ind w:left="720"/>
+        <w:jc w:val="center"/>
+        <w:rPr>
+          <w:color w:val="365F91" w:themeColor="accent1" w:themeShade="BF"/>
+          <w:sz w:val="52"/>
+          <w:szCs w:val="52"/>
+        </w:rPr>
+      </w:pPr>
+      <w:r>
+        <w:rPr>
+          <w:color w:val="365F91" w:themeColor="accent1" w:themeShade="BF"/>
+          <w:sz w:val="52"/>
+          <w:szCs w:val="52"/>
+        </w:rPr>
+        <w:t>Alex Alaniz</w:t>
       </w:r>
     </w:p>
     <w:p>
@@ -209,8 +246,6 @@
               <w:rFonts w:asciiTheme="minorHAnsi" w:eastAsiaTheme="minorEastAsia" w:hAnsiTheme="minorHAnsi" w:cstheme="minorBidi"/>
               <w:noProof/>
               <w:kern w:val="2"/>
-              <w:sz w:val="22"/>
-              <w:szCs w:val="22"/>
               <w14:ligatures w14:val="standardContextual"/>
             </w:rPr>
           </w:pPr>
@@ -223,7 +258,7 @@
           <w:r>
             <w:fldChar w:fldCharType="separate"/>
           </w:r>
-          <w:hyperlink w:anchor="_Toc142824107" w:history="1">
+          <w:hyperlink w:anchor="_Toc239208272" w:history="1">
             <w:r>
               <w:rPr>
                 <w:rStyle w:val="Hyperlink"/>
@@ -250,7 +285,7 @@
                 <w:noProof/>
                 <w:webHidden/>
               </w:rPr>
-              <w:instrText xml:space="preserve"> PAGEREF _Toc142824107 \h </w:instrText>
+              <w:instrText xml:space="preserve"> PAGEREF _Toc239208272 \h </w:instrText>
             </w:r>
             <w:r>
               <w:rPr>
@@ -291,12 +326,10 @@
               <w:rFonts w:asciiTheme="minorHAnsi" w:eastAsiaTheme="minorEastAsia" w:hAnsiTheme="minorHAnsi" w:cstheme="minorBidi"/>
               <w:noProof/>
               <w:kern w:val="2"/>
-              <w:sz w:val="22"/>
-              <w:szCs w:val="22"/>
               <w14:ligatures w14:val="standardContextual"/>
             </w:rPr>
           </w:pPr>
-          <w:hyperlink w:anchor="_Toc142824108" w:history="1">
+          <w:hyperlink w:anchor="_Toc239208273" w:history="1">
             <w:r>
               <w:rPr>
                 <w:rStyle w:val="Hyperlink"/>
@@ -323,7 +356,7 @@
                 <w:noProof/>
                 <w:webHidden/>
               </w:rPr>
-              <w:instrText xml:space="preserve"> PAGEREF _Toc142824108 \h </w:instrText>
+              <w:instrText xml:space="preserve"> PAGEREF _Toc239208273 \h </w:instrText>
             </w:r>
             <w:r>
               <w:rPr>
@@ -343,7 +376,7 @@
                 <w:noProof/>
                 <w:webHidden/>
               </w:rPr>
-              <w:t>2</w:t>
+              <w:t>1</w:t>
             </w:r>
             <w:r>
               <w:rPr>
@@ -364,12 +397,10 @@
               <w:rFonts w:asciiTheme="minorHAnsi" w:eastAsiaTheme="minorEastAsia" w:hAnsiTheme="minorHAnsi" w:cstheme="minorBidi"/>
               <w:noProof/>
               <w:kern w:val="2"/>
-              <w:sz w:val="22"/>
-              <w:szCs w:val="22"/>
               <w14:ligatures w14:val="standardContextual"/>
             </w:rPr>
           </w:pPr>
-          <w:hyperlink w:anchor="_Toc142824109" w:history="1">
+          <w:hyperlink w:anchor="_Toc239208274" w:history="1">
             <w:r>
               <w:rPr>
                 <w:rStyle w:val="Hyperlink"/>
@@ -396,7 +427,78 @@
                 <w:noProof/>
                 <w:webHidden/>
               </w:rPr>
-              <w:instrText xml:space="preserve"> PAGEREF _Toc142824109 \h </w:instrText>
+              <w:instrText xml:space="preserve"> PAGEREF _Toc239208274 \h </w:instrText>
+            </w:r>
+            <w:r>
+              <w:rPr>
+                <w:noProof/>
+                <w:webHidden/>
+              </w:rPr>
+            </w:r>
+            <w:r>
+              <w:rPr>
+                <w:noProof/>
+                <w:webHidden/>
+              </w:rPr>
+              <w:fldChar w:fldCharType="separate"/>
+            </w:r>
+            <w:r>
+              <w:rPr>
+                <w:noProof/>
+                <w:webHidden/>
+              </w:rPr>
+              <w:t>3</w:t>
+            </w:r>
+            <w:r>
+              <w:rPr>
+                <w:noProof/>
+                <w:webHidden/>
+              </w:rPr>
+              <w:fldChar w:fldCharType="end"/>
+            </w:r>
+          </w:hyperlink>
+        </w:p>
+        <w:p>
+          <w:pPr>
+            <w:pStyle w:val="TOC2"/>
+            <w:tabs>
+              <w:tab w:val="right" w:leader="dot" w:pos="9350"/>
+            </w:tabs>
+            <w:rPr>
+              <w:rFonts w:asciiTheme="minorHAnsi" w:eastAsiaTheme="minorEastAsia" w:hAnsiTheme="minorHAnsi" w:cstheme="minorBidi"/>
+              <w:noProof/>
+              <w:kern w:val="2"/>
+              <w14:ligatures w14:val="standardContextual"/>
+            </w:rPr>
+          </w:pPr>
+          <w:hyperlink w:anchor="_Toc239208275" w:history="1">
+            <w:r>
+              <w:rPr>
+                <w:rStyle w:val="Hyperlink"/>
+                <w:noProof/>
+              </w:rPr>
+              <w:t>CHAPTER THREE: Secrets</w:t>
+            </w:r>
+            <w:r>
+              <w:rPr>
+                <w:noProof/>
+                <w:webHidden/>
+              </w:rPr>
+              <w:tab/>
+            </w:r>
+            <w:r>
+              <w:rPr>
+                <w:noProof/>
+                <w:webHidden/>
+              </w:rPr>
+              <w:fldChar w:fldCharType="begin"/>
+            </w:r>
+            <w:r>
+              <w:rPr>
+                <w:noProof/>
+                <w:webHidden/>
+              </w:rPr>
+              <w:instrText xml:space="preserve"> PAGEREF _Toc239208275 \h </w:instrText>
             </w:r>
             <w:r>
               <w:rPr>
@@ -437,18 +539,16 @@
               <w:rFonts w:asciiTheme="minorHAnsi" w:eastAsiaTheme="minorEastAsia" w:hAnsiTheme="minorHAnsi" w:cstheme="minorBidi"/>
               <w:noProof/>
               <w:kern w:val="2"/>
-              <w:sz w:val="22"/>
-              <w:szCs w:val="22"/>
               <w14:ligatures w14:val="standardContextual"/>
             </w:rPr>
           </w:pPr>
-          <w:hyperlink w:anchor="_Toc142824110" w:history="1">
+          <w:hyperlink w:anchor="_Toc239208276" w:history="1">
             <w:r>
               <w:rPr>
                 <w:rStyle w:val="Hyperlink"/>
                 <w:noProof/>
               </w:rPr>
-              <w:t>CHAPTER THREE: Secrets</w:t>
+              <w:t>CHAPTER FOUR: Douglas</w:t>
             </w:r>
             <w:r>
               <w:rPr>
@@ -469,7 +569,7 @@
                 <w:noProof/>
                 <w:webHidden/>
               </w:rPr>
-              <w:instrText xml:space="preserve"> PAGEREF _Toc142824110 \h </w:instrText>
+              <w:instrText xml:space="preserve"> PAGEREF _Toc239208276 \h </w:instrText>
             </w:r>
             <w:r>
               <w:rPr>
@@ -510,18 +610,16 @@
               <w:rFonts w:asciiTheme="minorHAnsi" w:eastAsiaTheme="minorEastAsia" w:hAnsiTheme="minorHAnsi" w:cstheme="minorBidi"/>
               <w:noProof/>
               <w:kern w:val="2"/>
-              <w:sz w:val="22"/>
-              <w:szCs w:val="22"/>
               <w14:ligatures w14:val="standardContextual"/>
             </w:rPr>
           </w:pPr>
-          <w:hyperlink w:anchor="_Toc142824111" w:history="1">
+          <w:hyperlink w:anchor="_Toc239208277" w:history="1">
             <w:r>
               <w:rPr>
                 <w:rStyle w:val="Hyperlink"/>
                 <w:noProof/>
               </w:rPr>
-              <w:t>CHAPTER FOUR: Douglas</w:t>
+              <w:t>CHAPTER FIVE: Castle Academy</w:t>
             </w:r>
             <w:r>
               <w:rPr>
@@ -542,7 +640,7 @@
                 <w:noProof/>
                 <w:webHidden/>
               </w:rPr>
-              <w:instrText xml:space="preserve"> PAGEREF _Toc142824111 \h </w:instrText>
+              <w:instrText xml:space="preserve"> PAGEREF _Toc239208277 \h </w:instrText>
             </w:r>
             <w:r>
               <w:rPr>
@@ -583,85 +681,10 @@
               <w:rFonts w:asciiTheme="minorHAnsi" w:eastAsiaTheme="minorEastAsia" w:hAnsiTheme="minorHAnsi" w:cstheme="minorBidi"/>
               <w:noProof/>
               <w:kern w:val="2"/>
-              <w:sz w:val="22"/>
-              <w:szCs w:val="22"/>
               <w14:ligatures w14:val="standardContextual"/>
             </w:rPr>
           </w:pPr>
-          <w:hyperlink w:anchor="_Toc142824112" w:history="1">
-            <w:r>
-              <w:rPr>
-                <w:rStyle w:val="Hyperlink"/>
-                <w:noProof/>
-              </w:rPr>
-              <w:t>CHAPTER FIVE: Castle Academy</w:t>
-            </w:r>
-            <w:r>
-              <w:rPr>
-                <w:noProof/>
-                <w:webHidden/>
-              </w:rPr>
-              <w:tab/>
-            </w:r>
-            <w:r>
-              <w:rPr>
-                <w:noProof/>
-                <w:webHidden/>
-              </w:rPr>
-              <w:fldChar w:fldCharType="begin"/>
-            </w:r>
-            <w:r>
-              <w:rPr>
-                <w:noProof/>
-                <w:webHidden/>
-              </w:rPr>
-              <w:instrText xml:space="preserve"> PAGEREF _Toc142824112 \h </w:instrText>
-            </w:r>
-            <w:r>
-              <w:rPr>
-                <w:noProof/>
-                <w:webHidden/>
-              </w:rPr>
-            </w:r>
-            <w:r>
-              <w:rPr>
-                <w:noProof/>
-                <w:webHidden/>
-              </w:rPr>
-              <w:fldChar w:fldCharType="separate"/>
-            </w:r>
-            <w:r>
-              <w:rPr>
-                <w:noProof/>
-                <w:webHidden/>
-              </w:rPr>
-              <w:t>10</w:t>
-            </w:r>
-            <w:r>
-              <w:rPr>
-                <w:noProof/>
-                <w:webHidden/>
-              </w:rPr>
-              <w:fldChar w:fldCharType="end"/>
-            </w:r>
-          </w:hyperlink>
-        </w:p>
-        <w:p>
-          <w:pPr>
-            <w:pStyle w:val="TOC2"/>
-            <w:tabs>
-              <w:tab w:val="right" w:leader="dot" w:pos="9350"/>
-            </w:tabs>
-            <w:rPr>
-              <w:rFonts w:asciiTheme="minorHAnsi" w:eastAsiaTheme="minorEastAsia" w:hAnsiTheme="minorHAnsi" w:cstheme="minorBidi"/>
-              <w:noProof/>
-              <w:kern w:val="2"/>
-              <w:sz w:val="22"/>
-              <w:szCs w:val="22"/>
-              <w14:ligatures w14:val="standardContextual"/>
-            </w:rPr>
-          </w:pPr>
-          <w:hyperlink w:anchor="_Toc142824113" w:history="1">
+          <w:hyperlink w:anchor="_Toc239208278" w:history="1">
             <w:r>
               <w:rPr>
                 <w:rStyle w:val="Hyperlink"/>
@@ -688,7 +711,7 @@
                 <w:noProof/>
                 <w:webHidden/>
               </w:rPr>
-              <w:instrText xml:space="preserve"> PAGEREF _Toc142824113 \h </w:instrText>
+              <w:instrText xml:space="preserve"> PAGEREF _Toc239208278 \h </w:instrText>
             </w:r>
             <w:r>
               <w:rPr>
@@ -729,12 +752,10 @@
               <w:rFonts w:asciiTheme="minorHAnsi" w:eastAsiaTheme="minorEastAsia" w:hAnsiTheme="minorHAnsi" w:cstheme="minorBidi"/>
               <w:noProof/>
               <w:kern w:val="2"/>
-              <w:sz w:val="22"/>
-              <w:szCs w:val="22"/>
               <w14:ligatures w14:val="standardContextual"/>
             </w:rPr>
           </w:pPr>
-          <w:hyperlink w:anchor="_Toc142824114" w:history="1">
+          <w:hyperlink w:anchor="_Toc239208279" w:history="1">
             <w:r>
               <w:rPr>
                 <w:rStyle w:val="Hyperlink"/>
@@ -761,80 +782,7 @@
                 <w:noProof/>
                 <w:webHidden/>
               </w:rPr>
-              <w:instrText xml:space="preserve"> PAGEREF _Toc142824114 \h </w:instrText>
-            </w:r>
-            <w:r>
-              <w:rPr>
-                <w:noProof/>
-                <w:webHidden/>
-              </w:rPr>
-            </w:r>
-            <w:r>
-              <w:rPr>
-                <w:noProof/>
-                <w:webHidden/>
-              </w:rPr>
-              <w:fldChar w:fldCharType="separate"/>
-            </w:r>
-            <w:r>
-              <w:rPr>
-                <w:noProof/>
-                <w:webHidden/>
-              </w:rPr>
-              <w:t>15</w:t>
-            </w:r>
-            <w:r>
-              <w:rPr>
-                <w:noProof/>
-                <w:webHidden/>
-              </w:rPr>
-              <w:fldChar w:fldCharType="end"/>
-            </w:r>
-          </w:hyperlink>
-        </w:p>
-        <w:p>
-          <w:pPr>
-            <w:pStyle w:val="TOC2"/>
-            <w:tabs>
-              <w:tab w:val="right" w:leader="dot" w:pos="9350"/>
-            </w:tabs>
-            <w:rPr>
-              <w:rFonts w:asciiTheme="minorHAnsi" w:eastAsiaTheme="minorEastAsia" w:hAnsiTheme="minorHAnsi" w:cstheme="minorBidi"/>
-              <w:noProof/>
-              <w:kern w:val="2"/>
-              <w:sz w:val="22"/>
-              <w:szCs w:val="22"/>
-              <w14:ligatures w14:val="standardContextual"/>
-            </w:rPr>
-          </w:pPr>
-          <w:hyperlink w:anchor="_Toc142824115" w:history="1">
-            <w:r>
-              <w:rPr>
-                <w:rStyle w:val="Hyperlink"/>
-                <w:noProof/>
-              </w:rPr>
-              <w:t>CHAPTER EIGHT: Fathers</w:t>
-            </w:r>
-            <w:r>
-              <w:rPr>
-                <w:noProof/>
-                <w:webHidden/>
-              </w:rPr>
-              <w:tab/>
-            </w:r>
-            <w:r>
-              <w:rPr>
-                <w:noProof/>
-                <w:webHidden/>
-              </w:rPr>
-              <w:fldChar w:fldCharType="begin"/>
-            </w:r>
-            <w:r>
-              <w:rPr>
-                <w:noProof/>
-                <w:webHidden/>
-              </w:rPr>
-              <w:instrText xml:space="preserve"> PAGEREF _Toc142824115 \h </w:instrText>
+              <w:instrText xml:space="preserve"> PAGEREF _Toc239208279 \h </w:instrText>
             </w:r>
             <w:r>
               <w:rPr>
@@ -875,18 +823,16 @@
               <w:rFonts w:asciiTheme="minorHAnsi" w:eastAsiaTheme="minorEastAsia" w:hAnsiTheme="minorHAnsi" w:cstheme="minorBidi"/>
               <w:noProof/>
               <w:kern w:val="2"/>
-              <w:sz w:val="22"/>
-              <w:szCs w:val="22"/>
               <w14:ligatures w14:val="standardContextual"/>
             </w:rPr>
           </w:pPr>
-          <w:hyperlink w:anchor="_Toc142824116" w:history="1">
+          <w:hyperlink w:anchor="_Toc239208280" w:history="1">
             <w:r>
               <w:rPr>
                 <w:rStyle w:val="Hyperlink"/>
                 <w:noProof/>
               </w:rPr>
-              <w:t>CHAPTER NINE: Peacenik</w:t>
+              <w:t>CHAPTER EIGHT: Fathers</w:t>
             </w:r>
             <w:r>
               <w:rPr>
@@ -907,80 +853,7 @@
                 <w:noProof/>
                 <w:webHidden/>
               </w:rPr>
-              <w:instrText xml:space="preserve"> PAGEREF _Toc142824116 \h </w:instrText>
-            </w:r>
-            <w:r>
-              <w:rPr>
-                <w:noProof/>
-                <w:webHidden/>
-              </w:rPr>
-            </w:r>
-            <w:r>
-              <w:rPr>
-                <w:noProof/>
-                <w:webHidden/>
-              </w:rPr>
-              <w:fldChar w:fldCharType="separate"/>
-            </w:r>
-            <w:r>
-              <w:rPr>
-                <w:noProof/>
-                <w:webHidden/>
-              </w:rPr>
-              <w:t>18</w:t>
-            </w:r>
-            <w:r>
-              <w:rPr>
-                <w:noProof/>
-                <w:webHidden/>
-              </w:rPr>
-              <w:fldChar w:fldCharType="end"/>
-            </w:r>
-          </w:hyperlink>
-        </w:p>
-        <w:p>
-          <w:pPr>
-            <w:pStyle w:val="TOC2"/>
-            <w:tabs>
-              <w:tab w:val="right" w:leader="dot" w:pos="9350"/>
-            </w:tabs>
-            <w:rPr>
-              <w:rFonts w:asciiTheme="minorHAnsi" w:eastAsiaTheme="minorEastAsia" w:hAnsiTheme="minorHAnsi" w:cstheme="minorBidi"/>
-              <w:noProof/>
-              <w:kern w:val="2"/>
-              <w:sz w:val="22"/>
-              <w:szCs w:val="22"/>
-              <w14:ligatures w14:val="standardContextual"/>
-            </w:rPr>
-          </w:pPr>
-          <w:hyperlink w:anchor="_Toc142824117" w:history="1">
-            <w:r>
-              <w:rPr>
-                <w:rStyle w:val="Hyperlink"/>
-                <w:noProof/>
-              </w:rPr>
-              <w:t>CHAPTER TEN: Derivatives</w:t>
-            </w:r>
-            <w:r>
-              <w:rPr>
-                <w:noProof/>
-                <w:webHidden/>
-              </w:rPr>
-              <w:tab/>
-            </w:r>
-            <w:r>
-              <w:rPr>
-                <w:noProof/>
-                <w:webHidden/>
-              </w:rPr>
-              <w:fldChar w:fldCharType="begin"/>
-            </w:r>
-            <w:r>
-              <w:rPr>
-                <w:noProof/>
-                <w:webHidden/>
-              </w:rPr>
-              <w:instrText xml:space="preserve"> PAGEREF _Toc142824117 \h </w:instrText>
+              <w:instrText xml:space="preserve"> PAGEREF _Toc239208280 \h </w:instrText>
             </w:r>
             <w:r>
               <w:rPr>
@@ -1021,18 +894,16 @@
               <w:rFonts w:asciiTheme="minorHAnsi" w:eastAsiaTheme="minorEastAsia" w:hAnsiTheme="minorHAnsi" w:cstheme="minorBidi"/>
               <w:noProof/>
               <w:kern w:val="2"/>
-              <w:sz w:val="22"/>
-              <w:szCs w:val="22"/>
               <w14:ligatures w14:val="standardContextual"/>
             </w:rPr>
           </w:pPr>
-          <w:hyperlink w:anchor="_Toc142824118" w:history="1">
+          <w:hyperlink w:anchor="_Toc239208281" w:history="1">
             <w:r>
               <w:rPr>
                 <w:rStyle w:val="Hyperlink"/>
                 <w:noProof/>
               </w:rPr>
-              <w:t>CHAPTER ELEVEN: History Happens</w:t>
+              <w:t>CHAPTER NINE: Moon landing, peacenik, and notes in a box</w:t>
             </w:r>
             <w:r>
               <w:rPr>
@@ -1053,7 +924,7 @@
                 <w:noProof/>
                 <w:webHidden/>
               </w:rPr>
-              <w:instrText xml:space="preserve"> PAGEREF _Toc142824118 \h </w:instrText>
+              <w:instrText xml:space="preserve"> PAGEREF _Toc239208281 \h </w:instrText>
             </w:r>
             <w:r>
               <w:rPr>
@@ -1073,7 +944,7 @@
                 <w:noProof/>
                 <w:webHidden/>
               </w:rPr>
-              <w:t>23</w:t>
+              <w:t>22</w:t>
             </w:r>
             <w:r>
               <w:rPr>
@@ -1094,18 +965,16 @@
               <w:rFonts w:asciiTheme="minorHAnsi" w:eastAsiaTheme="minorEastAsia" w:hAnsiTheme="minorHAnsi" w:cstheme="minorBidi"/>
               <w:noProof/>
               <w:kern w:val="2"/>
-              <w:sz w:val="22"/>
-              <w:szCs w:val="22"/>
               <w14:ligatures w14:val="standardContextual"/>
             </w:rPr>
           </w:pPr>
-          <w:hyperlink w:anchor="_Toc142824119" w:history="1">
+          <w:hyperlink w:anchor="_Toc239208282" w:history="1">
             <w:r>
               <w:rPr>
                 <w:rStyle w:val="Hyperlink"/>
                 <w:noProof/>
               </w:rPr>
-              <w:t>CHAPTER TWELVE: This is the End, Beautiful Friend</w:t>
+              <w:t>CHAPTER TEN: Derivatives</w:t>
             </w:r>
             <w:r>
               <w:rPr>
@@ -1126,7 +995,7 @@
                 <w:noProof/>
                 <w:webHidden/>
               </w:rPr>
-              <w:instrText xml:space="preserve"> PAGEREF _Toc142824119 \h </w:instrText>
+              <w:instrText xml:space="preserve"> PAGEREF _Toc239208282 \h </w:instrText>
             </w:r>
             <w:r>
               <w:rPr>
@@ -1167,18 +1036,16 @@
               <w:rFonts w:asciiTheme="minorHAnsi" w:eastAsiaTheme="minorEastAsia" w:hAnsiTheme="minorHAnsi" w:cstheme="minorBidi"/>
               <w:noProof/>
               <w:kern w:val="2"/>
-              <w:sz w:val="22"/>
-              <w:szCs w:val="22"/>
               <w14:ligatures w14:val="standardContextual"/>
             </w:rPr>
           </w:pPr>
-          <w:hyperlink w:anchor="_Toc142824120" w:history="1">
+          <w:hyperlink w:anchor="_Toc239208283" w:history="1">
             <w:r>
               <w:rPr>
                 <w:rStyle w:val="Hyperlink"/>
                 <w:noProof/>
               </w:rPr>
-              <w:t>CHAPTER THIRTEEN: September 10, 2001</w:t>
+              <w:t>CHAPTER ELEVEN: History Happens</w:t>
             </w:r>
             <w:r>
               <w:rPr>
@@ -1199,80 +1066,7 @@
                 <w:noProof/>
                 <w:webHidden/>
               </w:rPr>
-              <w:instrText xml:space="preserve"> PAGEREF _Toc142824120 \h </w:instrText>
-            </w:r>
-            <w:r>
-              <w:rPr>
-                <w:noProof/>
-                <w:webHidden/>
-              </w:rPr>
-            </w:r>
-            <w:r>
-              <w:rPr>
-                <w:noProof/>
-                <w:webHidden/>
-              </w:rPr>
-              <w:fldChar w:fldCharType="separate"/>
-            </w:r>
-            <w:r>
-              <w:rPr>
-                <w:noProof/>
-                <w:webHidden/>
-              </w:rPr>
-              <w:t>28</w:t>
-            </w:r>
-            <w:r>
-              <w:rPr>
-                <w:noProof/>
-                <w:webHidden/>
-              </w:rPr>
-              <w:fldChar w:fldCharType="end"/>
-            </w:r>
-          </w:hyperlink>
-        </w:p>
-        <w:p>
-          <w:pPr>
-            <w:pStyle w:val="TOC2"/>
-            <w:tabs>
-              <w:tab w:val="right" w:leader="dot" w:pos="9350"/>
-            </w:tabs>
-            <w:rPr>
-              <w:rFonts w:asciiTheme="minorHAnsi" w:eastAsiaTheme="minorEastAsia" w:hAnsiTheme="minorHAnsi" w:cstheme="minorBidi"/>
-              <w:noProof/>
-              <w:kern w:val="2"/>
-              <w:sz w:val="22"/>
-              <w:szCs w:val="22"/>
-              <w14:ligatures w14:val="standardContextual"/>
-            </w:rPr>
-          </w:pPr>
-          <w:hyperlink w:anchor="_Toc142824121" w:history="1">
-            <w:r>
-              <w:rPr>
-                <w:rStyle w:val="Hyperlink"/>
-                <w:noProof/>
-              </w:rPr>
-              <w:t>CHAPTER FOURTEEN: September 11, 2001</w:t>
-            </w:r>
-            <w:r>
-              <w:rPr>
-                <w:noProof/>
-                <w:webHidden/>
-              </w:rPr>
-              <w:tab/>
-            </w:r>
-            <w:r>
-              <w:rPr>
-                <w:noProof/>
-                <w:webHidden/>
-              </w:rPr>
-              <w:fldChar w:fldCharType="begin"/>
-            </w:r>
-            <w:r>
-              <w:rPr>
-                <w:noProof/>
-                <w:webHidden/>
-              </w:rPr>
-              <w:instrText xml:space="preserve"> PAGEREF _Toc142824121 \h </w:instrText>
+              <w:instrText xml:space="preserve"> PAGEREF _Toc239208283 \h </w:instrText>
             </w:r>
             <w:r>
               <w:rPr>
@@ -1313,18 +1107,16 @@
               <w:rFonts w:asciiTheme="minorHAnsi" w:eastAsiaTheme="minorEastAsia" w:hAnsiTheme="minorHAnsi" w:cstheme="minorBidi"/>
               <w:noProof/>
               <w:kern w:val="2"/>
-              <w:sz w:val="22"/>
-              <w:szCs w:val="22"/>
               <w14:ligatures w14:val="standardContextual"/>
             </w:rPr>
           </w:pPr>
-          <w:hyperlink w:anchor="_Toc142824122" w:history="1">
+          <w:hyperlink w:anchor="_Toc239208284" w:history="1">
             <w:r>
               <w:rPr>
                 <w:rStyle w:val="Hyperlink"/>
                 <w:noProof/>
               </w:rPr>
-              <w:t>CHAPTER FIFTEEN: Aftermath</w:t>
+              <w:t>CHAPTER TWELVE: This is the End, Beautiful Friend</w:t>
             </w:r>
             <w:r>
               <w:rPr>
@@ -1345,7 +1137,7 @@
                 <w:noProof/>
                 <w:webHidden/>
               </w:rPr>
-              <w:instrText xml:space="preserve"> PAGEREF _Toc142824122 \h </w:instrText>
+              <w:instrText xml:space="preserve"> PAGEREF _Toc239208284 \h </w:instrText>
             </w:r>
             <w:r>
               <w:rPr>
@@ -1365,7 +1157,7 @@
                 <w:noProof/>
                 <w:webHidden/>
               </w:rPr>
-              <w:t>31</w:t>
+              <w:t>32</w:t>
             </w:r>
             <w:r>
               <w:rPr>
@@ -1386,18 +1178,16 @@
               <w:rFonts w:asciiTheme="minorHAnsi" w:eastAsiaTheme="minorEastAsia" w:hAnsiTheme="minorHAnsi" w:cstheme="minorBidi"/>
               <w:noProof/>
               <w:kern w:val="2"/>
-              <w:sz w:val="22"/>
-              <w:szCs w:val="22"/>
               <w14:ligatures w14:val="standardContextual"/>
             </w:rPr>
           </w:pPr>
-          <w:hyperlink w:anchor="_Toc142824123" w:history="1">
+          <w:hyperlink w:anchor="_Toc239208285" w:history="1">
             <w:r>
               <w:rPr>
                 <w:rStyle w:val="Hyperlink"/>
                 <w:noProof/>
               </w:rPr>
-              <w:t>CHAPTER SIXTEEN: Surrealty</w:t>
+              <w:t>CHAPTER THIRTEEN: September 10, 2001</w:t>
             </w:r>
             <w:r>
               <w:rPr>
@@ -1418,7 +1208,7 @@
                 <w:noProof/>
                 <w:webHidden/>
               </w:rPr>
-              <w:instrText xml:space="preserve"> PAGEREF _Toc142824123 \h </w:instrText>
+              <w:instrText xml:space="preserve"> PAGEREF _Toc239208285 \h </w:instrText>
             </w:r>
             <w:r>
               <w:rPr>
@@ -1438,7 +1228,7 @@
                 <w:noProof/>
                 <w:webHidden/>
               </w:rPr>
-              <w:t>34</w:t>
+              <w:t>35</w:t>
             </w:r>
             <w:r>
               <w:rPr>
@@ -1459,18 +1249,16 @@
               <w:rFonts w:asciiTheme="minorHAnsi" w:eastAsiaTheme="minorEastAsia" w:hAnsiTheme="minorHAnsi" w:cstheme="minorBidi"/>
               <w:noProof/>
               <w:kern w:val="2"/>
-              <w:sz w:val="22"/>
-              <w:szCs w:val="22"/>
               <w14:ligatures w14:val="standardContextual"/>
             </w:rPr>
           </w:pPr>
-          <w:hyperlink w:anchor="_Toc142824124" w:history="1">
+          <w:hyperlink w:anchor="_Toc239208286" w:history="1">
             <w:r>
               <w:rPr>
                 <w:rStyle w:val="Hyperlink"/>
                 <w:noProof/>
               </w:rPr>
-              <w:t>CHAPTER SEVENTEEN: The Fruits of Piety</w:t>
+              <w:t>CHAPTER FOURTEEN: September 11, 2001</w:t>
             </w:r>
             <w:r>
               <w:rPr>
@@ -1491,80 +1279,7 @@
                 <w:noProof/>
                 <w:webHidden/>
               </w:rPr>
-              <w:instrText xml:space="preserve"> PAGEREF _Toc142824124 \h </w:instrText>
-            </w:r>
-            <w:r>
-              <w:rPr>
-                <w:noProof/>
-                <w:webHidden/>
-              </w:rPr>
-            </w:r>
-            <w:r>
-              <w:rPr>
-                <w:noProof/>
-                <w:webHidden/>
-              </w:rPr>
-              <w:fldChar w:fldCharType="separate"/>
-            </w:r>
-            <w:r>
-              <w:rPr>
-                <w:noProof/>
-                <w:webHidden/>
-              </w:rPr>
-              <w:t>36</w:t>
-            </w:r>
-            <w:r>
-              <w:rPr>
-                <w:noProof/>
-                <w:webHidden/>
-              </w:rPr>
-              <w:fldChar w:fldCharType="end"/>
-            </w:r>
-          </w:hyperlink>
-        </w:p>
-        <w:p>
-          <w:pPr>
-            <w:pStyle w:val="TOC2"/>
-            <w:tabs>
-              <w:tab w:val="right" w:leader="dot" w:pos="9350"/>
-            </w:tabs>
-            <w:rPr>
-              <w:rFonts w:asciiTheme="minorHAnsi" w:eastAsiaTheme="minorEastAsia" w:hAnsiTheme="minorHAnsi" w:cstheme="minorBidi"/>
-              <w:noProof/>
-              <w:kern w:val="2"/>
-              <w:sz w:val="22"/>
-              <w:szCs w:val="22"/>
-              <w14:ligatures w14:val="standardContextual"/>
-            </w:rPr>
-          </w:pPr>
-          <w:hyperlink w:anchor="_Toc142824125" w:history="1">
-            <w:r>
-              <w:rPr>
-                <w:rStyle w:val="Hyperlink"/>
-                <w:noProof/>
-              </w:rPr>
-              <w:t>CHAPTER EIGHTEEN: Jana Friedman</w:t>
-            </w:r>
-            <w:r>
-              <w:rPr>
-                <w:noProof/>
-                <w:webHidden/>
-              </w:rPr>
-              <w:tab/>
-            </w:r>
-            <w:r>
-              <w:rPr>
-                <w:noProof/>
-                <w:webHidden/>
-              </w:rPr>
-              <w:fldChar w:fldCharType="begin"/>
-            </w:r>
-            <w:r>
-              <w:rPr>
-                <w:noProof/>
-                <w:webHidden/>
-              </w:rPr>
-              <w:instrText xml:space="preserve"> PAGEREF _Toc142824125 \h </w:instrText>
+              <w:instrText xml:space="preserve"> PAGEREF _Toc239208286 \h </w:instrText>
             </w:r>
             <w:r>
               <w:rPr>
@@ -1605,18 +1320,17 @@
               <w:rFonts w:asciiTheme="minorHAnsi" w:eastAsiaTheme="minorEastAsia" w:hAnsiTheme="minorHAnsi" w:cstheme="minorBidi"/>
               <w:noProof/>
               <w:kern w:val="2"/>
-              <w:sz w:val="22"/>
-              <w:szCs w:val="22"/>
               <w14:ligatures w14:val="standardContextual"/>
             </w:rPr>
           </w:pPr>
-          <w:hyperlink w:anchor="_Toc142824126" w:history="1">
+          <w:hyperlink w:anchor="_Toc239208287" w:history="1">
             <w:r>
               <w:rPr>
                 <w:rStyle w:val="Hyperlink"/>
+                <w:rFonts w:eastAsia="Calibri"/>
                 <w:noProof/>
               </w:rPr>
-              <w:t>CHAPTER NINETEEN: Coarse Russian</w:t>
+              <w:t>CHAPTER FIFTEEN: Aftermath</w:t>
             </w:r>
             <w:r>
               <w:rPr>
@@ -1637,7 +1351,7 @@
                 <w:noProof/>
                 <w:webHidden/>
               </w:rPr>
-              <w:instrText xml:space="preserve"> PAGEREF _Toc142824126 \h </w:instrText>
+              <w:instrText xml:space="preserve"> PAGEREF _Toc239208287 \h </w:instrText>
             </w:r>
             <w:r>
               <w:rPr>
@@ -1657,7 +1371,7 @@
                 <w:noProof/>
                 <w:webHidden/>
               </w:rPr>
-              <w:t>40</w:t>
+              <w:t>39</w:t>
             </w:r>
             <w:r>
               <w:rPr>
@@ -1678,18 +1392,17 @@
               <w:rFonts w:asciiTheme="minorHAnsi" w:eastAsiaTheme="minorEastAsia" w:hAnsiTheme="minorHAnsi" w:cstheme="minorBidi"/>
               <w:noProof/>
               <w:kern w:val="2"/>
-              <w:sz w:val="22"/>
-              <w:szCs w:val="22"/>
               <w14:ligatures w14:val="standardContextual"/>
             </w:rPr>
           </w:pPr>
-          <w:hyperlink w:anchor="_Toc142824127" w:history="1">
+          <w:hyperlink w:anchor="_Toc239208288" w:history="1">
             <w:r>
               <w:rPr>
                 <w:rStyle w:val="Hyperlink"/>
+                <w:rFonts w:eastAsia="Calibri"/>
                 <w:noProof/>
               </w:rPr>
-              <w:t>CHAPTER TWENTY: Such Stuff as Dreams Are Made Of</w:t>
+              <w:t>CHAPTER SIXTEEN: Surreality</w:t>
             </w:r>
             <w:r>
               <w:rPr>
@@ -1710,80 +1423,7 @@
                 <w:noProof/>
                 <w:webHidden/>
               </w:rPr>
-              <w:instrText xml:space="preserve"> PAGEREF _Toc142824127 \h </w:instrText>
-            </w:r>
-            <w:r>
-              <w:rPr>
-                <w:noProof/>
-                <w:webHidden/>
-              </w:rPr>
-            </w:r>
-            <w:r>
-              <w:rPr>
-                <w:noProof/>
-                <w:webHidden/>
-              </w:rPr>
-              <w:fldChar w:fldCharType="separate"/>
-            </w:r>
-            <w:r>
-              <w:rPr>
-                <w:noProof/>
-                <w:webHidden/>
-              </w:rPr>
-              <w:t>42</w:t>
-            </w:r>
-            <w:r>
-              <w:rPr>
-                <w:noProof/>
-                <w:webHidden/>
-              </w:rPr>
-              <w:fldChar w:fldCharType="end"/>
-            </w:r>
-          </w:hyperlink>
-        </w:p>
-        <w:p>
-          <w:pPr>
-            <w:pStyle w:val="TOC2"/>
-            <w:tabs>
-              <w:tab w:val="right" w:leader="dot" w:pos="9350"/>
-            </w:tabs>
-            <w:rPr>
-              <w:rFonts w:asciiTheme="minorHAnsi" w:eastAsiaTheme="minorEastAsia" w:hAnsiTheme="minorHAnsi" w:cstheme="minorBidi"/>
-              <w:noProof/>
-              <w:kern w:val="2"/>
-              <w:sz w:val="22"/>
-              <w:szCs w:val="22"/>
-              <w14:ligatures w14:val="standardContextual"/>
-            </w:rPr>
-          </w:pPr>
-          <w:hyperlink w:anchor="_Toc142824128" w:history="1">
-            <w:r>
-              <w:rPr>
-                <w:rStyle w:val="Hyperlink"/>
-                <w:noProof/>
-              </w:rPr>
-              <w:t>CHAPTER TWENTY-ONE: Subconscious</w:t>
-            </w:r>
-            <w:r>
-              <w:rPr>
-                <w:noProof/>
-                <w:webHidden/>
-              </w:rPr>
-              <w:tab/>
-            </w:r>
-            <w:r>
-              <w:rPr>
-                <w:noProof/>
-                <w:webHidden/>
-              </w:rPr>
-              <w:fldChar w:fldCharType="begin"/>
-            </w:r>
-            <w:r>
-              <w:rPr>
-                <w:noProof/>
-                <w:webHidden/>
-              </w:rPr>
-              <w:instrText xml:space="preserve"> PAGEREF _Toc142824128 \h </w:instrText>
+              <w:instrText xml:space="preserve"> PAGEREF _Toc239208288 \h </w:instrText>
             </w:r>
             <w:r>
               <w:rPr>
@@ -1824,18 +1464,16 @@
               <w:rFonts w:asciiTheme="minorHAnsi" w:eastAsiaTheme="minorEastAsia" w:hAnsiTheme="minorHAnsi" w:cstheme="minorBidi"/>
               <w:noProof/>
               <w:kern w:val="2"/>
-              <w:sz w:val="22"/>
-              <w:szCs w:val="22"/>
               <w14:ligatures w14:val="standardContextual"/>
             </w:rPr>
           </w:pPr>
-          <w:hyperlink w:anchor="_Toc142824129" w:history="1">
+          <w:hyperlink w:anchor="_Toc239208289" w:history="1">
             <w:r>
               <w:rPr>
                 <w:rStyle w:val="Hyperlink"/>
                 <w:noProof/>
               </w:rPr>
-              <w:t>CHAPTER TWENTY-TWO: Beginnings Yet Again</w:t>
+              <w:t>CHAPTER SEVENTEEN: The Fruits of Piety</w:t>
             </w:r>
             <w:r>
               <w:rPr>
@@ -1856,153 +1494,7 @@
                 <w:noProof/>
                 <w:webHidden/>
               </w:rPr>
-              <w:instrText xml:space="preserve"> PAGEREF _Toc142824129 \h </w:instrText>
-            </w:r>
-            <w:r>
-              <w:rPr>
-                <w:noProof/>
-                <w:webHidden/>
-              </w:rPr>
-            </w:r>
-            <w:r>
-              <w:rPr>
-                <w:noProof/>
-                <w:webHidden/>
-              </w:rPr>
-              <w:fldChar w:fldCharType="separate"/>
-            </w:r>
-            <w:r>
-              <w:rPr>
-                <w:noProof/>
-                <w:webHidden/>
-              </w:rPr>
-              <w:t>45</w:t>
-            </w:r>
-            <w:r>
-              <w:rPr>
-                <w:noProof/>
-                <w:webHidden/>
-              </w:rPr>
-              <w:fldChar w:fldCharType="end"/>
-            </w:r>
-          </w:hyperlink>
-        </w:p>
-        <w:p>
-          <w:pPr>
-            <w:pStyle w:val="TOC2"/>
-            <w:tabs>
-              <w:tab w:val="right" w:leader="dot" w:pos="9350"/>
-            </w:tabs>
-            <w:rPr>
-              <w:rFonts w:asciiTheme="minorHAnsi" w:eastAsiaTheme="minorEastAsia" w:hAnsiTheme="minorHAnsi" w:cstheme="minorBidi"/>
-              <w:noProof/>
-              <w:kern w:val="2"/>
-              <w:sz w:val="22"/>
-              <w:szCs w:val="22"/>
-              <w14:ligatures w14:val="standardContextual"/>
-            </w:rPr>
-          </w:pPr>
-          <w:hyperlink w:anchor="_Toc142824130" w:history="1">
-            <w:r>
-              <w:rPr>
-                <w:rStyle w:val="Hyperlink"/>
-                <w:noProof/>
-              </w:rPr>
-              <w:t>CHAPTER TWENTY-THREE: Charlie Moss Moonshot</w:t>
-            </w:r>
-            <w:r>
-              <w:rPr>
-                <w:noProof/>
-                <w:webHidden/>
-              </w:rPr>
-              <w:tab/>
-            </w:r>
-            <w:r>
-              <w:rPr>
-                <w:noProof/>
-                <w:webHidden/>
-              </w:rPr>
-              <w:fldChar w:fldCharType="begin"/>
-            </w:r>
-            <w:r>
-              <w:rPr>
-                <w:noProof/>
-                <w:webHidden/>
-              </w:rPr>
-              <w:instrText xml:space="preserve"> PAGEREF _Toc142824130 \h </w:instrText>
-            </w:r>
-            <w:r>
-              <w:rPr>
-                <w:noProof/>
-                <w:webHidden/>
-              </w:rPr>
-            </w:r>
-            <w:r>
-              <w:rPr>
-                <w:noProof/>
-                <w:webHidden/>
-              </w:rPr>
-              <w:fldChar w:fldCharType="separate"/>
-            </w:r>
-            <w:r>
-              <w:rPr>
-                <w:noProof/>
-                <w:webHidden/>
-              </w:rPr>
-              <w:t>48</w:t>
-            </w:r>
-            <w:r>
-              <w:rPr>
-                <w:noProof/>
-                <w:webHidden/>
-              </w:rPr>
-              <w:fldChar w:fldCharType="end"/>
-            </w:r>
-          </w:hyperlink>
-        </w:p>
-        <w:p>
-          <w:pPr>
-            <w:pStyle w:val="TOC2"/>
-            <w:tabs>
-              <w:tab w:val="right" w:leader="dot" w:pos="9350"/>
-            </w:tabs>
-            <w:rPr>
-              <w:rFonts w:asciiTheme="minorHAnsi" w:eastAsiaTheme="minorEastAsia" w:hAnsiTheme="minorHAnsi" w:cstheme="minorBidi"/>
-              <w:noProof/>
-              <w:kern w:val="2"/>
-              <w:sz w:val="22"/>
-              <w:szCs w:val="22"/>
-              <w14:ligatures w14:val="standardContextual"/>
-            </w:rPr>
-          </w:pPr>
-          <w:hyperlink w:anchor="_Toc142824131" w:history="1">
-            <w:r>
-              <w:rPr>
-                <w:rStyle w:val="Hyperlink"/>
-                <w:noProof/>
-              </w:rPr>
-              <w:t>CHAPTER TWENTY-FOUR: Pairings</w:t>
-            </w:r>
-            <w:r>
-              <w:rPr>
-                <w:noProof/>
-                <w:webHidden/>
-              </w:rPr>
-              <w:tab/>
-            </w:r>
-            <w:r>
-              <w:rPr>
-                <w:noProof/>
-                <w:webHidden/>
-              </w:rPr>
-              <w:fldChar w:fldCharType="begin"/>
-            </w:r>
-            <w:r>
-              <w:rPr>
-                <w:noProof/>
-                <w:webHidden/>
-              </w:rPr>
-              <w:instrText xml:space="preserve"> PAGEREF _Toc142824131 \h </w:instrText>
+              <w:instrText xml:space="preserve"> PAGEREF _Toc239208289 \h </w:instrText>
             </w:r>
             <w:r>
               <w:rPr>
@@ -2035,7 +1527,7 @@
         </w:p>
         <w:p>
           <w:pPr>
-            <w:pStyle w:val="TOC1"/>
+            <w:pStyle w:val="TOC2"/>
             <w:tabs>
               <w:tab w:val="right" w:leader="dot" w:pos="9350"/>
             </w:tabs>
@@ -2043,18 +1535,16 @@
               <w:rFonts w:asciiTheme="minorHAnsi" w:eastAsiaTheme="minorEastAsia" w:hAnsiTheme="minorHAnsi" w:cstheme="minorBidi"/>
               <w:noProof/>
               <w:kern w:val="2"/>
-              <w:sz w:val="22"/>
-              <w:szCs w:val="22"/>
               <w14:ligatures w14:val="standardContextual"/>
             </w:rPr>
           </w:pPr>
-          <w:hyperlink w:anchor="_Toc142824132" w:history="1">
+          <w:hyperlink w:anchor="_Toc239208290" w:history="1">
             <w:r>
               <w:rPr>
                 <w:rStyle w:val="Hyperlink"/>
                 <w:noProof/>
               </w:rPr>
-              <w:t>PART TWO: INTO THE FUTURE…</w:t>
+              <w:t>CHAPTER EIGHTEEN: Jana Friedman</w:t>
             </w:r>
             <w:r>
               <w:rPr>
@@ -2075,7 +1565,7 @@
                 <w:noProof/>
                 <w:webHidden/>
               </w:rPr>
-              <w:instrText xml:space="preserve"> PAGEREF _Toc142824132 \h </w:instrText>
+              <w:instrText xml:space="preserve"> PAGEREF _Toc239208290 \h </w:instrText>
             </w:r>
             <w:r>
               <w:rPr>
@@ -2116,18 +1606,16 @@
               <w:rFonts w:asciiTheme="minorHAnsi" w:eastAsiaTheme="minorEastAsia" w:hAnsiTheme="minorHAnsi" w:cstheme="minorBidi"/>
               <w:noProof/>
               <w:kern w:val="2"/>
-              <w:sz w:val="22"/>
-              <w:szCs w:val="22"/>
               <w14:ligatures w14:val="standardContextual"/>
             </w:rPr>
           </w:pPr>
-          <w:hyperlink w:anchor="_Toc142824133" w:history="1">
+          <w:hyperlink w:anchor="_Toc239208291" w:history="1">
             <w:r>
               <w:rPr>
                 <w:rStyle w:val="Hyperlink"/>
                 <w:noProof/>
               </w:rPr>
-              <w:t>CHAPTER TWENTY-FIVE: Artists</w:t>
+              <w:t>CHAPTER NINETEEN: Coarse Russian</w:t>
             </w:r>
             <w:r>
               <w:rPr>
@@ -2148,153 +1636,7 @@
                 <w:noProof/>
                 <w:webHidden/>
               </w:rPr>
-              <w:instrText xml:space="preserve"> PAGEREF _Toc142824133 \h </w:instrText>
-            </w:r>
-            <w:r>
-              <w:rPr>
-                <w:noProof/>
-                <w:webHidden/>
-              </w:rPr>
-            </w:r>
-            <w:r>
-              <w:rPr>
-                <w:noProof/>
-                <w:webHidden/>
-              </w:rPr>
-              <w:fldChar w:fldCharType="separate"/>
-            </w:r>
-            <w:r>
-              <w:rPr>
-                <w:noProof/>
-                <w:webHidden/>
-              </w:rPr>
-              <w:t>52</w:t>
-            </w:r>
-            <w:r>
-              <w:rPr>
-                <w:noProof/>
-                <w:webHidden/>
-              </w:rPr>
-              <w:fldChar w:fldCharType="end"/>
-            </w:r>
-          </w:hyperlink>
-        </w:p>
-        <w:p>
-          <w:pPr>
-            <w:pStyle w:val="TOC2"/>
-            <w:tabs>
-              <w:tab w:val="right" w:leader="dot" w:pos="9350"/>
-            </w:tabs>
-            <w:rPr>
-              <w:rFonts w:asciiTheme="minorHAnsi" w:eastAsiaTheme="minorEastAsia" w:hAnsiTheme="minorHAnsi" w:cstheme="minorBidi"/>
-              <w:noProof/>
-              <w:kern w:val="2"/>
-              <w:sz w:val="22"/>
-              <w:szCs w:val="22"/>
-              <w14:ligatures w14:val="standardContextual"/>
-            </w:rPr>
-          </w:pPr>
-          <w:hyperlink w:anchor="_Toc142824134" w:history="1">
-            <w:r>
-              <w:rPr>
-                <w:rStyle w:val="Hyperlink"/>
-                <w:noProof/>
-              </w:rPr>
-              <w:t>CHAPTER TWENTY-SIX: Colene and Big Joe</w:t>
-            </w:r>
-            <w:r>
-              <w:rPr>
-                <w:noProof/>
-                <w:webHidden/>
-              </w:rPr>
-              <w:tab/>
-            </w:r>
-            <w:r>
-              <w:rPr>
-                <w:noProof/>
-                <w:webHidden/>
-              </w:rPr>
-              <w:fldChar w:fldCharType="begin"/>
-            </w:r>
-            <w:r>
-              <w:rPr>
-                <w:noProof/>
-                <w:webHidden/>
-              </w:rPr>
-              <w:instrText xml:space="preserve"> PAGEREF _Toc142824134 \h </w:instrText>
-            </w:r>
-            <w:r>
-              <w:rPr>
-                <w:noProof/>
-                <w:webHidden/>
-              </w:rPr>
-            </w:r>
-            <w:r>
-              <w:rPr>
-                <w:noProof/>
-                <w:webHidden/>
-              </w:rPr>
-              <w:fldChar w:fldCharType="separate"/>
-            </w:r>
-            <w:r>
-              <w:rPr>
-                <w:noProof/>
-                <w:webHidden/>
-              </w:rPr>
-              <w:t>54</w:t>
-            </w:r>
-            <w:r>
-              <w:rPr>
-                <w:noProof/>
-                <w:webHidden/>
-              </w:rPr>
-              <w:fldChar w:fldCharType="end"/>
-            </w:r>
-          </w:hyperlink>
-        </w:p>
-        <w:p>
-          <w:pPr>
-            <w:pStyle w:val="TOC2"/>
-            <w:tabs>
-              <w:tab w:val="right" w:leader="dot" w:pos="9350"/>
-            </w:tabs>
-            <w:rPr>
-              <w:rFonts w:asciiTheme="minorHAnsi" w:eastAsiaTheme="minorEastAsia" w:hAnsiTheme="minorHAnsi" w:cstheme="minorBidi"/>
-              <w:noProof/>
-              <w:kern w:val="2"/>
-              <w:sz w:val="22"/>
-              <w:szCs w:val="22"/>
-              <w14:ligatures w14:val="standardContextual"/>
-            </w:rPr>
-          </w:pPr>
-          <w:hyperlink w:anchor="_Toc142824135" w:history="1">
-            <w:r>
-              <w:rPr>
-                <w:rStyle w:val="Hyperlink"/>
-                <w:noProof/>
-              </w:rPr>
-              <w:t>CHAPTER TWENTY-SEVEN: Black Swans</w:t>
-            </w:r>
-            <w:r>
-              <w:rPr>
-                <w:noProof/>
-                <w:webHidden/>
-              </w:rPr>
-              <w:tab/>
-            </w:r>
-            <w:r>
-              <w:rPr>
-                <w:noProof/>
-                <w:webHidden/>
-              </w:rPr>
-              <w:fldChar w:fldCharType="begin"/>
-            </w:r>
-            <w:r>
-              <w:rPr>
-                <w:noProof/>
-                <w:webHidden/>
-              </w:rPr>
-              <w:instrText xml:space="preserve"> PAGEREF _Toc142824135 \h </w:instrText>
+              <w:instrText xml:space="preserve"> PAGEREF _Toc239208291 \h </w:instrText>
             </w:r>
             <w:r>
               <w:rPr>
@@ -2335,18 +1677,16 @@
               <w:rFonts w:asciiTheme="minorHAnsi" w:eastAsiaTheme="minorEastAsia" w:hAnsiTheme="minorHAnsi" w:cstheme="minorBidi"/>
               <w:noProof/>
               <w:kern w:val="2"/>
-              <w:sz w:val="22"/>
-              <w:szCs w:val="22"/>
               <w14:ligatures w14:val="standardContextual"/>
             </w:rPr>
           </w:pPr>
-          <w:hyperlink w:anchor="_Toc142824136" w:history="1">
+          <w:hyperlink w:anchor="_Toc239208292" w:history="1">
             <w:r>
               <w:rPr>
                 <w:rStyle w:val="Hyperlink"/>
                 <w:noProof/>
               </w:rPr>
-              <w:t>CHAPTER TWENTY-EIGHT: Central Park</w:t>
+              <w:t>CHAPTER TWENTY: Such Stuff as Dreams Are Made Of</w:t>
             </w:r>
             <w:r>
               <w:rPr>
@@ -2367,7 +1707,7 @@
                 <w:noProof/>
                 <w:webHidden/>
               </w:rPr>
-              <w:instrText xml:space="preserve"> PAGEREF _Toc142824136 \h </w:instrText>
+              <w:instrText xml:space="preserve"> PAGEREF _Toc239208292 \h </w:instrText>
             </w:r>
             <w:r>
               <w:rPr>
@@ -2387,7 +1727,7 @@
                 <w:noProof/>
                 <w:webHidden/>
               </w:rPr>
-              <w:t>58</w:t>
+              <w:t>59</w:t>
             </w:r>
             <w:r>
               <w:rPr>
@@ -2408,18 +1748,16 @@
               <w:rFonts w:asciiTheme="minorHAnsi" w:eastAsiaTheme="minorEastAsia" w:hAnsiTheme="minorHAnsi" w:cstheme="minorBidi"/>
               <w:noProof/>
               <w:kern w:val="2"/>
-              <w:sz w:val="22"/>
-              <w:szCs w:val="22"/>
               <w14:ligatures w14:val="standardContextual"/>
             </w:rPr>
           </w:pPr>
-          <w:hyperlink w:anchor="_Toc142824137" w:history="1">
+          <w:hyperlink w:anchor="_Toc239208293" w:history="1">
             <w:r>
               <w:rPr>
                 <w:rStyle w:val="Hyperlink"/>
                 <w:noProof/>
               </w:rPr>
-              <w:t>CHAPTER TWENTY-NINE: Rodeo Rides</w:t>
+              <w:t>CHAPTER TWENTY-ONE: Subconscious</w:t>
             </w:r>
             <w:r>
               <w:rPr>
@@ -2440,7 +1778,7 @@
                 <w:noProof/>
                 <w:webHidden/>
               </w:rPr>
-              <w:instrText xml:space="preserve"> PAGEREF _Toc142824137 \h </w:instrText>
+              <w:instrText xml:space="preserve"> PAGEREF _Toc239208293 \h </w:instrText>
             </w:r>
             <w:r>
               <w:rPr>
@@ -2460,7 +1798,7 @@
                 <w:noProof/>
                 <w:webHidden/>
               </w:rPr>
-              <w:t>60</w:t>
+              <w:t>63</w:t>
             </w:r>
             <w:r>
               <w:rPr>
@@ -2481,18 +1819,16 @@
               <w:rFonts w:asciiTheme="minorHAnsi" w:eastAsiaTheme="minorEastAsia" w:hAnsiTheme="minorHAnsi" w:cstheme="minorBidi"/>
               <w:noProof/>
               <w:kern w:val="2"/>
-              <w:sz w:val="22"/>
-              <w:szCs w:val="22"/>
               <w14:ligatures w14:val="standardContextual"/>
             </w:rPr>
           </w:pPr>
-          <w:hyperlink w:anchor="_Toc142824138" w:history="1">
+          <w:hyperlink w:anchor="_Toc239208294" w:history="1">
             <w:r>
               <w:rPr>
                 <w:rStyle w:val="Hyperlink"/>
                 <w:noProof/>
               </w:rPr>
-              <w:t>CHAPTER THIRTY: Rare</w:t>
+              <w:t>CHAPTER TWENTY-TWO: Beginnings Yet Again</w:t>
             </w:r>
             <w:r>
               <w:rPr>
@@ -2513,80 +1849,7 @@
                 <w:noProof/>
                 <w:webHidden/>
               </w:rPr>
-              <w:instrText xml:space="preserve"> PAGEREF _Toc142824138 \h </w:instrText>
-            </w:r>
-            <w:r>
-              <w:rPr>
-                <w:noProof/>
-                <w:webHidden/>
-              </w:rPr>
-            </w:r>
-            <w:r>
-              <w:rPr>
-                <w:noProof/>
-                <w:webHidden/>
-              </w:rPr>
-              <w:fldChar w:fldCharType="separate"/>
-            </w:r>
-            <w:r>
-              <w:rPr>
-                <w:noProof/>
-                <w:webHidden/>
-              </w:rPr>
-              <w:t>62</w:t>
-            </w:r>
-            <w:r>
-              <w:rPr>
-                <w:noProof/>
-                <w:webHidden/>
-              </w:rPr>
-              <w:fldChar w:fldCharType="end"/>
-            </w:r>
-          </w:hyperlink>
-        </w:p>
-        <w:p>
-          <w:pPr>
-            <w:pStyle w:val="TOC2"/>
-            <w:tabs>
-              <w:tab w:val="right" w:leader="dot" w:pos="9350"/>
-            </w:tabs>
-            <w:rPr>
-              <w:rFonts w:asciiTheme="minorHAnsi" w:eastAsiaTheme="minorEastAsia" w:hAnsiTheme="minorHAnsi" w:cstheme="minorBidi"/>
-              <w:noProof/>
-              <w:kern w:val="2"/>
-              <w:sz w:val="22"/>
-              <w:szCs w:val="22"/>
-              <w14:ligatures w14:val="standardContextual"/>
-            </w:rPr>
-          </w:pPr>
-          <w:hyperlink w:anchor="_Toc142824139" w:history="1">
-            <w:r>
-              <w:rPr>
-                <w:rStyle w:val="Hyperlink"/>
-                <w:noProof/>
-              </w:rPr>
-              <w:t>CHAPTER THIRTY-ONE: Star Trek</w:t>
-            </w:r>
-            <w:r>
-              <w:rPr>
-                <w:noProof/>
-                <w:webHidden/>
-              </w:rPr>
-              <w:tab/>
-            </w:r>
-            <w:r>
-              <w:rPr>
-                <w:noProof/>
-                <w:webHidden/>
-              </w:rPr>
-              <w:fldChar w:fldCharType="begin"/>
-            </w:r>
-            <w:r>
-              <w:rPr>
-                <w:noProof/>
-                <w:webHidden/>
-              </w:rPr>
-              <w:instrText xml:space="preserve"> PAGEREF _Toc142824139 \h </w:instrText>
+              <w:instrText xml:space="preserve"> PAGEREF _Toc239208294 \h </w:instrText>
             </w:r>
             <w:r>
               <w:rPr>
@@ -2627,18 +1890,16 @@
               <w:rFonts w:asciiTheme="minorHAnsi" w:eastAsiaTheme="minorEastAsia" w:hAnsiTheme="minorHAnsi" w:cstheme="minorBidi"/>
               <w:noProof/>
               <w:kern w:val="2"/>
-              <w:sz w:val="22"/>
-              <w:szCs w:val="22"/>
               <w14:ligatures w14:val="standardContextual"/>
             </w:rPr>
           </w:pPr>
-          <w:hyperlink w:anchor="_Toc142824140" w:history="1">
+          <w:hyperlink w:anchor="_Toc239208295" w:history="1">
             <w:r>
               <w:rPr>
                 <w:rStyle w:val="Hyperlink"/>
                 <w:noProof/>
               </w:rPr>
-              <w:t>CHAPTER THIRTY-TWO: Ineluctable</w:t>
+              <w:t>CHAPTER TWENTY-THREE: Charlie Moss Moonshot</w:t>
             </w:r>
             <w:r>
               <w:rPr>
@@ -2659,7 +1920,7 @@
                 <w:noProof/>
                 <w:webHidden/>
               </w:rPr>
-              <w:instrText xml:space="preserve"> PAGEREF _Toc142824140 \h </w:instrText>
+              <w:instrText xml:space="preserve"> PAGEREF _Toc239208295 \h </w:instrText>
             </w:r>
             <w:r>
               <w:rPr>
@@ -2700,18 +1961,16 @@
               <w:rFonts w:asciiTheme="minorHAnsi" w:eastAsiaTheme="minorEastAsia" w:hAnsiTheme="minorHAnsi" w:cstheme="minorBidi"/>
               <w:noProof/>
               <w:kern w:val="2"/>
-              <w:sz w:val="22"/>
-              <w:szCs w:val="22"/>
               <w14:ligatures w14:val="standardContextual"/>
             </w:rPr>
           </w:pPr>
-          <w:hyperlink w:anchor="_Toc142824141" w:history="1">
+          <w:hyperlink w:anchor="_Toc239208296" w:history="1">
             <w:r>
               <w:rPr>
                 <w:rStyle w:val="Hyperlink"/>
                 <w:noProof/>
               </w:rPr>
-              <w:t>CHAPTER THIRTY-THREE: Wager Lost</w:t>
+              <w:t>CHAPTER TWENTY-FOUR: Pairings</w:t>
             </w:r>
             <w:r>
               <w:rPr>
@@ -2732,7 +1991,7 @@
                 <w:noProof/>
                 <w:webHidden/>
               </w:rPr>
-              <w:instrText xml:space="preserve"> PAGEREF _Toc142824141 \h </w:instrText>
+              <w:instrText xml:space="preserve"> PAGEREF _Toc239208296 \h </w:instrText>
             </w:r>
             <w:r>
               <w:rPr>
@@ -2752,7 +2011,78 @@
                 <w:noProof/>
                 <w:webHidden/>
               </w:rPr>
-              <w:t>71</w:t>
+              <w:t>72</w:t>
+            </w:r>
+            <w:r>
+              <w:rPr>
+                <w:noProof/>
+                <w:webHidden/>
+              </w:rPr>
+              <w:fldChar w:fldCharType="end"/>
+            </w:r>
+          </w:hyperlink>
+        </w:p>
+        <w:p>
+          <w:pPr>
+            <w:pStyle w:val="TOC1"/>
+            <w:tabs>
+              <w:tab w:val="right" w:leader="dot" w:pos="9350"/>
+            </w:tabs>
+            <w:rPr>
+              <w:rFonts w:asciiTheme="minorHAnsi" w:eastAsiaTheme="minorEastAsia" w:hAnsiTheme="minorHAnsi" w:cstheme="minorBidi"/>
+              <w:noProof/>
+              <w:kern w:val="2"/>
+              <w14:ligatures w14:val="standardContextual"/>
+            </w:rPr>
+          </w:pPr>
+          <w:hyperlink w:anchor="_Toc239208297" w:history="1">
+            <w:r>
+              <w:rPr>
+                <w:rStyle w:val="Hyperlink"/>
+                <w:noProof/>
+              </w:rPr>
+              <w:t>PART TWO: INTO THE FUTURE…</w:t>
+            </w:r>
+            <w:r>
+              <w:rPr>
+                <w:noProof/>
+                <w:webHidden/>
+              </w:rPr>
+              <w:tab/>
+            </w:r>
+            <w:r>
+              <w:rPr>
+                <w:noProof/>
+                <w:webHidden/>
+              </w:rPr>
+              <w:fldChar w:fldCharType="begin"/>
+            </w:r>
+            <w:r>
+              <w:rPr>
+                <w:noProof/>
+                <w:webHidden/>
+              </w:rPr>
+              <w:instrText xml:space="preserve"> PAGEREF _Toc239208297 \h </w:instrText>
+            </w:r>
+            <w:r>
+              <w:rPr>
+                <w:noProof/>
+                <w:webHidden/>
+              </w:rPr>
+            </w:r>
+            <w:r>
+              <w:rPr>
+                <w:noProof/>
+                <w:webHidden/>
+              </w:rPr>
+              <w:fldChar w:fldCharType="separate"/>
+            </w:r>
+            <w:r>
+              <w:rPr>
+                <w:noProof/>
+                <w:webHidden/>
+              </w:rPr>
+              <w:t>73</w:t>
             </w:r>
             <w:r>
               <w:rPr>
@@ -2773,18 +2103,16 @@
               <w:rFonts w:asciiTheme="minorHAnsi" w:eastAsiaTheme="minorEastAsia" w:hAnsiTheme="minorHAnsi" w:cstheme="minorBidi"/>
               <w:noProof/>
               <w:kern w:val="2"/>
-              <w:sz w:val="22"/>
-              <w:szCs w:val="22"/>
               <w14:ligatures w14:val="standardContextual"/>
             </w:rPr>
           </w:pPr>
-          <w:hyperlink w:anchor="_Toc142824142" w:history="1">
+          <w:hyperlink w:anchor="_Toc239208298" w:history="1">
             <w:r>
               <w:rPr>
                 <w:rStyle w:val="Hyperlink"/>
                 <w:noProof/>
               </w:rPr>
-              <w:t>CHAPTER THIRTY-FOUR: Cabo Los Alamos</w:t>
+              <w:t>CHAPTER TWENTY-FIVE: Artists</w:t>
             </w:r>
             <w:r>
               <w:rPr>
@@ -2805,7 +2133,7 @@
                 <w:noProof/>
                 <w:webHidden/>
               </w:rPr>
-              <w:instrText xml:space="preserve"> PAGEREF _Toc142824142 \h </w:instrText>
+              <w:instrText xml:space="preserve"> PAGEREF _Toc239208298 \h </w:instrText>
             </w:r>
             <w:r>
               <w:rPr>
@@ -2846,18 +2174,16 @@
               <w:rFonts w:asciiTheme="minorHAnsi" w:eastAsiaTheme="minorEastAsia" w:hAnsiTheme="minorHAnsi" w:cstheme="minorBidi"/>
               <w:noProof/>
               <w:kern w:val="2"/>
-              <w:sz w:val="22"/>
-              <w:szCs w:val="22"/>
               <w14:ligatures w14:val="standardContextual"/>
             </w:rPr>
           </w:pPr>
-          <w:hyperlink w:anchor="_Toc142824143" w:history="1">
+          <w:hyperlink w:anchor="_Toc239208299" w:history="1">
             <w:r>
               <w:rPr>
                 <w:rStyle w:val="Hyperlink"/>
                 <w:noProof/>
               </w:rPr>
-              <w:t>CHAPTER THIRTY-FIVE: Big Joe</w:t>
+              <w:t>CHAPTER TWENTY-SIX: Colene and Big Joe</w:t>
             </w:r>
             <w:r>
               <w:rPr>
@@ -2878,7 +2204,7 @@
                 <w:noProof/>
                 <w:webHidden/>
               </w:rPr>
-              <w:instrText xml:space="preserve"> PAGEREF _Toc142824143 \h </w:instrText>
+              <w:instrText xml:space="preserve"> PAGEREF _Toc239208299 \h </w:instrText>
             </w:r>
             <w:r>
               <w:rPr>
@@ -2898,7 +2224,7 @@
                 <w:noProof/>
                 <w:webHidden/>
               </w:rPr>
-              <w:t>75</w:t>
+              <w:t>77</w:t>
             </w:r>
             <w:r>
               <w:rPr>
@@ -2919,19 +2245,16 @@
               <w:rFonts w:asciiTheme="minorHAnsi" w:eastAsiaTheme="minorEastAsia" w:hAnsiTheme="minorHAnsi" w:cstheme="minorBidi"/>
               <w:noProof/>
               <w:kern w:val="2"/>
-              <w:sz w:val="22"/>
-              <w:szCs w:val="22"/>
               <w14:ligatures w14:val="standardContextual"/>
             </w:rPr>
           </w:pPr>
-          <w:hyperlink w:anchor="_Toc142824144" w:history="1">
+          <w:hyperlink w:anchor="_Toc239208300" w:history="1">
             <w:r>
               <w:rPr>
                 <w:rStyle w:val="Hyperlink"/>
                 <w:noProof/>
-                <w:lang w:val="fr-FR"/>
               </w:rPr>
-              <w:t>CHAPTER THIRTY-SIX: Mémoires En Français</w:t>
+              <w:t>CHAPTER TWENTY-SEVEN: 500 Years of Black Swans</w:t>
             </w:r>
             <w:r>
               <w:rPr>
@@ -2952,7 +2275,7 @@
                 <w:noProof/>
                 <w:webHidden/>
               </w:rPr>
-              <w:instrText xml:space="preserve"> PAGEREF _Toc142824144 \h </w:instrText>
+              <w:instrText xml:space="preserve"> PAGEREF _Toc239208300 \h </w:instrText>
             </w:r>
             <w:r>
               <w:rPr>
@@ -2972,7 +2295,7 @@
                 <w:noProof/>
                 <w:webHidden/>
               </w:rPr>
-              <w:t>78</w:t>
+              <w:t>79</w:t>
             </w:r>
             <w:r>
               <w:rPr>
@@ -2993,18 +2316,16 @@
               <w:rFonts w:asciiTheme="minorHAnsi" w:eastAsiaTheme="minorEastAsia" w:hAnsiTheme="minorHAnsi" w:cstheme="minorBidi"/>
               <w:noProof/>
               <w:kern w:val="2"/>
-              <w:sz w:val="22"/>
-              <w:szCs w:val="22"/>
               <w14:ligatures w14:val="standardContextual"/>
             </w:rPr>
           </w:pPr>
-          <w:hyperlink w:anchor="_Toc142824145" w:history="1">
+          <w:hyperlink w:anchor="_Toc239208301" w:history="1">
             <w:r>
               <w:rPr>
                 <w:rStyle w:val="Hyperlink"/>
                 <w:noProof/>
               </w:rPr>
-              <w:t>CHAPTER THIRTY-SEVEN: Internet Eyes</w:t>
+              <w:t>CHAPTER TWENTY-EIGHT: Central Park</w:t>
             </w:r>
             <w:r>
               <w:rPr>
@@ -3025,7 +2346,7 @@
                 <w:noProof/>
                 <w:webHidden/>
               </w:rPr>
-              <w:instrText xml:space="preserve"> PAGEREF _Toc142824145 \h </w:instrText>
+              <w:instrText xml:space="preserve"> PAGEREF _Toc239208301 \h </w:instrText>
             </w:r>
             <w:r>
               <w:rPr>
@@ -3066,18 +2387,16 @@
               <w:rFonts w:asciiTheme="minorHAnsi" w:eastAsiaTheme="minorEastAsia" w:hAnsiTheme="minorHAnsi" w:cstheme="minorBidi"/>
               <w:noProof/>
               <w:kern w:val="2"/>
-              <w:sz w:val="22"/>
-              <w:szCs w:val="22"/>
               <w14:ligatures w14:val="standardContextual"/>
             </w:rPr>
           </w:pPr>
-          <w:hyperlink w:anchor="_Toc142824146" w:history="1">
+          <w:hyperlink w:anchor="_Toc239208302" w:history="1">
             <w:r>
               <w:rPr>
                 <w:rStyle w:val="Hyperlink"/>
                 <w:noProof/>
               </w:rPr>
-              <w:t>CHAPTER THIRTY-EIGHT: Retrogradation</w:t>
+              <w:t>CHAPTER TWENTY-NINE: Rodeo Rides</w:t>
             </w:r>
             <w:r>
               <w:rPr>
@@ -3098,7 +2417,7 @@
                 <w:noProof/>
                 <w:webHidden/>
               </w:rPr>
-              <w:instrText xml:space="preserve"> PAGEREF _Toc142824146 \h </w:instrText>
+              <w:instrText xml:space="preserve"> PAGEREF _Toc239208302 \h </w:instrText>
             </w:r>
             <w:r>
               <w:rPr>
@@ -3139,18 +2458,16 @@
               <w:rFonts w:asciiTheme="minorHAnsi" w:eastAsiaTheme="minorEastAsia" w:hAnsiTheme="minorHAnsi" w:cstheme="minorBidi"/>
               <w:noProof/>
               <w:kern w:val="2"/>
-              <w:sz w:val="22"/>
-              <w:szCs w:val="22"/>
               <w14:ligatures w14:val="standardContextual"/>
             </w:rPr>
           </w:pPr>
-          <w:hyperlink w:anchor="_Toc142824147" w:history="1">
+          <w:hyperlink w:anchor="_Toc239208303" w:history="1">
             <w:r>
               <w:rPr>
                 <w:rStyle w:val="Hyperlink"/>
                 <w:noProof/>
               </w:rPr>
-              <w:t>CHAPTER THIRTY-NINE: Out of The Blue</w:t>
+              <w:t>CHAPTER THIRTY: Raw</w:t>
             </w:r>
             <w:r>
               <w:rPr>
@@ -3171,7 +2488,7 @@
                 <w:noProof/>
                 <w:webHidden/>
               </w:rPr>
-              <w:instrText xml:space="preserve"> PAGEREF _Toc142824147 \h </w:instrText>
+              <w:instrText xml:space="preserve"> PAGEREF _Toc239208303 \h </w:instrText>
             </w:r>
             <w:r>
               <w:rPr>
@@ -3191,7 +2508,7 @@
                 <w:noProof/>
                 <w:webHidden/>
               </w:rPr>
-              <w:t>88</w:t>
+              <w:t>87</w:t>
             </w:r>
             <w:r>
               <w:rPr>
@@ -3212,18 +2529,16 @@
               <w:rFonts w:asciiTheme="minorHAnsi" w:eastAsiaTheme="minorEastAsia" w:hAnsiTheme="minorHAnsi" w:cstheme="minorBidi"/>
               <w:noProof/>
               <w:kern w:val="2"/>
-              <w:sz w:val="22"/>
-              <w:szCs w:val="22"/>
               <w14:ligatures w14:val="standardContextual"/>
             </w:rPr>
           </w:pPr>
-          <w:hyperlink w:anchor="_Toc142824148" w:history="1">
+          <w:hyperlink w:anchor="_Toc239208304" w:history="1">
             <w:r>
               <w:rPr>
                 <w:rStyle w:val="Hyperlink"/>
                 <w:noProof/>
               </w:rPr>
-              <w:t>CHAPTER FORTY: Lise</w:t>
+              <w:t>CHAPTER THIRTY-ONE: Star Trek</w:t>
             </w:r>
             <w:r>
               <w:rPr>
@@ -3244,7 +2559,7 @@
                 <w:noProof/>
                 <w:webHidden/>
               </w:rPr>
-              <w:instrText xml:space="preserve"> PAGEREF _Toc142824148 \h </w:instrText>
+              <w:instrText xml:space="preserve"> PAGEREF _Toc239208304 \h </w:instrText>
             </w:r>
             <w:r>
               <w:rPr>
@@ -3264,7 +2579,7 @@
                 <w:noProof/>
                 <w:webHidden/>
               </w:rPr>
-              <w:t>91</w:t>
+              <w:t>90</w:t>
             </w:r>
             <w:r>
               <w:rPr>
@@ -3285,18 +2600,16 @@
               <w:rFonts w:asciiTheme="minorHAnsi" w:eastAsiaTheme="minorEastAsia" w:hAnsiTheme="minorHAnsi" w:cstheme="minorBidi"/>
               <w:noProof/>
               <w:kern w:val="2"/>
-              <w:sz w:val="22"/>
-              <w:szCs w:val="22"/>
               <w14:ligatures w14:val="standardContextual"/>
             </w:rPr>
           </w:pPr>
-          <w:hyperlink w:anchor="_Toc142824149" w:history="1">
+          <w:hyperlink w:anchor="_Toc239208305" w:history="1">
             <w:r>
               <w:rPr>
                 <w:rStyle w:val="Hyperlink"/>
                 <w:noProof/>
               </w:rPr>
-              <w:t>CHAPTER FORTY-ONE: Mansion</w:t>
+              <w:t>CHAPTER THIRTY-TWO: Ineluctable</w:t>
             </w:r>
             <w:r>
               <w:rPr>
@@ -3317,7 +2630,7 @@
                 <w:noProof/>
                 <w:webHidden/>
               </w:rPr>
-              <w:instrText xml:space="preserve"> PAGEREF _Toc142824149 \h </w:instrText>
+              <w:instrText xml:space="preserve"> PAGEREF _Toc239208305 \h </w:instrText>
             </w:r>
             <w:r>
               <w:rPr>
@@ -3337,7 +2650,7 @@
                 <w:noProof/>
                 <w:webHidden/>
               </w:rPr>
-              <w:t>93</w:t>
+              <w:t>96</w:t>
             </w:r>
             <w:r>
               <w:rPr>
@@ -3358,18 +2671,17 @@
               <w:rFonts w:asciiTheme="minorHAnsi" w:eastAsiaTheme="minorEastAsia" w:hAnsiTheme="minorHAnsi" w:cstheme="minorBidi"/>
               <w:noProof/>
               <w:kern w:val="2"/>
-              <w:sz w:val="22"/>
-              <w:szCs w:val="22"/>
               <w14:ligatures w14:val="standardContextual"/>
             </w:rPr>
           </w:pPr>
-          <w:hyperlink w:anchor="_Toc142824150" w:history="1">
+          <w:hyperlink w:anchor="_Toc239208306" w:history="1">
             <w:r>
               <w:rPr>
                 <w:rStyle w:val="Hyperlink"/>
+                <w:rFonts w:eastAsia="Calibri"/>
                 <w:noProof/>
               </w:rPr>
-              <w:t>CHAPTER FORTY-TWO: ALM</w:t>
+              <w:t>CHAPTER THIRTY-THREE: Wager Lost</w:t>
             </w:r>
             <w:r>
               <w:rPr>
@@ -3390,7 +2702,7 @@
                 <w:noProof/>
                 <w:webHidden/>
               </w:rPr>
-              <w:instrText xml:space="preserve"> PAGEREF _Toc142824150 \h </w:instrText>
+              <w:instrText xml:space="preserve"> PAGEREF _Toc239208306 \h </w:instrText>
             </w:r>
             <w:r>
               <w:rPr>
@@ -3410,7 +2722,7 @@
                 <w:noProof/>
                 <w:webHidden/>
               </w:rPr>
-              <w:t>95</w:t>
+              <w:t>99</w:t>
             </w:r>
             <w:r>
               <w:rPr>
@@ -3431,18 +2743,16 @@
               <w:rFonts w:asciiTheme="minorHAnsi" w:eastAsiaTheme="minorEastAsia" w:hAnsiTheme="minorHAnsi" w:cstheme="minorBidi"/>
               <w:noProof/>
               <w:kern w:val="2"/>
-              <w:sz w:val="22"/>
-              <w:szCs w:val="22"/>
               <w14:ligatures w14:val="standardContextual"/>
             </w:rPr>
           </w:pPr>
-          <w:hyperlink w:anchor="_Toc142824151" w:history="1">
+          <w:hyperlink w:anchor="_Toc239208307" w:history="1">
             <w:r>
               <w:rPr>
                 <w:rStyle w:val="Hyperlink"/>
                 <w:noProof/>
               </w:rPr>
-              <w:t>CHAPTER FORTY-THREE: Probabilistic Nightmare</w:t>
+              <w:t>CHAPTER THIRTY-FOUR: Cabo Los Alamos</w:t>
             </w:r>
             <w:r>
               <w:rPr>
@@ -3463,226 +2773,7 @@
                 <w:noProof/>
                 <w:webHidden/>
               </w:rPr>
-              <w:instrText xml:space="preserve"> PAGEREF _Toc142824151 \h </w:instrText>
-            </w:r>
-            <w:r>
-              <w:rPr>
-                <w:noProof/>
-                <w:webHidden/>
-              </w:rPr>
-            </w:r>
-            <w:r>
-              <w:rPr>
-                <w:noProof/>
-                <w:webHidden/>
-              </w:rPr>
-              <w:fldChar w:fldCharType="separate"/>
-            </w:r>
-            <w:r>
-              <w:rPr>
-                <w:noProof/>
-                <w:webHidden/>
-              </w:rPr>
-              <w:t>97</w:t>
-            </w:r>
-            <w:r>
-              <w:rPr>
-                <w:noProof/>
-                <w:webHidden/>
-              </w:rPr>
-              <w:fldChar w:fldCharType="end"/>
-            </w:r>
-          </w:hyperlink>
-        </w:p>
-        <w:p>
-          <w:pPr>
-            <w:pStyle w:val="TOC2"/>
-            <w:tabs>
-              <w:tab w:val="right" w:leader="dot" w:pos="9350"/>
-            </w:tabs>
-            <w:rPr>
-              <w:rFonts w:asciiTheme="minorHAnsi" w:eastAsiaTheme="minorEastAsia" w:hAnsiTheme="minorHAnsi" w:cstheme="minorBidi"/>
-              <w:noProof/>
-              <w:kern w:val="2"/>
-              <w:sz w:val="22"/>
-              <w:szCs w:val="22"/>
-              <w14:ligatures w14:val="standardContextual"/>
-            </w:rPr>
-          </w:pPr>
-          <w:hyperlink w:anchor="_Toc142824152" w:history="1">
-            <w:r>
-              <w:rPr>
-                <w:rStyle w:val="Hyperlink"/>
-                <w:noProof/>
-              </w:rPr>
-              <w:t>CHAPTER FORTY-FOUR: AAV9-Tert</w:t>
-            </w:r>
-            <w:r>
-              <w:rPr>
-                <w:noProof/>
-                <w:webHidden/>
-              </w:rPr>
-              <w:tab/>
-            </w:r>
-            <w:r>
-              <w:rPr>
-                <w:noProof/>
-                <w:webHidden/>
-              </w:rPr>
-              <w:fldChar w:fldCharType="begin"/>
-            </w:r>
-            <w:r>
-              <w:rPr>
-                <w:noProof/>
-                <w:webHidden/>
-              </w:rPr>
-              <w:instrText xml:space="preserve"> PAGEREF _Toc142824152 \h </w:instrText>
-            </w:r>
-            <w:r>
-              <w:rPr>
-                <w:noProof/>
-                <w:webHidden/>
-              </w:rPr>
-            </w:r>
-            <w:r>
-              <w:rPr>
-                <w:noProof/>
-                <w:webHidden/>
-              </w:rPr>
-              <w:fldChar w:fldCharType="separate"/>
-            </w:r>
-            <w:r>
-              <w:rPr>
-                <w:noProof/>
-                <w:webHidden/>
-              </w:rPr>
-              <w:t>100</w:t>
-            </w:r>
-            <w:r>
-              <w:rPr>
-                <w:noProof/>
-                <w:webHidden/>
-              </w:rPr>
-              <w:fldChar w:fldCharType="end"/>
-            </w:r>
-          </w:hyperlink>
-        </w:p>
-        <w:p>
-          <w:pPr>
-            <w:pStyle w:val="TOC2"/>
-            <w:tabs>
-              <w:tab w:val="right" w:leader="dot" w:pos="9350"/>
-            </w:tabs>
-            <w:rPr>
-              <w:rFonts w:asciiTheme="minorHAnsi" w:eastAsiaTheme="minorEastAsia" w:hAnsiTheme="minorHAnsi" w:cstheme="minorBidi"/>
-              <w:noProof/>
-              <w:kern w:val="2"/>
-              <w:sz w:val="22"/>
-              <w:szCs w:val="22"/>
-              <w14:ligatures w14:val="standardContextual"/>
-            </w:rPr>
-          </w:pPr>
-          <w:hyperlink w:anchor="_Toc142824153" w:history="1">
-            <w:r>
-              <w:rPr>
-                <w:rStyle w:val="Hyperlink"/>
-                <w:noProof/>
-              </w:rPr>
-              <w:t>CHAPTER FORTY-FIVE: Looking Glass</w:t>
-            </w:r>
-            <w:r>
-              <w:rPr>
-                <w:noProof/>
-                <w:webHidden/>
-              </w:rPr>
-              <w:tab/>
-            </w:r>
-            <w:r>
-              <w:rPr>
-                <w:noProof/>
-                <w:webHidden/>
-              </w:rPr>
-              <w:fldChar w:fldCharType="begin"/>
-            </w:r>
-            <w:r>
-              <w:rPr>
-                <w:noProof/>
-                <w:webHidden/>
-              </w:rPr>
-              <w:instrText xml:space="preserve"> PAGEREF _Toc142824153 \h </w:instrText>
-            </w:r>
-            <w:r>
-              <w:rPr>
-                <w:noProof/>
-                <w:webHidden/>
-              </w:rPr>
-            </w:r>
-            <w:r>
-              <w:rPr>
-                <w:noProof/>
-                <w:webHidden/>
-              </w:rPr>
-              <w:fldChar w:fldCharType="separate"/>
-            </w:r>
-            <w:r>
-              <w:rPr>
-                <w:noProof/>
-                <w:webHidden/>
-              </w:rPr>
-              <w:t>101</w:t>
-            </w:r>
-            <w:r>
-              <w:rPr>
-                <w:noProof/>
-                <w:webHidden/>
-              </w:rPr>
-              <w:fldChar w:fldCharType="end"/>
-            </w:r>
-          </w:hyperlink>
-        </w:p>
-        <w:p>
-          <w:pPr>
-            <w:pStyle w:val="TOC2"/>
-            <w:tabs>
-              <w:tab w:val="right" w:leader="dot" w:pos="9350"/>
-            </w:tabs>
-            <w:rPr>
-              <w:rFonts w:asciiTheme="minorHAnsi" w:eastAsiaTheme="minorEastAsia" w:hAnsiTheme="minorHAnsi" w:cstheme="minorBidi"/>
-              <w:noProof/>
-              <w:kern w:val="2"/>
-              <w:sz w:val="22"/>
-              <w:szCs w:val="22"/>
-              <w14:ligatures w14:val="standardContextual"/>
-            </w:rPr>
-          </w:pPr>
-          <w:hyperlink w:anchor="_Toc142824154" w:history="1">
-            <w:r>
-              <w:rPr>
-                <w:rStyle w:val="Hyperlink"/>
-                <w:noProof/>
-              </w:rPr>
-              <w:t>CHAPTER FORTY-SIX: Garden</w:t>
-            </w:r>
-            <w:r>
-              <w:rPr>
-                <w:noProof/>
-                <w:webHidden/>
-              </w:rPr>
-              <w:tab/>
-            </w:r>
-            <w:r>
-              <w:rPr>
-                <w:noProof/>
-                <w:webHidden/>
-              </w:rPr>
-              <w:fldChar w:fldCharType="begin"/>
-            </w:r>
-            <w:r>
-              <w:rPr>
-                <w:noProof/>
-                <w:webHidden/>
-              </w:rPr>
-              <w:instrText xml:space="preserve"> PAGEREF _Toc142824154 \h </w:instrText>
+              <w:instrText xml:space="preserve"> PAGEREF _Toc239208307 \h </w:instrText>
             </w:r>
             <w:r>
               <w:rPr>
@@ -3723,18 +2814,16 @@
               <w:rFonts w:asciiTheme="minorHAnsi" w:eastAsiaTheme="minorEastAsia" w:hAnsiTheme="minorHAnsi" w:cstheme="minorBidi"/>
               <w:noProof/>
               <w:kern w:val="2"/>
-              <w:sz w:val="22"/>
-              <w:szCs w:val="22"/>
               <w14:ligatures w14:val="standardContextual"/>
             </w:rPr>
           </w:pPr>
-          <w:hyperlink w:anchor="_Toc142824155" w:history="1">
+          <w:hyperlink w:anchor="_Toc239208308" w:history="1">
             <w:r>
               <w:rPr>
                 <w:rStyle w:val="Hyperlink"/>
                 <w:noProof/>
               </w:rPr>
-              <w:t>CHAPTER FORTY-SEVEN: Entanglement</w:t>
+              <w:t>CHAPTER THIRTY-FIVE: Big Joe</w:t>
             </w:r>
             <w:r>
               <w:rPr>
@@ -3755,7 +2844,7 @@
                 <w:noProof/>
                 <w:webHidden/>
               </w:rPr>
-              <w:instrText xml:space="preserve"> PAGEREF _Toc142824155 \h </w:instrText>
+              <w:instrText xml:space="preserve"> PAGEREF _Toc239208308 \h </w:instrText>
             </w:r>
             <w:r>
               <w:rPr>
@@ -3775,7 +2864,7 @@
                 <w:noProof/>
                 <w:webHidden/>
               </w:rPr>
-              <w:t>105</w:t>
+              <w:t>106</w:t>
             </w:r>
             <w:r>
               <w:rPr>
@@ -3796,18 +2885,17 @@
               <w:rFonts w:asciiTheme="minorHAnsi" w:eastAsiaTheme="minorEastAsia" w:hAnsiTheme="minorHAnsi" w:cstheme="minorBidi"/>
               <w:noProof/>
               <w:kern w:val="2"/>
-              <w:sz w:val="22"/>
-              <w:szCs w:val="22"/>
               <w14:ligatures w14:val="standardContextual"/>
             </w:rPr>
           </w:pPr>
-          <w:hyperlink w:anchor="_Toc142824156" w:history="1">
+          <w:hyperlink w:anchor="_Toc239208309" w:history="1">
             <w:r>
               <w:rPr>
                 <w:rStyle w:val="Hyperlink"/>
                 <w:noProof/>
+                <w:lang w:val="fr-FR"/>
               </w:rPr>
-              <w:t>CHAPTER FORTY-EIGHT: ER = EPR</w:t>
+              <w:t>CHAPTER THIRTY-SIX: Mémoires En Français</w:t>
             </w:r>
             <w:r>
               <w:rPr>
@@ -3828,80 +2916,7 @@
                 <w:noProof/>
                 <w:webHidden/>
               </w:rPr>
-              <w:instrText xml:space="preserve"> PAGEREF _Toc142824156 \h </w:instrText>
-            </w:r>
-            <w:r>
-              <w:rPr>
-                <w:noProof/>
-                <w:webHidden/>
-              </w:rPr>
-            </w:r>
-            <w:r>
-              <w:rPr>
-                <w:noProof/>
-                <w:webHidden/>
-              </w:rPr>
-              <w:fldChar w:fldCharType="separate"/>
-            </w:r>
-            <w:r>
-              <w:rPr>
-                <w:noProof/>
-                <w:webHidden/>
-              </w:rPr>
-              <w:t>108</w:t>
-            </w:r>
-            <w:r>
-              <w:rPr>
-                <w:noProof/>
-                <w:webHidden/>
-              </w:rPr>
-              <w:fldChar w:fldCharType="end"/>
-            </w:r>
-          </w:hyperlink>
-        </w:p>
-        <w:p>
-          <w:pPr>
-            <w:pStyle w:val="TOC2"/>
-            <w:tabs>
-              <w:tab w:val="right" w:leader="dot" w:pos="9350"/>
-            </w:tabs>
-            <w:rPr>
-              <w:rFonts w:asciiTheme="minorHAnsi" w:eastAsiaTheme="minorEastAsia" w:hAnsiTheme="minorHAnsi" w:cstheme="minorBidi"/>
-              <w:noProof/>
-              <w:kern w:val="2"/>
-              <w:sz w:val="22"/>
-              <w:szCs w:val="22"/>
-              <w14:ligatures w14:val="standardContextual"/>
-            </w:rPr>
-          </w:pPr>
-          <w:hyperlink w:anchor="_Toc142824157" w:history="1">
-            <w:r>
-              <w:rPr>
-                <w:rStyle w:val="Hyperlink"/>
-                <w:noProof/>
-              </w:rPr>
-              <w:t>CHAPTER FORTY-NINE: A Life in Death</w:t>
-            </w:r>
-            <w:r>
-              <w:rPr>
-                <w:noProof/>
-                <w:webHidden/>
-              </w:rPr>
-              <w:tab/>
-            </w:r>
-            <w:r>
-              <w:rPr>
-                <w:noProof/>
-                <w:webHidden/>
-              </w:rPr>
-              <w:fldChar w:fldCharType="begin"/>
-            </w:r>
-            <w:r>
-              <w:rPr>
-                <w:noProof/>
-                <w:webHidden/>
-              </w:rPr>
-              <w:instrText xml:space="preserve"> PAGEREF _Toc142824157 \h </w:instrText>
+              <w:instrText xml:space="preserve"> PAGEREF _Toc239208309 \h </w:instrText>
             </w:r>
             <w:r>
               <w:rPr>
@@ -3934,7 +2949,7 @@
         </w:p>
         <w:p>
           <w:pPr>
-            <w:pStyle w:val="TOC1"/>
+            <w:pStyle w:val="TOC2"/>
             <w:tabs>
               <w:tab w:val="right" w:leader="dot" w:pos="9350"/>
             </w:tabs>
@@ -3942,18 +2957,16 @@
               <w:rFonts w:asciiTheme="minorHAnsi" w:eastAsiaTheme="minorEastAsia" w:hAnsiTheme="minorHAnsi" w:cstheme="minorBidi"/>
               <w:noProof/>
               <w:kern w:val="2"/>
-              <w:sz w:val="22"/>
-              <w:szCs w:val="22"/>
               <w14:ligatures w14:val="standardContextual"/>
             </w:rPr>
           </w:pPr>
-          <w:hyperlink w:anchor="_Toc142824158" w:history="1">
+          <w:hyperlink w:anchor="_Toc239208310" w:history="1">
             <w:r>
               <w:rPr>
                 <w:rStyle w:val="Hyperlink"/>
                 <w:noProof/>
               </w:rPr>
-              <w:t>PART THREE: Mars 2050</w:t>
+              <w:t>CHAPTER THIRTY-SEVEN: Internet Eyes</w:t>
             </w:r>
             <w:r>
               <w:rPr>
@@ -3974,7 +2987,7 @@
                 <w:noProof/>
                 <w:webHidden/>
               </w:rPr>
-              <w:instrText xml:space="preserve"> PAGEREF _Toc142824158 \h </w:instrText>
+              <w:instrText xml:space="preserve"> PAGEREF _Toc239208310 \h </w:instrText>
             </w:r>
             <w:r>
               <w:rPr>
@@ -3994,7 +3007,7 @@
                 <w:noProof/>
                 <w:webHidden/>
               </w:rPr>
-              <w:t>112</w:t>
+              <w:t>114</w:t>
             </w:r>
             <w:r>
               <w:rPr>
@@ -4015,18 +3028,16 @@
               <w:rFonts w:asciiTheme="minorHAnsi" w:eastAsiaTheme="minorEastAsia" w:hAnsiTheme="minorHAnsi" w:cstheme="minorBidi"/>
               <w:noProof/>
               <w:kern w:val="2"/>
-              <w:sz w:val="22"/>
-              <w:szCs w:val="22"/>
               <w14:ligatures w14:val="standardContextual"/>
             </w:rPr>
           </w:pPr>
-          <w:hyperlink w:anchor="_Toc142824159" w:history="1">
+          <w:hyperlink w:anchor="_Toc239208311" w:history="1">
             <w:r>
               <w:rPr>
                 <w:rStyle w:val="Hyperlink"/>
                 <w:noProof/>
               </w:rPr>
-              <w:t>CHAPTER FIFTY: Astrid Dynamics</w:t>
+              <w:t>CHAPTER THIRTY-EIGHT: Retrogradation</w:t>
             </w:r>
             <w:r>
               <w:rPr>
@@ -4047,7 +3058,7 @@
                 <w:noProof/>
                 <w:webHidden/>
               </w:rPr>
-              <w:instrText xml:space="preserve"> PAGEREF _Toc142824159 \h </w:instrText>
+              <w:instrText xml:space="preserve"> PAGEREF _Toc239208311 \h </w:instrText>
             </w:r>
             <w:r>
               <w:rPr>
@@ -4067,7 +3078,7 @@
                 <w:noProof/>
                 <w:webHidden/>
               </w:rPr>
-              <w:t>113</w:t>
+              <w:t>116</w:t>
             </w:r>
             <w:r>
               <w:rPr>
@@ -4088,18 +3099,16 @@
               <w:rFonts w:asciiTheme="minorHAnsi" w:eastAsiaTheme="minorEastAsia" w:hAnsiTheme="minorHAnsi" w:cstheme="minorBidi"/>
               <w:noProof/>
               <w:kern w:val="2"/>
-              <w:sz w:val="22"/>
-              <w:szCs w:val="22"/>
               <w14:ligatures w14:val="standardContextual"/>
             </w:rPr>
           </w:pPr>
-          <w:hyperlink w:anchor="_Toc142824160" w:history="1">
+          <w:hyperlink w:anchor="_Toc239208312" w:history="1">
             <w:r>
               <w:rPr>
                 <w:rStyle w:val="Hyperlink"/>
                 <w:noProof/>
               </w:rPr>
-              <w:t>CHAPTER FIFTY-ONE: The Martian</w:t>
+              <w:t>CHAPTER THIRTY-NINE: Out of The Blue</w:t>
             </w:r>
             <w:r>
               <w:rPr>
@@ -4120,80 +3129,7 @@
                 <w:noProof/>
                 <w:webHidden/>
               </w:rPr>
-              <w:instrText xml:space="preserve"> PAGEREF _Toc142824160 \h </w:instrText>
-            </w:r>
-            <w:r>
-              <w:rPr>
-                <w:noProof/>
-                <w:webHidden/>
-              </w:rPr>
-            </w:r>
-            <w:r>
-              <w:rPr>
-                <w:noProof/>
-                <w:webHidden/>
-              </w:rPr>
-              <w:fldChar w:fldCharType="separate"/>
-            </w:r>
-            <w:r>
-              <w:rPr>
-                <w:noProof/>
-                <w:webHidden/>
-              </w:rPr>
-              <w:t>117</w:t>
-            </w:r>
-            <w:r>
-              <w:rPr>
-                <w:noProof/>
-                <w:webHidden/>
-              </w:rPr>
-              <w:fldChar w:fldCharType="end"/>
-            </w:r>
-          </w:hyperlink>
-        </w:p>
-        <w:p>
-          <w:pPr>
-            <w:pStyle w:val="TOC2"/>
-            <w:tabs>
-              <w:tab w:val="right" w:leader="dot" w:pos="9350"/>
-            </w:tabs>
-            <w:rPr>
-              <w:rFonts w:asciiTheme="minorHAnsi" w:eastAsiaTheme="minorEastAsia" w:hAnsiTheme="minorHAnsi" w:cstheme="minorBidi"/>
-              <w:noProof/>
-              <w:kern w:val="2"/>
-              <w:sz w:val="22"/>
-              <w:szCs w:val="22"/>
-              <w14:ligatures w14:val="standardContextual"/>
-            </w:rPr>
-          </w:pPr>
-          <w:hyperlink w:anchor="_Toc142824161" w:history="1">
-            <w:r>
-              <w:rPr>
-                <w:rStyle w:val="Hyperlink"/>
-                <w:noProof/>
-              </w:rPr>
-              <w:t>CHAPTER FIFTY-TWO: Category Six</w:t>
-            </w:r>
-            <w:r>
-              <w:rPr>
-                <w:noProof/>
-                <w:webHidden/>
-              </w:rPr>
-              <w:tab/>
-            </w:r>
-            <w:r>
-              <w:rPr>
-                <w:noProof/>
-                <w:webHidden/>
-              </w:rPr>
-              <w:fldChar w:fldCharType="begin"/>
-            </w:r>
-            <w:r>
-              <w:rPr>
-                <w:noProof/>
-                <w:webHidden/>
-              </w:rPr>
-              <w:instrText xml:space="preserve"> PAGEREF _Toc142824161 \h </w:instrText>
+              <w:instrText xml:space="preserve"> PAGEREF _Toc239208312 \h </w:instrText>
             </w:r>
             <w:r>
               <w:rPr>
@@ -4234,18 +3170,16 @@
               <w:rFonts w:asciiTheme="minorHAnsi" w:eastAsiaTheme="minorEastAsia" w:hAnsiTheme="minorHAnsi" w:cstheme="minorBidi"/>
               <w:noProof/>
               <w:kern w:val="2"/>
-              <w:sz w:val="22"/>
-              <w:szCs w:val="22"/>
               <w14:ligatures w14:val="standardContextual"/>
             </w:rPr>
           </w:pPr>
-          <w:hyperlink w:anchor="_Toc142824162" w:history="1">
+          <w:hyperlink w:anchor="_Toc239208313" w:history="1">
             <w:r>
               <w:rPr>
                 <w:rStyle w:val="Hyperlink"/>
                 <w:noProof/>
               </w:rPr>
-              <w:t>CHAPTER FIFTY-THREE: Blast Off!</w:t>
+              <w:t>CHAPTER FORTY: Lise</w:t>
             </w:r>
             <w:r>
               <w:rPr>
@@ -4266,7 +3200,7 @@
                 <w:noProof/>
                 <w:webHidden/>
               </w:rPr>
-              <w:instrText xml:space="preserve"> PAGEREF _Toc142824162 \h </w:instrText>
+              <w:instrText xml:space="preserve"> PAGEREF _Toc239208313 \h </w:instrText>
             </w:r>
             <w:r>
               <w:rPr>
@@ -4307,18 +3241,16 @@
               <w:rFonts w:asciiTheme="minorHAnsi" w:eastAsiaTheme="minorEastAsia" w:hAnsiTheme="minorHAnsi" w:cstheme="minorBidi"/>
               <w:noProof/>
               <w:kern w:val="2"/>
-              <w:sz w:val="22"/>
-              <w:szCs w:val="22"/>
               <w14:ligatures w14:val="standardContextual"/>
             </w:rPr>
           </w:pPr>
-          <w:hyperlink w:anchor="_Toc142824163" w:history="1">
+          <w:hyperlink w:anchor="_Toc239208314" w:history="1">
             <w:r>
               <w:rPr>
                 <w:rStyle w:val="Hyperlink"/>
                 <w:noProof/>
               </w:rPr>
-              <w:t>CHAPTER FIFTY-FOUR: Shakedown</w:t>
+              <w:t>CHAPTER FORTY-ONE: Mansion</w:t>
             </w:r>
             <w:r>
               <w:rPr>
@@ -4339,7 +3271,7 @@
                 <w:noProof/>
                 <w:webHidden/>
               </w:rPr>
-              <w:instrText xml:space="preserve"> PAGEREF _Toc142824163 \h </w:instrText>
+              <w:instrText xml:space="preserve"> PAGEREF _Toc239208314 \h </w:instrText>
             </w:r>
             <w:r>
               <w:rPr>
@@ -4380,12 +3312,1004 @@
               <w:rFonts w:asciiTheme="minorHAnsi" w:eastAsiaTheme="minorEastAsia" w:hAnsiTheme="minorHAnsi" w:cstheme="minorBidi"/>
               <w:noProof/>
               <w:kern w:val="2"/>
-              <w:sz w:val="22"/>
-              <w:szCs w:val="22"/>
               <w14:ligatures w14:val="standardContextual"/>
             </w:rPr>
           </w:pPr>
-          <w:hyperlink w:anchor="_Toc142824164" w:history="1">
+          <w:hyperlink w:anchor="_Toc239208315" w:history="1">
+            <w:r>
+              <w:rPr>
+                <w:rStyle w:val="Hyperlink"/>
+                <w:noProof/>
+              </w:rPr>
+              <w:t>CHAPTER FORTY-TWO: ALM</w:t>
+            </w:r>
+            <w:r>
+              <w:rPr>
+                <w:noProof/>
+                <w:webHidden/>
+              </w:rPr>
+              <w:tab/>
+            </w:r>
+            <w:r>
+              <w:rPr>
+                <w:noProof/>
+                <w:webHidden/>
+              </w:rPr>
+              <w:fldChar w:fldCharType="begin"/>
+            </w:r>
+            <w:r>
+              <w:rPr>
+                <w:noProof/>
+                <w:webHidden/>
+              </w:rPr>
+              <w:instrText xml:space="preserve"> PAGEREF _Toc239208315 \h </w:instrText>
+            </w:r>
+            <w:r>
+              <w:rPr>
+                <w:noProof/>
+                <w:webHidden/>
+              </w:rPr>
+            </w:r>
+            <w:r>
+              <w:rPr>
+                <w:noProof/>
+                <w:webHidden/>
+              </w:rPr>
+              <w:fldChar w:fldCharType="separate"/>
+            </w:r>
+            <w:r>
+              <w:rPr>
+                <w:noProof/>
+                <w:webHidden/>
+              </w:rPr>
+              <w:t>129</w:t>
+            </w:r>
+            <w:r>
+              <w:rPr>
+                <w:noProof/>
+                <w:webHidden/>
+              </w:rPr>
+              <w:fldChar w:fldCharType="end"/>
+            </w:r>
+          </w:hyperlink>
+        </w:p>
+        <w:p>
+          <w:pPr>
+            <w:pStyle w:val="TOC2"/>
+            <w:tabs>
+              <w:tab w:val="right" w:leader="dot" w:pos="9350"/>
+            </w:tabs>
+            <w:rPr>
+              <w:rFonts w:asciiTheme="minorHAnsi" w:eastAsiaTheme="minorEastAsia" w:hAnsiTheme="minorHAnsi" w:cstheme="minorBidi"/>
+              <w:noProof/>
+              <w:kern w:val="2"/>
+              <w14:ligatures w14:val="standardContextual"/>
+            </w:rPr>
+          </w:pPr>
+          <w:hyperlink w:anchor="_Toc239208316" w:history="1">
+            <w:r>
+              <w:rPr>
+                <w:rStyle w:val="Hyperlink"/>
+                <w:noProof/>
+              </w:rPr>
+              <w:t>CHAPTER FORTY-THREE: Probabilistic Nightmare</w:t>
+            </w:r>
+            <w:r>
+              <w:rPr>
+                <w:noProof/>
+                <w:webHidden/>
+              </w:rPr>
+              <w:tab/>
+            </w:r>
+            <w:r>
+              <w:rPr>
+                <w:noProof/>
+                <w:webHidden/>
+              </w:rPr>
+              <w:fldChar w:fldCharType="begin"/>
+            </w:r>
+            <w:r>
+              <w:rPr>
+                <w:noProof/>
+                <w:webHidden/>
+              </w:rPr>
+              <w:instrText xml:space="preserve"> PAGEREF _Toc239208316 \h </w:instrText>
+            </w:r>
+            <w:r>
+              <w:rPr>
+                <w:noProof/>
+                <w:webHidden/>
+              </w:rPr>
+            </w:r>
+            <w:r>
+              <w:rPr>
+                <w:noProof/>
+                <w:webHidden/>
+              </w:rPr>
+              <w:fldChar w:fldCharType="separate"/>
+            </w:r>
+            <w:r>
+              <w:rPr>
+                <w:noProof/>
+                <w:webHidden/>
+              </w:rPr>
+              <w:t>131</w:t>
+            </w:r>
+            <w:r>
+              <w:rPr>
+                <w:noProof/>
+                <w:webHidden/>
+              </w:rPr>
+              <w:fldChar w:fldCharType="end"/>
+            </w:r>
+          </w:hyperlink>
+        </w:p>
+        <w:p>
+          <w:pPr>
+            <w:pStyle w:val="TOC2"/>
+            <w:tabs>
+              <w:tab w:val="right" w:leader="dot" w:pos="9350"/>
+            </w:tabs>
+            <w:rPr>
+              <w:rFonts w:asciiTheme="minorHAnsi" w:eastAsiaTheme="minorEastAsia" w:hAnsiTheme="minorHAnsi" w:cstheme="minorBidi"/>
+              <w:noProof/>
+              <w:kern w:val="2"/>
+              <w14:ligatures w14:val="standardContextual"/>
+            </w:rPr>
+          </w:pPr>
+          <w:hyperlink w:anchor="_Toc239208317" w:history="1">
+            <w:r>
+              <w:rPr>
+                <w:rStyle w:val="Hyperlink"/>
+                <w:noProof/>
+              </w:rPr>
+              <w:t>CHAPTER FORTY-FOUR: AAV9-Tert</w:t>
+            </w:r>
+            <w:r>
+              <w:rPr>
+                <w:noProof/>
+                <w:webHidden/>
+              </w:rPr>
+              <w:tab/>
+            </w:r>
+            <w:r>
+              <w:rPr>
+                <w:noProof/>
+                <w:webHidden/>
+              </w:rPr>
+              <w:fldChar w:fldCharType="begin"/>
+            </w:r>
+            <w:r>
+              <w:rPr>
+                <w:noProof/>
+                <w:webHidden/>
+              </w:rPr>
+              <w:instrText xml:space="preserve"> PAGEREF _Toc239208317 \h </w:instrText>
+            </w:r>
+            <w:r>
+              <w:rPr>
+                <w:noProof/>
+                <w:webHidden/>
+              </w:rPr>
+            </w:r>
+            <w:r>
+              <w:rPr>
+                <w:noProof/>
+                <w:webHidden/>
+              </w:rPr>
+              <w:fldChar w:fldCharType="separate"/>
+            </w:r>
+            <w:r>
+              <w:rPr>
+                <w:noProof/>
+                <w:webHidden/>
+              </w:rPr>
+              <w:t>135</w:t>
+            </w:r>
+            <w:r>
+              <w:rPr>
+                <w:noProof/>
+                <w:webHidden/>
+              </w:rPr>
+              <w:fldChar w:fldCharType="end"/>
+            </w:r>
+          </w:hyperlink>
+        </w:p>
+        <w:p>
+          <w:pPr>
+            <w:pStyle w:val="TOC2"/>
+            <w:tabs>
+              <w:tab w:val="right" w:leader="dot" w:pos="9350"/>
+            </w:tabs>
+            <w:rPr>
+              <w:rFonts w:asciiTheme="minorHAnsi" w:eastAsiaTheme="minorEastAsia" w:hAnsiTheme="minorHAnsi" w:cstheme="minorBidi"/>
+              <w:noProof/>
+              <w:kern w:val="2"/>
+              <w14:ligatures w14:val="standardContextual"/>
+            </w:rPr>
+          </w:pPr>
+          <w:hyperlink w:anchor="_Toc239208318" w:history="1">
+            <w:r>
+              <w:rPr>
+                <w:rStyle w:val="Hyperlink"/>
+                <w:noProof/>
+              </w:rPr>
+              <w:t>CHAPTER FORTY-FIVE: Looking Glass</w:t>
+            </w:r>
+            <w:r>
+              <w:rPr>
+                <w:noProof/>
+                <w:webHidden/>
+              </w:rPr>
+              <w:tab/>
+            </w:r>
+            <w:r>
+              <w:rPr>
+                <w:noProof/>
+                <w:webHidden/>
+              </w:rPr>
+              <w:fldChar w:fldCharType="begin"/>
+            </w:r>
+            <w:r>
+              <w:rPr>
+                <w:noProof/>
+                <w:webHidden/>
+              </w:rPr>
+              <w:instrText xml:space="preserve"> PAGEREF _Toc239208318 \h </w:instrText>
+            </w:r>
+            <w:r>
+              <w:rPr>
+                <w:noProof/>
+                <w:webHidden/>
+              </w:rPr>
+            </w:r>
+            <w:r>
+              <w:rPr>
+                <w:noProof/>
+                <w:webHidden/>
+              </w:rPr>
+              <w:fldChar w:fldCharType="separate"/>
+            </w:r>
+            <w:r>
+              <w:rPr>
+                <w:noProof/>
+                <w:webHidden/>
+              </w:rPr>
+              <w:t>138</w:t>
+            </w:r>
+            <w:r>
+              <w:rPr>
+                <w:noProof/>
+                <w:webHidden/>
+              </w:rPr>
+              <w:fldChar w:fldCharType="end"/>
+            </w:r>
+          </w:hyperlink>
+        </w:p>
+        <w:p>
+          <w:pPr>
+            <w:pStyle w:val="TOC2"/>
+            <w:tabs>
+              <w:tab w:val="right" w:leader="dot" w:pos="9350"/>
+            </w:tabs>
+            <w:rPr>
+              <w:rFonts w:asciiTheme="minorHAnsi" w:eastAsiaTheme="minorEastAsia" w:hAnsiTheme="minorHAnsi" w:cstheme="minorBidi"/>
+              <w:noProof/>
+              <w:kern w:val="2"/>
+              <w14:ligatures w14:val="standardContextual"/>
+            </w:rPr>
+          </w:pPr>
+          <w:hyperlink w:anchor="_Toc239208319" w:history="1">
+            <w:r>
+              <w:rPr>
+                <w:rStyle w:val="Hyperlink"/>
+                <w:noProof/>
+              </w:rPr>
+              <w:t>CHAPTER FORTY-SIX: Garden</w:t>
+            </w:r>
+            <w:r>
+              <w:rPr>
+                <w:noProof/>
+                <w:webHidden/>
+              </w:rPr>
+              <w:tab/>
+            </w:r>
+            <w:r>
+              <w:rPr>
+                <w:noProof/>
+                <w:webHidden/>
+              </w:rPr>
+              <w:fldChar w:fldCharType="begin"/>
+            </w:r>
+            <w:r>
+              <w:rPr>
+                <w:noProof/>
+                <w:webHidden/>
+              </w:rPr>
+              <w:instrText xml:space="preserve"> PAGEREF _Toc239208319 \h </w:instrText>
+            </w:r>
+            <w:r>
+              <w:rPr>
+                <w:noProof/>
+                <w:webHidden/>
+              </w:rPr>
+            </w:r>
+            <w:r>
+              <w:rPr>
+                <w:noProof/>
+                <w:webHidden/>
+              </w:rPr>
+              <w:fldChar w:fldCharType="separate"/>
+            </w:r>
+            <w:r>
+              <w:rPr>
+                <w:noProof/>
+                <w:webHidden/>
+              </w:rPr>
+              <w:t>141</w:t>
+            </w:r>
+            <w:r>
+              <w:rPr>
+                <w:noProof/>
+                <w:webHidden/>
+              </w:rPr>
+              <w:fldChar w:fldCharType="end"/>
+            </w:r>
+          </w:hyperlink>
+        </w:p>
+        <w:p>
+          <w:pPr>
+            <w:pStyle w:val="TOC2"/>
+            <w:tabs>
+              <w:tab w:val="right" w:leader="dot" w:pos="9350"/>
+            </w:tabs>
+            <w:rPr>
+              <w:rFonts w:asciiTheme="minorHAnsi" w:eastAsiaTheme="minorEastAsia" w:hAnsiTheme="minorHAnsi" w:cstheme="minorBidi"/>
+              <w:noProof/>
+              <w:kern w:val="2"/>
+              <w14:ligatures w14:val="standardContextual"/>
+            </w:rPr>
+          </w:pPr>
+          <w:hyperlink w:anchor="_Toc239208320" w:history="1">
+            <w:r>
+              <w:rPr>
+                <w:rStyle w:val="Hyperlink"/>
+                <w:noProof/>
+              </w:rPr>
+              <w:t>CHAPTER FORTY-SEVEN: Entanglement</w:t>
+            </w:r>
+            <w:r>
+              <w:rPr>
+                <w:noProof/>
+                <w:webHidden/>
+              </w:rPr>
+              <w:tab/>
+            </w:r>
+            <w:r>
+              <w:rPr>
+                <w:noProof/>
+                <w:webHidden/>
+              </w:rPr>
+              <w:fldChar w:fldCharType="begin"/>
+            </w:r>
+            <w:r>
+              <w:rPr>
+                <w:noProof/>
+                <w:webHidden/>
+              </w:rPr>
+              <w:instrText xml:space="preserve"> PAGEREF _Toc239208320 \h </w:instrText>
+            </w:r>
+            <w:r>
+              <w:rPr>
+                <w:noProof/>
+                <w:webHidden/>
+              </w:rPr>
+            </w:r>
+            <w:r>
+              <w:rPr>
+                <w:noProof/>
+                <w:webHidden/>
+              </w:rPr>
+              <w:fldChar w:fldCharType="separate"/>
+            </w:r>
+            <w:r>
+              <w:rPr>
+                <w:noProof/>
+                <w:webHidden/>
+              </w:rPr>
+              <w:t>144</w:t>
+            </w:r>
+            <w:r>
+              <w:rPr>
+                <w:noProof/>
+                <w:webHidden/>
+              </w:rPr>
+              <w:fldChar w:fldCharType="end"/>
+            </w:r>
+          </w:hyperlink>
+        </w:p>
+        <w:p>
+          <w:pPr>
+            <w:pStyle w:val="TOC2"/>
+            <w:tabs>
+              <w:tab w:val="right" w:leader="dot" w:pos="9350"/>
+            </w:tabs>
+            <w:rPr>
+              <w:rFonts w:asciiTheme="minorHAnsi" w:eastAsiaTheme="minorEastAsia" w:hAnsiTheme="minorHAnsi" w:cstheme="minorBidi"/>
+              <w:noProof/>
+              <w:kern w:val="2"/>
+              <w14:ligatures w14:val="standardContextual"/>
+            </w:rPr>
+          </w:pPr>
+          <w:hyperlink w:anchor="_Toc239208321" w:history="1">
+            <w:r>
+              <w:rPr>
+                <w:rStyle w:val="Hyperlink"/>
+                <w:noProof/>
+              </w:rPr>
+              <w:t>CHAPTER FORTY-EIGHT: ER = EPR</w:t>
+            </w:r>
+            <w:r>
+              <w:rPr>
+                <w:noProof/>
+                <w:webHidden/>
+              </w:rPr>
+              <w:tab/>
+            </w:r>
+            <w:r>
+              <w:rPr>
+                <w:noProof/>
+                <w:webHidden/>
+              </w:rPr>
+              <w:fldChar w:fldCharType="begin"/>
+            </w:r>
+            <w:r>
+              <w:rPr>
+                <w:noProof/>
+                <w:webHidden/>
+              </w:rPr>
+              <w:instrText xml:space="preserve"> PAGEREF _Toc239208321 \h </w:instrText>
+            </w:r>
+            <w:r>
+              <w:rPr>
+                <w:noProof/>
+                <w:webHidden/>
+              </w:rPr>
+            </w:r>
+            <w:r>
+              <w:rPr>
+                <w:noProof/>
+                <w:webHidden/>
+              </w:rPr>
+              <w:fldChar w:fldCharType="separate"/>
+            </w:r>
+            <w:r>
+              <w:rPr>
+                <w:noProof/>
+                <w:webHidden/>
+              </w:rPr>
+              <w:t>147</w:t>
+            </w:r>
+            <w:r>
+              <w:rPr>
+                <w:noProof/>
+                <w:webHidden/>
+              </w:rPr>
+              <w:fldChar w:fldCharType="end"/>
+            </w:r>
+          </w:hyperlink>
+        </w:p>
+        <w:p>
+          <w:pPr>
+            <w:pStyle w:val="TOC2"/>
+            <w:tabs>
+              <w:tab w:val="right" w:leader="dot" w:pos="9350"/>
+            </w:tabs>
+            <w:rPr>
+              <w:rFonts w:asciiTheme="minorHAnsi" w:eastAsiaTheme="minorEastAsia" w:hAnsiTheme="minorHAnsi" w:cstheme="minorBidi"/>
+              <w:noProof/>
+              <w:kern w:val="2"/>
+              <w14:ligatures w14:val="standardContextual"/>
+            </w:rPr>
+          </w:pPr>
+          <w:hyperlink w:anchor="_Toc239208322" w:history="1">
+            <w:r>
+              <w:rPr>
+                <w:rStyle w:val="Hyperlink"/>
+                <w:noProof/>
+              </w:rPr>
+              <w:t>CHAPTER FORTY-NINE: A Life in Death</w:t>
+            </w:r>
+            <w:r>
+              <w:rPr>
+                <w:noProof/>
+                <w:webHidden/>
+              </w:rPr>
+              <w:tab/>
+            </w:r>
+            <w:r>
+              <w:rPr>
+                <w:noProof/>
+                <w:webHidden/>
+              </w:rPr>
+              <w:fldChar w:fldCharType="begin"/>
+            </w:r>
+            <w:r>
+              <w:rPr>
+                <w:noProof/>
+                <w:webHidden/>
+              </w:rPr>
+              <w:instrText xml:space="preserve"> PAGEREF _Toc239208322 \h </w:instrText>
+            </w:r>
+            <w:r>
+              <w:rPr>
+                <w:noProof/>
+                <w:webHidden/>
+              </w:rPr>
+            </w:r>
+            <w:r>
+              <w:rPr>
+                <w:noProof/>
+                <w:webHidden/>
+              </w:rPr>
+              <w:fldChar w:fldCharType="separate"/>
+            </w:r>
+            <w:r>
+              <w:rPr>
+                <w:noProof/>
+                <w:webHidden/>
+              </w:rPr>
+              <w:t>150</w:t>
+            </w:r>
+            <w:r>
+              <w:rPr>
+                <w:noProof/>
+                <w:webHidden/>
+              </w:rPr>
+              <w:fldChar w:fldCharType="end"/>
+            </w:r>
+          </w:hyperlink>
+        </w:p>
+        <w:p>
+          <w:pPr>
+            <w:pStyle w:val="TOC1"/>
+            <w:tabs>
+              <w:tab w:val="right" w:leader="dot" w:pos="9350"/>
+            </w:tabs>
+            <w:rPr>
+              <w:rFonts w:asciiTheme="minorHAnsi" w:eastAsiaTheme="minorEastAsia" w:hAnsiTheme="minorHAnsi" w:cstheme="minorBidi"/>
+              <w:noProof/>
+              <w:kern w:val="2"/>
+              <w14:ligatures w14:val="standardContextual"/>
+            </w:rPr>
+          </w:pPr>
+          <w:hyperlink w:anchor="_Toc239208323" w:history="1">
+            <w:r>
+              <w:rPr>
+                <w:rStyle w:val="Hyperlink"/>
+                <w:noProof/>
+              </w:rPr>
+              <w:t>PART THREE: Mars 2050</w:t>
+            </w:r>
+            <w:r>
+              <w:rPr>
+                <w:noProof/>
+                <w:webHidden/>
+              </w:rPr>
+              <w:tab/>
+            </w:r>
+            <w:r>
+              <w:rPr>
+                <w:noProof/>
+                <w:webHidden/>
+              </w:rPr>
+              <w:fldChar w:fldCharType="begin"/>
+            </w:r>
+            <w:r>
+              <w:rPr>
+                <w:noProof/>
+                <w:webHidden/>
+              </w:rPr>
+              <w:instrText xml:space="preserve"> PAGEREF _Toc239208323 \h </w:instrText>
+            </w:r>
+            <w:r>
+              <w:rPr>
+                <w:noProof/>
+                <w:webHidden/>
+              </w:rPr>
+            </w:r>
+            <w:r>
+              <w:rPr>
+                <w:noProof/>
+                <w:webHidden/>
+              </w:rPr>
+              <w:fldChar w:fldCharType="separate"/>
+            </w:r>
+            <w:r>
+              <w:rPr>
+                <w:noProof/>
+                <w:webHidden/>
+              </w:rPr>
+              <w:t>153</w:t>
+            </w:r>
+            <w:r>
+              <w:rPr>
+                <w:noProof/>
+                <w:webHidden/>
+              </w:rPr>
+              <w:fldChar w:fldCharType="end"/>
+            </w:r>
+          </w:hyperlink>
+        </w:p>
+        <w:p>
+          <w:pPr>
+            <w:pStyle w:val="TOC2"/>
+            <w:tabs>
+              <w:tab w:val="right" w:leader="dot" w:pos="9350"/>
+            </w:tabs>
+            <w:rPr>
+              <w:rFonts w:asciiTheme="minorHAnsi" w:eastAsiaTheme="minorEastAsia" w:hAnsiTheme="minorHAnsi" w:cstheme="minorBidi"/>
+              <w:noProof/>
+              <w:kern w:val="2"/>
+              <w14:ligatures w14:val="standardContextual"/>
+            </w:rPr>
+          </w:pPr>
+          <w:hyperlink w:anchor="_Toc239208324" w:history="1">
+            <w:r>
+              <w:rPr>
+                <w:rStyle w:val="Hyperlink"/>
+                <w:noProof/>
+              </w:rPr>
+              <w:t>CHAPTER FIFTY: Astrid Dynamics</w:t>
+            </w:r>
+            <w:r>
+              <w:rPr>
+                <w:noProof/>
+                <w:webHidden/>
+              </w:rPr>
+              <w:tab/>
+            </w:r>
+            <w:r>
+              <w:rPr>
+                <w:noProof/>
+                <w:webHidden/>
+              </w:rPr>
+              <w:fldChar w:fldCharType="begin"/>
+            </w:r>
+            <w:r>
+              <w:rPr>
+                <w:noProof/>
+                <w:webHidden/>
+              </w:rPr>
+              <w:instrText xml:space="preserve"> PAGEREF _Toc239208324 \h </w:instrText>
+            </w:r>
+            <w:r>
+              <w:rPr>
+                <w:noProof/>
+                <w:webHidden/>
+              </w:rPr>
+            </w:r>
+            <w:r>
+              <w:rPr>
+                <w:noProof/>
+                <w:webHidden/>
+              </w:rPr>
+              <w:fldChar w:fldCharType="separate"/>
+            </w:r>
+            <w:r>
+              <w:rPr>
+                <w:noProof/>
+                <w:webHidden/>
+              </w:rPr>
+              <w:t>153</w:t>
+            </w:r>
+            <w:r>
+              <w:rPr>
+                <w:noProof/>
+                <w:webHidden/>
+              </w:rPr>
+              <w:fldChar w:fldCharType="end"/>
+            </w:r>
+          </w:hyperlink>
+        </w:p>
+        <w:p>
+          <w:pPr>
+            <w:pStyle w:val="TOC2"/>
+            <w:tabs>
+              <w:tab w:val="right" w:leader="dot" w:pos="9350"/>
+            </w:tabs>
+            <w:rPr>
+              <w:rFonts w:asciiTheme="minorHAnsi" w:eastAsiaTheme="minorEastAsia" w:hAnsiTheme="minorHAnsi" w:cstheme="minorBidi"/>
+              <w:noProof/>
+              <w:kern w:val="2"/>
+              <w14:ligatures w14:val="standardContextual"/>
+            </w:rPr>
+          </w:pPr>
+          <w:hyperlink w:anchor="_Toc239208325" w:history="1">
+            <w:r>
+              <w:rPr>
+                <w:rStyle w:val="Hyperlink"/>
+                <w:noProof/>
+              </w:rPr>
+              <w:t>CHAPTER FIFTY-ONE: The Martian</w:t>
+            </w:r>
+            <w:r>
+              <w:rPr>
+                <w:noProof/>
+                <w:webHidden/>
+              </w:rPr>
+              <w:tab/>
+            </w:r>
+            <w:r>
+              <w:rPr>
+                <w:noProof/>
+                <w:webHidden/>
+              </w:rPr>
+              <w:fldChar w:fldCharType="begin"/>
+            </w:r>
+            <w:r>
+              <w:rPr>
+                <w:noProof/>
+                <w:webHidden/>
+              </w:rPr>
+              <w:instrText xml:space="preserve"> PAGEREF _Toc239208325 \h </w:instrText>
+            </w:r>
+            <w:r>
+              <w:rPr>
+                <w:noProof/>
+                <w:webHidden/>
+              </w:rPr>
+            </w:r>
+            <w:r>
+              <w:rPr>
+                <w:noProof/>
+                <w:webHidden/>
+              </w:rPr>
+              <w:fldChar w:fldCharType="separate"/>
+            </w:r>
+            <w:r>
+              <w:rPr>
+                <w:noProof/>
+                <w:webHidden/>
+              </w:rPr>
+              <w:t>156</w:t>
+            </w:r>
+            <w:r>
+              <w:rPr>
+                <w:noProof/>
+                <w:webHidden/>
+              </w:rPr>
+              <w:fldChar w:fldCharType="end"/>
+            </w:r>
+          </w:hyperlink>
+        </w:p>
+        <w:p>
+          <w:pPr>
+            <w:pStyle w:val="TOC2"/>
+            <w:tabs>
+              <w:tab w:val="right" w:leader="dot" w:pos="9350"/>
+            </w:tabs>
+            <w:rPr>
+              <w:rFonts w:asciiTheme="minorHAnsi" w:eastAsiaTheme="minorEastAsia" w:hAnsiTheme="minorHAnsi" w:cstheme="minorBidi"/>
+              <w:noProof/>
+              <w:kern w:val="2"/>
+              <w14:ligatures w14:val="standardContextual"/>
+            </w:rPr>
+          </w:pPr>
+          <w:hyperlink w:anchor="_Toc239208326" w:history="1">
+            <w:r>
+              <w:rPr>
+                <w:rStyle w:val="Hyperlink"/>
+                <w:noProof/>
+              </w:rPr>
+              <w:t>CHAPTER FIFTY-TWO: Category Six</w:t>
+            </w:r>
+            <w:r>
+              <w:rPr>
+                <w:noProof/>
+                <w:webHidden/>
+              </w:rPr>
+              <w:tab/>
+            </w:r>
+            <w:r>
+              <w:rPr>
+                <w:noProof/>
+                <w:webHidden/>
+              </w:rPr>
+              <w:fldChar w:fldCharType="begin"/>
+            </w:r>
+            <w:r>
+              <w:rPr>
+                <w:noProof/>
+                <w:webHidden/>
+              </w:rPr>
+              <w:instrText xml:space="preserve"> PAGEREF _Toc239208326 \h </w:instrText>
+            </w:r>
+            <w:r>
+              <w:rPr>
+                <w:noProof/>
+                <w:webHidden/>
+              </w:rPr>
+            </w:r>
+            <w:r>
+              <w:rPr>
+                <w:noProof/>
+                <w:webHidden/>
+              </w:rPr>
+              <w:fldChar w:fldCharType="separate"/>
+            </w:r>
+            <w:r>
+              <w:rPr>
+                <w:noProof/>
+                <w:webHidden/>
+              </w:rPr>
+              <w:t>159</w:t>
+            </w:r>
+            <w:r>
+              <w:rPr>
+                <w:noProof/>
+                <w:webHidden/>
+              </w:rPr>
+              <w:fldChar w:fldCharType="end"/>
+            </w:r>
+          </w:hyperlink>
+        </w:p>
+        <w:p>
+          <w:pPr>
+            <w:pStyle w:val="TOC2"/>
+            <w:tabs>
+              <w:tab w:val="right" w:leader="dot" w:pos="9350"/>
+            </w:tabs>
+            <w:rPr>
+              <w:rFonts w:asciiTheme="minorHAnsi" w:eastAsiaTheme="minorEastAsia" w:hAnsiTheme="minorHAnsi" w:cstheme="minorBidi"/>
+              <w:noProof/>
+              <w:kern w:val="2"/>
+              <w14:ligatures w14:val="standardContextual"/>
+            </w:rPr>
+          </w:pPr>
+          <w:hyperlink w:anchor="_Toc239208327" w:history="1">
+            <w:r>
+              <w:rPr>
+                <w:rStyle w:val="Hyperlink"/>
+                <w:noProof/>
+              </w:rPr>
+              <w:t>CHAPTER FIFTY-THREE: Blast Off!</w:t>
+            </w:r>
+            <w:r>
+              <w:rPr>
+                <w:noProof/>
+                <w:webHidden/>
+              </w:rPr>
+              <w:tab/>
+            </w:r>
+            <w:r>
+              <w:rPr>
+                <w:noProof/>
+                <w:webHidden/>
+              </w:rPr>
+              <w:fldChar w:fldCharType="begin"/>
+            </w:r>
+            <w:r>
+              <w:rPr>
+                <w:noProof/>
+                <w:webHidden/>
+              </w:rPr>
+              <w:instrText xml:space="preserve"> PAGEREF _Toc239208327 \h </w:instrText>
+            </w:r>
+            <w:r>
+              <w:rPr>
+                <w:noProof/>
+                <w:webHidden/>
+              </w:rPr>
+            </w:r>
+            <w:r>
+              <w:rPr>
+                <w:noProof/>
+                <w:webHidden/>
+              </w:rPr>
+              <w:fldChar w:fldCharType="separate"/>
+            </w:r>
+            <w:r>
+              <w:rPr>
+                <w:noProof/>
+                <w:webHidden/>
+              </w:rPr>
+              <w:t>163</w:t>
+            </w:r>
+            <w:r>
+              <w:rPr>
+                <w:noProof/>
+                <w:webHidden/>
+              </w:rPr>
+              <w:fldChar w:fldCharType="end"/>
+            </w:r>
+          </w:hyperlink>
+        </w:p>
+        <w:p>
+          <w:pPr>
+            <w:pStyle w:val="TOC2"/>
+            <w:tabs>
+              <w:tab w:val="right" w:leader="dot" w:pos="9350"/>
+            </w:tabs>
+            <w:rPr>
+              <w:rFonts w:asciiTheme="minorHAnsi" w:eastAsiaTheme="minorEastAsia" w:hAnsiTheme="minorHAnsi" w:cstheme="minorBidi"/>
+              <w:noProof/>
+              <w:kern w:val="2"/>
+              <w14:ligatures w14:val="standardContextual"/>
+            </w:rPr>
+          </w:pPr>
+          <w:hyperlink w:anchor="_Toc239208328" w:history="1">
+            <w:r>
+              <w:rPr>
+                <w:rStyle w:val="Hyperlink"/>
+                <w:noProof/>
+              </w:rPr>
+              <w:t>CHAPTER FIFTY-FOUR: Shakedown</w:t>
+            </w:r>
+            <w:r>
+              <w:rPr>
+                <w:noProof/>
+                <w:webHidden/>
+              </w:rPr>
+              <w:tab/>
+            </w:r>
+            <w:r>
+              <w:rPr>
+                <w:noProof/>
+                <w:webHidden/>
+              </w:rPr>
+              <w:fldChar w:fldCharType="begin"/>
+            </w:r>
+            <w:r>
+              <w:rPr>
+                <w:noProof/>
+                <w:webHidden/>
+              </w:rPr>
+              <w:instrText xml:space="preserve"> PAGEREF _Toc239208328 \h </w:instrText>
+            </w:r>
+            <w:r>
+              <w:rPr>
+                <w:noProof/>
+                <w:webHidden/>
+              </w:rPr>
+            </w:r>
+            <w:r>
+              <w:rPr>
+                <w:noProof/>
+                <w:webHidden/>
+              </w:rPr>
+              <w:fldChar w:fldCharType="separate"/>
+            </w:r>
+            <w:r>
+              <w:rPr>
+                <w:noProof/>
+                <w:webHidden/>
+              </w:rPr>
+              <w:t>165</w:t>
+            </w:r>
+            <w:r>
+              <w:rPr>
+                <w:noProof/>
+                <w:webHidden/>
+              </w:rPr>
+              <w:fldChar w:fldCharType="end"/>
+            </w:r>
+          </w:hyperlink>
+        </w:p>
+        <w:p>
+          <w:pPr>
+            <w:pStyle w:val="TOC2"/>
+            <w:tabs>
+              <w:tab w:val="right" w:leader="dot" w:pos="9350"/>
+            </w:tabs>
+            <w:rPr>
+              <w:rFonts w:asciiTheme="minorHAnsi" w:eastAsiaTheme="minorEastAsia" w:hAnsiTheme="minorHAnsi" w:cstheme="minorBidi"/>
+              <w:noProof/>
+              <w:kern w:val="2"/>
+              <w14:ligatures w14:val="standardContextual"/>
+            </w:rPr>
+          </w:pPr>
+          <w:hyperlink w:anchor="_Toc239208329" w:history="1">
             <w:r>
               <w:rPr>
                 <w:rStyle w:val="Hyperlink"/>
@@ -4412,7 +4336,7 @@
                 <w:noProof/>
                 <w:webHidden/>
               </w:rPr>
-              <w:instrText xml:space="preserve"> PAGEREF _Toc142824164 \h </w:instrText>
+              <w:instrText xml:space="preserve"> PAGEREF _Toc239208329 \h </w:instrText>
             </w:r>
             <w:r>
               <w:rPr>
@@ -4432,7 +4356,7 @@
                 <w:noProof/>
                 <w:webHidden/>
               </w:rPr>
-              <w:t>132</w:t>
+              <w:t>169</w:t>
             </w:r>
             <w:r>
               <w:rPr>
@@ -4453,12 +4377,10 @@
               <w:rFonts w:asciiTheme="minorHAnsi" w:eastAsiaTheme="minorEastAsia" w:hAnsiTheme="minorHAnsi" w:cstheme="minorBidi"/>
               <w:noProof/>
               <w:kern w:val="2"/>
-              <w:sz w:val="22"/>
-              <w:szCs w:val="22"/>
               <w14:ligatures w14:val="standardContextual"/>
             </w:rPr>
           </w:pPr>
-          <w:hyperlink w:anchor="_Toc142824165" w:history="1">
+          <w:hyperlink w:anchor="_Toc239208330" w:history="1">
             <w:r>
               <w:rPr>
                 <w:rStyle w:val="Hyperlink"/>
@@ -4485,7 +4407,7 @@
                 <w:noProof/>
                 <w:webHidden/>
               </w:rPr>
-              <w:instrText xml:space="preserve"> PAGEREF _Toc142824165 \h </w:instrText>
+              <w:instrText xml:space="preserve"> PAGEREF _Toc239208330 \h </w:instrText>
             </w:r>
             <w:r>
               <w:rPr>
@@ -4505,7 +4427,7 @@
                 <w:noProof/>
                 <w:webHidden/>
               </w:rPr>
-              <w:t>134</w:t>
+              <w:t>171</w:t>
             </w:r>
             <w:r>
               <w:rPr>
@@ -4526,12 +4448,10 @@
               <w:rFonts w:asciiTheme="minorHAnsi" w:eastAsiaTheme="minorEastAsia" w:hAnsiTheme="minorHAnsi" w:cstheme="minorBidi"/>
               <w:noProof/>
               <w:kern w:val="2"/>
-              <w:sz w:val="22"/>
-              <w:szCs w:val="22"/>
               <w14:ligatures w14:val="standardContextual"/>
             </w:rPr>
           </w:pPr>
-          <w:hyperlink w:anchor="_Toc142824166" w:history="1">
+          <w:hyperlink w:anchor="_Toc239208331" w:history="1">
             <w:r>
               <w:rPr>
                 <w:rStyle w:val="Hyperlink"/>
@@ -4573,7 +4493,7 @@
                 <w:noProof/>
                 <w:webHidden/>
               </w:rPr>
-              <w:instrText xml:space="preserve"> PAGEREF _Toc142824166 \h </w:instrText>
+              <w:instrText xml:space="preserve"> PAGEREF _Toc239208331 \h </w:instrText>
             </w:r>
             <w:r>
               <w:rPr>
@@ -4593,7 +4513,7 @@
                 <w:noProof/>
                 <w:webHidden/>
               </w:rPr>
-              <w:t>137</w:t>
+              <w:t>174</w:t>
             </w:r>
             <w:r>
               <w:rPr>
@@ -4614,18 +4534,16 @@
               <w:rFonts w:asciiTheme="minorHAnsi" w:eastAsiaTheme="minorEastAsia" w:hAnsiTheme="minorHAnsi" w:cstheme="minorBidi"/>
               <w:noProof/>
               <w:kern w:val="2"/>
-              <w:sz w:val="22"/>
-              <w:szCs w:val="22"/>
               <w14:ligatures w14:val="standardContextual"/>
             </w:rPr>
           </w:pPr>
-          <w:hyperlink w:anchor="_Toc142824167" w:history="1">
+          <w:hyperlink w:anchor="_Toc239208332" w:history="1">
             <w:r>
               <w:rPr>
                 <w:rStyle w:val="Hyperlink"/>
                 <w:noProof/>
               </w:rPr>
-              <w:t>CHAPTER FIFTY-EIGHT: JJ Joos and Mindspace</w:t>
+              <w:t>CHAPTER FIFTY-EIGHT: Be Afraid</w:t>
             </w:r>
             <w:r>
               <w:rPr>
@@ -4646,7 +4564,7 @@
                 <w:noProof/>
                 <w:webHidden/>
               </w:rPr>
-              <w:instrText xml:space="preserve"> PAGEREF _Toc142824167 \h </w:instrText>
+              <w:instrText xml:space="preserve"> PAGEREF _Toc239208332 \h </w:instrText>
             </w:r>
             <w:r>
               <w:rPr>
@@ -4666,7 +4584,7 @@
                 <w:noProof/>
                 <w:webHidden/>
               </w:rPr>
-              <w:t>141</w:t>
+              <w:t>178</w:t>
             </w:r>
             <w:r>
               <w:rPr>
@@ -4687,18 +4605,16 @@
               <w:rFonts w:asciiTheme="minorHAnsi" w:eastAsiaTheme="minorEastAsia" w:hAnsiTheme="minorHAnsi" w:cstheme="minorBidi"/>
               <w:noProof/>
               <w:kern w:val="2"/>
-              <w:sz w:val="22"/>
-              <w:szCs w:val="22"/>
               <w14:ligatures w14:val="standardContextual"/>
             </w:rPr>
           </w:pPr>
-          <w:hyperlink w:anchor="_Toc142824168" w:history="1">
+          <w:hyperlink w:anchor="_Toc239208333" w:history="1">
             <w:r>
               <w:rPr>
                 <w:rStyle w:val="Hyperlink"/>
                 <w:noProof/>
               </w:rPr>
-              <w:t>CHAPTER FIFTY-NINE: Lyapunov</w:t>
+              <w:t>CHAPTER FIFTY-NINE: JJ Joos and Mindspace</w:t>
             </w:r>
             <w:r>
               <w:rPr>
@@ -4719,7 +4635,7 @@
                 <w:noProof/>
                 <w:webHidden/>
               </w:rPr>
-              <w:instrText xml:space="preserve"> PAGEREF _Toc142824168 \h </w:instrText>
+              <w:instrText xml:space="preserve"> PAGEREF _Toc239208333 \h </w:instrText>
             </w:r>
             <w:r>
               <w:rPr>
@@ -4739,7 +4655,7 @@
                 <w:noProof/>
                 <w:webHidden/>
               </w:rPr>
-              <w:t>143</w:t>
+              <w:t>179</w:t>
             </w:r>
             <w:r>
               <w:rPr>
@@ -4760,18 +4676,16 @@
               <w:rFonts w:asciiTheme="minorHAnsi" w:eastAsiaTheme="minorEastAsia" w:hAnsiTheme="minorHAnsi" w:cstheme="minorBidi"/>
               <w:noProof/>
               <w:kern w:val="2"/>
-              <w:sz w:val="22"/>
-              <w:szCs w:val="22"/>
               <w14:ligatures w14:val="standardContextual"/>
             </w:rPr>
           </w:pPr>
-          <w:hyperlink w:anchor="_Toc142824169" w:history="1">
+          <w:hyperlink w:anchor="_Toc239208334" w:history="1">
             <w:r>
               <w:rPr>
                 <w:rStyle w:val="Hyperlink"/>
                 <w:noProof/>
               </w:rPr>
-              <w:t>CHAPTER SIXTY: Roundels</w:t>
+              <w:t>CHAPTER SIXTY: Lyapunov</w:t>
             </w:r>
             <w:r>
               <w:rPr>
@@ -4792,7 +4706,7 @@
                 <w:noProof/>
                 <w:webHidden/>
               </w:rPr>
-              <w:instrText xml:space="preserve"> PAGEREF _Toc142824169 \h </w:instrText>
+              <w:instrText xml:space="preserve"> PAGEREF _Toc239208334 \h </w:instrText>
             </w:r>
             <w:r>
               <w:rPr>
@@ -4812,7 +4726,7 @@
                 <w:noProof/>
                 <w:webHidden/>
               </w:rPr>
-              <w:t>146</w:t>
+              <w:t>180</w:t>
             </w:r>
             <w:r>
               <w:rPr>
@@ -4833,18 +4747,16 @@
               <w:rFonts w:asciiTheme="minorHAnsi" w:eastAsiaTheme="minorEastAsia" w:hAnsiTheme="minorHAnsi" w:cstheme="minorBidi"/>
               <w:noProof/>
               <w:kern w:val="2"/>
-              <w:sz w:val="22"/>
-              <w:szCs w:val="22"/>
               <w14:ligatures w14:val="standardContextual"/>
             </w:rPr>
           </w:pPr>
-          <w:hyperlink w:anchor="_Toc142824170" w:history="1">
+          <w:hyperlink w:anchor="_Toc239208335" w:history="1">
             <w:r>
               <w:rPr>
                 <w:rStyle w:val="Hyperlink"/>
                 <w:noProof/>
               </w:rPr>
-              <w:t>CHAPTER SIXTY-ONE: Pioneers</w:t>
+              <w:t>CHAPTER SIXTY-ONE: Roundels</w:t>
             </w:r>
             <w:r>
               <w:rPr>
@@ -4865,7 +4777,7 @@
                 <w:noProof/>
                 <w:webHidden/>
               </w:rPr>
-              <w:instrText xml:space="preserve"> PAGEREF _Toc142824170 \h </w:instrText>
+              <w:instrText xml:space="preserve"> PAGEREF _Toc239208335 \h </w:instrText>
             </w:r>
             <w:r>
               <w:rPr>
@@ -4885,7 +4797,7 @@
                 <w:noProof/>
                 <w:webHidden/>
               </w:rPr>
-              <w:t>151</w:t>
+              <w:t>182</w:t>
             </w:r>
             <w:r>
               <w:rPr>
@@ -4906,18 +4818,16 @@
               <w:rFonts w:asciiTheme="minorHAnsi" w:eastAsiaTheme="minorEastAsia" w:hAnsiTheme="minorHAnsi" w:cstheme="minorBidi"/>
               <w:noProof/>
               <w:kern w:val="2"/>
-              <w:sz w:val="22"/>
-              <w:szCs w:val="22"/>
               <w14:ligatures w14:val="standardContextual"/>
             </w:rPr>
           </w:pPr>
-          <w:hyperlink w:anchor="_Toc142824171" w:history="1">
+          <w:hyperlink w:anchor="_Toc239208336" w:history="1">
             <w:r>
               <w:rPr>
                 <w:rStyle w:val="Hyperlink"/>
                 <w:noProof/>
               </w:rPr>
-              <w:t>CHAPTER SIXTY-TWO: Astrid’s Hibernaculum Dream</w:t>
+              <w:t>CHAPTER SIXTY-TWO: Pioneers</w:t>
             </w:r>
             <w:r>
               <w:rPr>
@@ -4938,7 +4848,7 @@
                 <w:noProof/>
                 <w:webHidden/>
               </w:rPr>
-              <w:instrText xml:space="preserve"> PAGEREF _Toc142824171 \h </w:instrText>
+              <w:instrText xml:space="preserve"> PAGEREF _Toc239208336 \h </w:instrText>
             </w:r>
             <w:r>
               <w:rPr>
@@ -4958,7 +4868,7 @@
                 <w:noProof/>
                 <w:webHidden/>
               </w:rPr>
-              <w:t>154</w:t>
+              <w:t>186</w:t>
             </w:r>
             <w:r>
               <w:rPr>
@@ -4979,18 +4889,16 @@
               <w:rFonts w:asciiTheme="minorHAnsi" w:eastAsiaTheme="minorEastAsia" w:hAnsiTheme="minorHAnsi" w:cstheme="minorBidi"/>
               <w:noProof/>
               <w:kern w:val="2"/>
-              <w:sz w:val="22"/>
-              <w:szCs w:val="22"/>
               <w14:ligatures w14:val="standardContextual"/>
             </w:rPr>
           </w:pPr>
-          <w:hyperlink w:anchor="_Toc142824172" w:history="1">
+          <w:hyperlink w:anchor="_Toc239208337" w:history="1">
             <w:r>
               <w:rPr>
                 <w:rStyle w:val="Hyperlink"/>
                 <w:noProof/>
               </w:rPr>
-              <w:t>CHAPTER SIXTY-THREE: Thunderclap</w:t>
+              <w:t>CHAPTER SIXTY-THREE: Astrid’s Hibernaculum Dream</w:t>
             </w:r>
             <w:r>
               <w:rPr>
@@ -5011,7 +4919,7 @@
                 <w:noProof/>
                 <w:webHidden/>
               </w:rPr>
-              <w:instrText xml:space="preserve"> PAGEREF _Toc142824172 \h </w:instrText>
+              <w:instrText xml:space="preserve"> PAGEREF _Toc239208337 \h </w:instrText>
             </w:r>
             <w:r>
               <w:rPr>
@@ -5031,7 +4939,7 @@
                 <w:noProof/>
                 <w:webHidden/>
               </w:rPr>
-              <w:t>157</w:t>
+              <w:t>189</w:t>
             </w:r>
             <w:r>
               <w:rPr>
@@ -5052,18 +4960,16 @@
               <w:rFonts w:asciiTheme="minorHAnsi" w:eastAsiaTheme="minorEastAsia" w:hAnsiTheme="minorHAnsi" w:cstheme="minorBidi"/>
               <w:noProof/>
               <w:kern w:val="2"/>
-              <w:sz w:val="22"/>
-              <w:szCs w:val="22"/>
               <w14:ligatures w14:val="standardContextual"/>
             </w:rPr>
           </w:pPr>
-          <w:hyperlink w:anchor="_Toc142824173" w:history="1">
+          <w:hyperlink w:anchor="_Toc239208338" w:history="1">
             <w:r>
               <w:rPr>
                 <w:rStyle w:val="Hyperlink"/>
                 <w:noProof/>
               </w:rPr>
-              <w:t>CHAPTER SIXTY-FOUR: Twins</w:t>
+              <w:t>CHAPTER SIXTY-FOUR: Thunderclap</w:t>
             </w:r>
             <w:r>
               <w:rPr>
@@ -5084,7 +4990,7 @@
                 <w:noProof/>
                 <w:webHidden/>
               </w:rPr>
-              <w:instrText xml:space="preserve"> PAGEREF _Toc142824173 \h </w:instrText>
+              <w:instrText xml:space="preserve"> PAGEREF _Toc239208338 \h </w:instrText>
             </w:r>
             <w:r>
               <w:rPr>
@@ -5104,7 +5010,7 @@
                 <w:noProof/>
                 <w:webHidden/>
               </w:rPr>
-              <w:t>159</w:t>
+              <w:t>191</w:t>
             </w:r>
             <w:r>
               <w:rPr>
@@ -5125,18 +5031,16 @@
               <w:rFonts w:asciiTheme="minorHAnsi" w:eastAsiaTheme="minorEastAsia" w:hAnsiTheme="minorHAnsi" w:cstheme="minorBidi"/>
               <w:noProof/>
               <w:kern w:val="2"/>
-              <w:sz w:val="22"/>
-              <w:szCs w:val="22"/>
               <w14:ligatures w14:val="standardContextual"/>
             </w:rPr>
           </w:pPr>
-          <w:hyperlink w:anchor="_Toc142824174" w:history="1">
+          <w:hyperlink w:anchor="_Toc239208339" w:history="1">
             <w:r>
               <w:rPr>
                 <w:rStyle w:val="Hyperlink"/>
                 <w:noProof/>
               </w:rPr>
-              <w:t>CHAPTER SIXTY-FIVE: DEFCON Five…Four…Three…Two…One</w:t>
+              <w:t>CHAPTER SIXTY-FIVE: Twins</w:t>
             </w:r>
             <w:r>
               <w:rPr>
@@ -5157,7 +5061,7 @@
                 <w:noProof/>
                 <w:webHidden/>
               </w:rPr>
-              <w:instrText xml:space="preserve"> PAGEREF _Toc142824174 \h </w:instrText>
+              <w:instrText xml:space="preserve"> PAGEREF _Toc239208339 \h </w:instrText>
             </w:r>
             <w:r>
               <w:rPr>
@@ -5177,7 +5081,78 @@
                 <w:noProof/>
                 <w:webHidden/>
               </w:rPr>
-              <w:t>162</w:t>
+              <w:t>193</w:t>
+            </w:r>
+            <w:r>
+              <w:rPr>
+                <w:noProof/>
+                <w:webHidden/>
+              </w:rPr>
+              <w:fldChar w:fldCharType="end"/>
+            </w:r>
+          </w:hyperlink>
+        </w:p>
+        <w:p>
+          <w:pPr>
+            <w:pStyle w:val="TOC2"/>
+            <w:tabs>
+              <w:tab w:val="right" w:leader="dot" w:pos="9350"/>
+            </w:tabs>
+            <w:rPr>
+              <w:rFonts w:asciiTheme="minorHAnsi" w:eastAsiaTheme="minorEastAsia" w:hAnsiTheme="minorHAnsi" w:cstheme="minorBidi"/>
+              <w:noProof/>
+              <w:kern w:val="2"/>
+              <w14:ligatures w14:val="standardContextual"/>
+            </w:rPr>
+          </w:pPr>
+          <w:hyperlink w:anchor="_Toc239208340" w:history="1">
+            <w:r>
+              <w:rPr>
+                <w:rStyle w:val="Hyperlink"/>
+                <w:noProof/>
+              </w:rPr>
+              <w:t>CHAPTER SIXTY-SIX: DEFCON Five…Four…Three…Two…One</w:t>
+            </w:r>
+            <w:r>
+              <w:rPr>
+                <w:noProof/>
+                <w:webHidden/>
+              </w:rPr>
+              <w:tab/>
+            </w:r>
+            <w:r>
+              <w:rPr>
+                <w:noProof/>
+                <w:webHidden/>
+              </w:rPr>
+              <w:fldChar w:fldCharType="begin"/>
+            </w:r>
+            <w:r>
+              <w:rPr>
+                <w:noProof/>
+                <w:webHidden/>
+              </w:rPr>
+              <w:instrText xml:space="preserve"> PAGEREF _Toc239208340 \h </w:instrText>
+            </w:r>
+            <w:r>
+              <w:rPr>
+                <w:noProof/>
+                <w:webHidden/>
+              </w:rPr>
+            </w:r>
+            <w:r>
+              <w:rPr>
+                <w:noProof/>
+                <w:webHidden/>
+              </w:rPr>
+              <w:fldChar w:fldCharType="separate"/>
+            </w:r>
+            <w:r>
+              <w:rPr>
+                <w:noProof/>
+                <w:webHidden/>
+              </w:rPr>
+              <w:t>196</w:t>
             </w:r>
             <w:r>
               <w:rPr>
@@ -5220,7 +5195,7 @@
         <w:pStyle w:val="Heading1"/>
         <w:ind w:firstLine="0"/>
       </w:pPr>
-      <w:bookmarkStart w:id="0" w:name="_Toc142824107"/>
+      <w:bookmarkStart w:id="0" w:name="_Toc239208272"/>
       <w:r>
         <w:lastRenderedPageBreak/>
         <w:t>PART ONE: Awakening</w:t>
@@ -5235,7 +5210,7 @@
           <w:color w:val="auto"/>
         </w:rPr>
       </w:pPr>
-      <w:bookmarkStart w:id="1" w:name="_Toc142824108"/>
+      <w:bookmarkStart w:id="1" w:name="_Toc239208273"/>
       <w:r>
         <w:t>CHAPTER ONE: Dyson Sphere</w:t>
       </w:r>
@@ -5814,7 +5789,7 @@
       <w:pPr>
         <w:pStyle w:val="Heading2"/>
       </w:pPr>
-      <w:bookmarkStart w:id="2" w:name="_Toc142824109"/>
+      <w:bookmarkStart w:id="2" w:name="_Toc239208274"/>
       <w:r>
         <w:t>CHAPTER</w:t>
       </w:r>
@@ -6247,13 +6222,12 @@
         <w:t>He was going to war.</w:t>
       </w:r>
     </w:p>
-    <w:p>
-      <w:bookmarkStart w:id="3" w:name="_Toc142824110"/>
-    </w:p>
+    <w:p/>
     <w:p>
       <w:pPr>
         <w:pStyle w:val="Heading2"/>
       </w:pPr>
+      <w:bookmarkStart w:id="3" w:name="_Toc239208275"/>
       <w:r>
         <w:t>CHAPTER</w:t>
       </w:r>
@@ -6775,7 +6749,7 @@
       <w:pPr>
         <w:pStyle w:val="Heading2"/>
       </w:pPr>
-      <w:bookmarkStart w:id="4" w:name="_Toc142824111"/>
+      <w:bookmarkStart w:id="4" w:name="_Toc239208276"/>
       <w:r>
         <w:t>CHAPTER FOUR: Douglas</w:t>
       </w:r>
@@ -7113,7 +7087,7 @@
       <w:pPr>
         <w:pStyle w:val="Heading2"/>
       </w:pPr>
-      <w:bookmarkStart w:id="5" w:name="_Toc142824112"/>
+      <w:bookmarkStart w:id="5" w:name="_Toc239208277"/>
       <w:r>
         <w:t>CHAPTER FIVE: Castle Academy</w:t>
       </w:r>
@@ -7133,7 +7107,6 @@
         <w:spacing w:line="276" w:lineRule="auto"/>
         <w:ind w:firstLine="270"/>
       </w:pPr>
-      <w:bookmarkStart w:id="6" w:name="_Toc142824113"/>
       <w:r>
         <w:t>Heinrich and Douglas departed for Germany two weeks after their confrontation over dinner. Heinrich attended a NATO conference in Berlin, bringing Douglas along with him. After the conference, they spent a night in Stuttgart before heading south toward the wreckage of Castle Academy at the base of the Alps in a metallic-gray Mercedes-Benz. Heinrich had packed two beige knitted turtleneck sweaters in the back seat for the colder air at altitude.</w:t>
       </w:r>
@@ -8086,6 +8059,7 @@
       <w:pPr>
         <w:pStyle w:val="Heading2"/>
       </w:pPr>
+      <w:bookmarkStart w:id="6" w:name="_Toc239208278"/>
       <w:r>
         <w:lastRenderedPageBreak/>
         <w:t>CHAPTER</w:t>
@@ -9001,7 +8975,7 @@
       <w:pPr>
         <w:pStyle w:val="Heading2"/>
       </w:pPr>
-      <w:bookmarkStart w:id="7" w:name="_Toc142824114"/>
+      <w:bookmarkStart w:id="7" w:name="_Toc239208279"/>
       <w:r>
         <w:t>CHAPTER</w:t>
       </w:r>
@@ -9728,7 +9702,7 @@
       <w:pPr>
         <w:pStyle w:val="Heading2"/>
       </w:pPr>
-      <w:bookmarkStart w:id="8" w:name="_Toc142824115"/>
+      <w:bookmarkStart w:id="8" w:name="_Toc239208280"/>
       <w:r>
         <w:t>CHAPTER EIGHT: Fathers</w:t>
       </w:r>
@@ -9750,7 +9724,6 @@
         <w:spacing w:line="276" w:lineRule="auto"/>
         <w:ind w:firstLine="270"/>
       </w:pPr>
-      <w:bookmarkStart w:id="9" w:name="_Toc142824116"/>
       <w:r>
         <w:t>After dinner, Reginald followed Douglas out of the dining room. Douglas was using his lightweight wheelchair rather than the electric chair he needed for longer distances, and he was plainly happy to have his old friend in the house.</w:t>
       </w:r>
@@ -10428,6 +10401,7 @@
       <w:pPr>
         <w:pStyle w:val="Heading2"/>
       </w:pPr>
+      <w:bookmarkStart w:id="9" w:name="_Toc239208281"/>
       <w:r>
         <w:lastRenderedPageBreak/>
         <w:t>CHAPTER</w:t>
@@ -10456,10 +10430,10 @@
       <w:r>
         <w:t>eacenik</w:t>
       </w:r>
+      <w:r>
+        <w:t>, and notes in a box</w:t>
+      </w:r>
       <w:bookmarkEnd w:id="9"/>
-      <w:r>
-        <w:t>, and notes in a box</w:t>
-      </w:r>
     </w:p>
     <w:p>
       <w:pPr>
@@ -11901,7 +11875,7 @@
       <w:pPr>
         <w:pStyle w:val="Heading2"/>
       </w:pPr>
-      <w:bookmarkStart w:id="10" w:name="_Toc142824117"/>
+      <w:bookmarkStart w:id="10" w:name="_Toc239208282"/>
       <w:r>
         <w:t>CHAPTER TEN: Derivatives</w:t>
       </w:r>
@@ -13445,7 +13419,7 @@
       <w:pPr>
         <w:pStyle w:val="Heading2"/>
       </w:pPr>
-      <w:bookmarkStart w:id="11" w:name="_Toc142824118"/>
+      <w:bookmarkStart w:id="11" w:name="_Toc239208283"/>
       <w:r>
         <w:t>CHAPTER</w:t>
       </w:r>
@@ -14039,7 +14013,7 @@
       <w:pPr>
         <w:pStyle w:val="Heading2"/>
       </w:pPr>
-      <w:bookmarkStart w:id="12" w:name="_Toc142824119"/>
+      <w:bookmarkStart w:id="12" w:name="_Toc239208284"/>
       <w:r>
         <w:t>CHAPTER</w:t>
       </w:r>
@@ -14721,7 +14695,7 @@
       <w:pPr>
         <w:pStyle w:val="Heading2"/>
       </w:pPr>
-      <w:bookmarkStart w:id="13" w:name="_Toc142824120"/>
+      <w:bookmarkStart w:id="13" w:name="_Toc239208285"/>
       <w:r>
         <w:t>CHAPTER</w:t>
       </w:r>
@@ -14751,7 +14725,6 @@
         <w:spacing w:line="276" w:lineRule="auto"/>
         <w:ind w:firstLine="270"/>
       </w:pPr>
-      <w:bookmarkStart w:id="14" w:name="_Toc142824121"/>
       <w:r>
         <w:t>“Hey, Pops! How are you?” Douglas greeted Heinrich by telephone. “I just got back.”</w:t>
       </w:r>
@@ -15292,6 +15265,7 @@
       <w:pPr>
         <w:pStyle w:val="Heading2"/>
       </w:pPr>
+      <w:bookmarkStart w:id="14" w:name="_Toc239208286"/>
       <w:r>
         <w:t>CHAPTER FOURTEEN: September 11, 2001</w:t>
       </w:r>
@@ -15766,12 +15740,14 @@
           <w:rFonts w:eastAsia="Calibri"/>
         </w:rPr>
       </w:pPr>
+      <w:bookmarkStart w:id="15" w:name="_Toc239208287"/>
       <w:r>
         <w:rPr>
           <w:rFonts w:eastAsia="Calibri"/>
         </w:rPr>
         <w:t>CHAPTER FIFTEEN: Aftermath</w:t>
       </w:r>
+      <w:bookmarkEnd w:id="15"/>
     </w:p>
     <w:p>
       <w:pPr>
@@ -17397,11 +17373,19 @@
           <w:rFonts w:eastAsia="Calibri"/>
         </w:rPr>
       </w:pPr>
-      <w:r>
-        <w:rPr>
-          <w:rFonts w:eastAsia="Calibri"/>
-        </w:rPr>
-        <w:t>CHAPTER SIXTEEN: Surreality </w:t>
+      <w:bookmarkStart w:id="16" w:name="_Toc239208288"/>
+      <w:r>
+        <w:rPr>
+          <w:rFonts w:eastAsia="Calibri"/>
+        </w:rPr>
+        <w:t>CHAPTER SIXTEEN: Surreality</w:t>
+      </w:r>
+      <w:bookmarkEnd w:id="16"/>
+      <w:r>
+        <w:rPr>
+          <w:rFonts w:eastAsia="Calibri"/>
+        </w:rPr>
+        <w:t> </w:t>
       </w:r>
     </w:p>
     <w:p>
@@ -20696,7 +20680,7 @@
       <w:pPr>
         <w:pStyle w:val="Heading2"/>
       </w:pPr>
-      <w:bookmarkStart w:id="15" w:name="_Toc142824124"/>
+      <w:bookmarkStart w:id="17" w:name="_Toc239208289"/>
       <w:r>
         <w:t>CHAPTER</w:t>
       </w:r>
@@ -20712,7 +20696,7 @@
       <w:r>
         <w:t>The Fruits of Piety</w:t>
       </w:r>
-      <w:bookmarkEnd w:id="15"/>
+      <w:bookmarkEnd w:id="17"/>
     </w:p>
     <w:p>
       <w:pPr>
@@ -21245,7 +21229,7 @@
       <w:pPr>
         <w:pStyle w:val="Heading2"/>
       </w:pPr>
-      <w:bookmarkStart w:id="16" w:name="_Toc142824125"/>
+      <w:bookmarkStart w:id="18" w:name="_Toc239208290"/>
       <w:r>
         <w:t xml:space="preserve">CHAPTER </w:t>
       </w:r>
@@ -21258,7 +21242,7 @@
       <w:r>
         <w:t xml:space="preserve"> Friedman</w:t>
       </w:r>
-      <w:bookmarkEnd w:id="16"/>
+      <w:bookmarkEnd w:id="18"/>
     </w:p>
     <w:p>
       <w:pPr>
@@ -22646,7 +22630,6 @@
           <w:szCs w:val="32"/>
         </w:rPr>
       </w:pPr>
-      <w:bookmarkStart w:id="17" w:name="_Toc142824126"/>
       <w:r>
         <w:br w:type="page"/>
       </w:r>
@@ -22655,6 +22638,7 @@
       <w:pPr>
         <w:pStyle w:val="Heading2"/>
       </w:pPr>
+      <w:bookmarkStart w:id="19" w:name="_Toc239208291"/>
       <w:r>
         <w:lastRenderedPageBreak/>
         <w:t>CHAPTER</w:t>
@@ -22671,7 +22655,7 @@
       <w:r>
         <w:t>Coarse Russian</w:t>
       </w:r>
-      <w:bookmarkEnd w:id="17"/>
+      <w:bookmarkEnd w:id="19"/>
     </w:p>
     <w:p/>
     <w:p>
@@ -23618,7 +23602,7 @@
       <w:pPr>
         <w:pStyle w:val="Heading2"/>
       </w:pPr>
-      <w:bookmarkStart w:id="18" w:name="_Toc142824127"/>
+      <w:bookmarkStart w:id="20" w:name="_Toc239208292"/>
       <w:r>
         <w:t xml:space="preserve">CHAPTER </w:t>
       </w:r>
@@ -23640,7 +23624,7 @@
       <w:r>
         <w:t>f</w:t>
       </w:r>
-      <w:bookmarkEnd w:id="18"/>
+      <w:bookmarkEnd w:id="20"/>
     </w:p>
     <w:p>
       <w:pPr>
@@ -24728,7 +24712,7 @@
       <w:pPr>
         <w:pStyle w:val="Heading2"/>
       </w:pPr>
-      <w:bookmarkStart w:id="19" w:name="_Toc142824128"/>
+      <w:bookmarkStart w:id="21" w:name="_Toc239208293"/>
       <w:r>
         <w:lastRenderedPageBreak/>
         <w:t xml:space="preserve">CHAPTER </w:t>
@@ -24745,7 +24729,7 @@
       <w:r>
         <w:t>Subconscious</w:t>
       </w:r>
-      <w:bookmarkEnd w:id="19"/>
+      <w:bookmarkEnd w:id="21"/>
       <w:r>
         <w:t xml:space="preserve"> </w:t>
       </w:r>
@@ -25351,7 +25335,7 @@
       <w:pPr>
         <w:pStyle w:val="Heading2"/>
       </w:pPr>
-      <w:bookmarkStart w:id="20" w:name="_Toc142824129"/>
+      <w:bookmarkStart w:id="22" w:name="_Toc239208294"/>
       <w:r>
         <w:t>CHAPTER</w:t>
       </w:r>
@@ -25376,7 +25360,7 @@
       <w:r>
         <w:t>Beginnings Yet Again</w:t>
       </w:r>
-      <w:bookmarkEnd w:id="20"/>
+      <w:bookmarkEnd w:id="22"/>
     </w:p>
     <w:p>
       <w:pPr>
@@ -26532,7 +26516,7 @@
       <w:pPr>
         <w:pStyle w:val="Heading2"/>
       </w:pPr>
-      <w:bookmarkStart w:id="21" w:name="_Toc142824130"/>
+      <w:bookmarkStart w:id="23" w:name="_Toc239208295"/>
       <w:r>
         <w:t xml:space="preserve">CHAPTER </w:t>
       </w:r>
@@ -26548,7 +26532,7 @@
       <w:r>
         <w:t xml:space="preserve"> Moonshot</w:t>
       </w:r>
-      <w:bookmarkEnd w:id="21"/>
+      <w:bookmarkEnd w:id="23"/>
     </w:p>
     <w:p>
       <w:pPr>
@@ -28021,7 +28005,7 @@
       <w:pPr>
         <w:pStyle w:val="Heading2"/>
       </w:pPr>
-      <w:bookmarkStart w:id="22" w:name="_Toc142824131"/>
+      <w:bookmarkStart w:id="24" w:name="_Toc239208296"/>
       <w:r>
         <w:t xml:space="preserve">CHAPTER </w:t>
       </w:r>
@@ -28034,7 +28018,7 @@
       <w:r>
         <w:t>: Pairings</w:t>
       </w:r>
-      <w:bookmarkEnd w:id="22"/>
+      <w:bookmarkEnd w:id="24"/>
     </w:p>
     <w:p>
       <w:pPr>
@@ -28479,7 +28463,7 @@
         <w:pStyle w:val="Heading1"/>
         <w:ind w:firstLine="0"/>
       </w:pPr>
-      <w:bookmarkStart w:id="23" w:name="_Toc142824132"/>
+      <w:bookmarkStart w:id="25" w:name="_Toc239208297"/>
       <w:r>
         <w:t>PART TWO</w:t>
       </w:r>
@@ -28495,14 +28479,14 @@
       <w:r>
         <w:t xml:space="preserve"> THE FUTURE…</w:t>
       </w:r>
-      <w:bookmarkEnd w:id="23"/>
+      <w:bookmarkEnd w:id="25"/>
     </w:p>
     <w:p/>
     <w:p>
       <w:pPr>
         <w:pStyle w:val="Heading2"/>
       </w:pPr>
-      <w:bookmarkStart w:id="24" w:name="_Toc142824133"/>
+      <w:bookmarkStart w:id="26" w:name="_Toc239208298"/>
       <w:r>
         <w:lastRenderedPageBreak/>
         <w:t xml:space="preserve">CHAPTER </w:t>
@@ -28513,7 +28497,7 @@
       <w:r>
         <w:t>: Artists</w:t>
       </w:r>
-      <w:bookmarkEnd w:id="24"/>
+      <w:bookmarkEnd w:id="26"/>
     </w:p>
     <w:p>
       <w:pPr>
@@ -28530,7 +28514,6 @@
         <w:spacing w:line="276" w:lineRule="auto"/>
         <w:ind w:firstLine="270"/>
       </w:pPr>
-      <w:bookmarkStart w:id="25" w:name="_Toc142824134"/>
       <w:r>
         <w:t>Heinrich’s attempts to introduce Charlie Moss and Jana Friedman went nowhere in 2005 and 2006. It wasn’t for lack of trying. Twice he contrived reasons for both of them to be in Houston at the same time, and twice one of them had to cancel. Eventually life intervened more decisively. Early in 2006, Charlie’s mother was diagnosed with terminal brain cancer and began a rapid decline. Around the same time, Jana went to Santa Fe for an art festival and met Francesco Vitali.</w:t>
       </w:r>
@@ -29703,10 +29686,11 @@
           <w:rFonts w:eastAsia="Calibri"/>
         </w:rPr>
       </w:pPr>
+      <w:bookmarkStart w:id="27" w:name="_Toc239208299"/>
       <w:r>
         <w:t>CHAPTER TWENTY-SIX: Colene and Big Joe</w:t>
       </w:r>
-      <w:bookmarkEnd w:id="25"/>
+      <w:bookmarkEnd w:id="27"/>
     </w:p>
     <w:p>
       <w:pPr>
@@ -30257,7 +30241,7 @@
       <w:pPr>
         <w:pStyle w:val="Heading2"/>
       </w:pPr>
-      <w:bookmarkStart w:id="26" w:name="_Toc142824135"/>
+      <w:bookmarkStart w:id="28" w:name="_Toc239208300"/>
       <w:r>
         <w:t xml:space="preserve">CHAPTER </w:t>
       </w:r>
@@ -30273,7 +30257,7 @@
       <w:r>
         <w:t>Black Swans</w:t>
       </w:r>
-      <w:bookmarkEnd w:id="26"/>
+      <w:bookmarkEnd w:id="28"/>
     </w:p>
     <w:p/>
     <w:p>
@@ -30839,7 +30823,7 @@
       <w:pPr>
         <w:pStyle w:val="Heading2"/>
       </w:pPr>
-      <w:bookmarkStart w:id="27" w:name="_Toc142824136"/>
+      <w:bookmarkStart w:id="29" w:name="_Toc239208301"/>
       <w:r>
         <w:t xml:space="preserve">CHAPTER </w:t>
       </w:r>
@@ -30849,7 +30833,7 @@
       <w:r>
         <w:t>: Central Park</w:t>
       </w:r>
-      <w:bookmarkEnd w:id="27"/>
+      <w:bookmarkEnd w:id="29"/>
     </w:p>
     <w:p>
       <w:pPr>
@@ -31617,7 +31601,6 @@
       <w:r>
         <w:t>Mora’s song would have been harder.</w:t>
       </w:r>
-      <w:bookmarkStart w:id="28" w:name="_Toc142824137"/>
     </w:p>
     <w:p>
       <w:pPr>
@@ -31632,6 +31615,7 @@
       <w:pPr>
         <w:pStyle w:val="Heading2"/>
       </w:pPr>
+      <w:bookmarkStart w:id="30" w:name="_Toc239208302"/>
       <w:r>
         <w:t xml:space="preserve">CHAPTER </w:t>
       </w:r>
@@ -31644,7 +31628,7 @@
       <w:r>
         <w:t>Rodeo Rides</w:t>
       </w:r>
-      <w:bookmarkEnd w:id="28"/>
+      <w:bookmarkEnd w:id="30"/>
     </w:p>
     <w:p>
       <w:pPr>
@@ -32207,12 +32191,12 @@
           <w:color w:val="auto"/>
         </w:rPr>
       </w:pPr>
-      <w:bookmarkStart w:id="29" w:name="_Toc142824138"/>
     </w:p>
     <w:p>
       <w:pPr>
         <w:pStyle w:val="Heading2"/>
       </w:pPr>
+      <w:bookmarkStart w:id="31" w:name="_Toc239208303"/>
       <w:r>
         <w:t xml:space="preserve">CHAPTER </w:t>
       </w:r>
@@ -32225,7 +32209,7 @@
       <w:r>
         <w:t>w</w:t>
       </w:r>
-      <w:bookmarkEnd w:id="29"/>
+      <w:bookmarkEnd w:id="31"/>
     </w:p>
     <w:p>
       <w:pPr>
@@ -32243,7 +32227,6 @@
         <w:spacing w:line="276" w:lineRule="auto"/>
         <w:ind w:firstLine="270"/>
       </w:pPr>
-      <w:bookmarkStart w:id="30" w:name="_Toc142824139"/>
       <w:r>
         <w:t>Heinrich sent a limousine for Jana when she arrived at Bush Intercontinental Airport. She came off the flight in her usual black business suit with her blond hair loose around her shoulders, spent the afternoon at her hotel, then changed into a long black dress for dinner. Heinrich still regarded an evening meal at a good restaurant as an occasion requiring some effort.</w:t>
       </w:r>
@@ -32844,6 +32827,7 @@
       <w:pPr>
         <w:pStyle w:val="Heading2"/>
       </w:pPr>
+      <w:bookmarkStart w:id="32" w:name="_Toc239208304"/>
       <w:r>
         <w:lastRenderedPageBreak/>
         <w:t xml:space="preserve">CHAPTER </w:t>
@@ -32863,7 +32847,7 @@
       <w:r>
         <w:t>Star Trek</w:t>
       </w:r>
-      <w:bookmarkEnd w:id="30"/>
+      <w:bookmarkEnd w:id="32"/>
     </w:p>
     <w:p>
       <w:pPr>
@@ -32881,7 +32865,6 @@
         <w:spacing w:line="276" w:lineRule="auto"/>
         <w:ind w:firstLine="270"/>
       </w:pPr>
-      <w:bookmarkStart w:id="31" w:name="_Toc142824140"/>
       <w:r>
         <w:t>Jana didn’t sleep well that night and resisted the urge to go to Heinrich’s office to check on him the following morning. Instead, she called him from the hotel lobby while waiting for the limousine.</w:t>
       </w:r>
@@ -34436,6 +34419,7 @@
       <w:pPr>
         <w:pStyle w:val="Heading2"/>
       </w:pPr>
+      <w:bookmarkStart w:id="33" w:name="_Toc239208305"/>
       <w:r>
         <w:lastRenderedPageBreak/>
         <w:t xml:space="preserve">CHAPTER </w:t>
@@ -34452,7 +34436,7 @@
       <w:r>
         <w:t>: Ineluctable</w:t>
       </w:r>
-      <w:bookmarkEnd w:id="31"/>
+      <w:bookmarkEnd w:id="33"/>
     </w:p>
     <w:p/>
     <w:p>
@@ -34460,7 +34444,6 @@
         <w:spacing w:line="276" w:lineRule="auto"/>
         <w:ind w:firstLine="270"/>
       </w:pPr>
-      <w:bookmarkStart w:id="32" w:name="_Toc142824141"/>
       <w:r>
         <w:t>“</w:t>
       </w:r>
@@ -35058,14 +35041,14 @@
       <w:pPr>
         <w:pStyle w:val="Heading2"/>
       </w:pPr>
-      <w:bookmarkStart w:id="33" w:name="_Toc142824142"/>
-      <w:bookmarkEnd w:id="32"/>
+      <w:bookmarkStart w:id="34" w:name="_Toc239208306"/>
       <w:r>
         <w:rPr>
           <w:rFonts w:eastAsia="Calibri"/>
         </w:rPr>
         <w:t>CHAPTER THIRTY-THREE: Wager Lost</w:t>
       </w:r>
+      <w:bookmarkEnd w:id="34"/>
     </w:p>
     <w:p>
       <w:pPr>
@@ -36346,6 +36329,7 @@
       <w:pPr>
         <w:pStyle w:val="Heading2"/>
       </w:pPr>
+      <w:bookmarkStart w:id="35" w:name="_Toc239208307"/>
       <w:r>
         <w:t xml:space="preserve">CHAPTER </w:t>
       </w:r>
@@ -36364,7 +36348,7 @@
       <w:r>
         <w:t>Cabo Los Alamos</w:t>
       </w:r>
-      <w:bookmarkEnd w:id="33"/>
+      <w:bookmarkEnd w:id="35"/>
     </w:p>
     <w:p>
       <w:pPr>
@@ -37595,7 +37579,7 @@
       <w:pPr>
         <w:pStyle w:val="Heading2"/>
       </w:pPr>
-      <w:bookmarkStart w:id="34" w:name="_Toc142824143"/>
+      <w:bookmarkStart w:id="36" w:name="_Toc239208308"/>
       <w:r>
         <w:t xml:space="preserve">CHAPTER </w:t>
       </w:r>
@@ -37614,7 +37598,7 @@
       <w:r>
         <w:t>Big Joe</w:t>
       </w:r>
-      <w:bookmarkEnd w:id="34"/>
+      <w:bookmarkEnd w:id="36"/>
     </w:p>
     <w:p>
       <w:pPr>
@@ -38931,7 +38915,7 @@
           <w:lang w:val="fr-FR"/>
         </w:rPr>
       </w:pPr>
-      <w:bookmarkStart w:id="35" w:name="_Toc142824144"/>
+      <w:bookmarkStart w:id="37" w:name="_Toc239208309"/>
       <w:r>
         <w:rPr>
           <w:lang w:val="fr-FR"/>
@@ -38970,7 +38954,7 @@
         </w:rPr>
         <w:t xml:space="preserve"> En Français</w:t>
       </w:r>
-      <w:bookmarkEnd w:id="35"/>
+      <w:bookmarkEnd w:id="37"/>
     </w:p>
     <w:p>
       <w:pPr>
@@ -41148,7 +41132,6 @@
           <w:szCs w:val="32"/>
         </w:rPr>
       </w:pPr>
-      <w:bookmarkStart w:id="36" w:name="_Toc142824145"/>
       <w:r>
         <w:br w:type="page"/>
       </w:r>
@@ -41157,6 +41140,7 @@
       <w:pPr>
         <w:pStyle w:val="Heading2"/>
       </w:pPr>
+      <w:bookmarkStart w:id="38" w:name="_Toc239208310"/>
       <w:r>
         <w:lastRenderedPageBreak/>
         <w:t xml:space="preserve">CHAPTER </w:t>
@@ -41179,7 +41163,7 @@
       <w:r>
         <w:t>Internet Eyes</w:t>
       </w:r>
-      <w:bookmarkEnd w:id="36"/>
+      <w:bookmarkEnd w:id="38"/>
     </w:p>
     <w:p>
       <w:pPr>
@@ -42000,18 +41984,16 @@
           <w:rFonts w:eastAsia="Calibri"/>
         </w:rPr>
       </w:pPr>
-      <w:bookmarkStart w:id="37" w:name="_Toc142824146"/>
+      <w:bookmarkStart w:id="39" w:name="_Toc239208311"/>
       <w:r>
         <w:t xml:space="preserve">CHAPTER THIRTY-EIGHT: </w:t>
       </w:r>
       <w:r>
         <w:t>Retrogradation</w:t>
       </w:r>
-      <w:bookmarkEnd w:id="37"/>
-    </w:p>
-    <w:p>
-      <w:bookmarkStart w:id="38" w:name="_Toc142824147"/>
-    </w:p>
+      <w:bookmarkEnd w:id="39"/>
+    </w:p>
+    <w:p/>
     <w:p>
       <w:pPr>
         <w:spacing w:line="276" w:lineRule="auto"/>
@@ -43054,6 +43036,7 @@
       <w:pPr>
         <w:pStyle w:val="Heading2"/>
       </w:pPr>
+      <w:bookmarkStart w:id="40" w:name="_Toc239208312"/>
       <w:r>
         <w:t xml:space="preserve">CHAPTER </w:t>
       </w:r>
@@ -43072,7 +43055,7 @@
       <w:r>
         <w:t>Out of The Blue</w:t>
       </w:r>
-      <w:bookmarkEnd w:id="38"/>
+      <w:bookmarkEnd w:id="40"/>
       <w:r>
         <w:t xml:space="preserve"> </w:t>
       </w:r>
@@ -43093,7 +43076,6 @@
         <w:spacing w:line="276" w:lineRule="auto"/>
         <w:ind w:firstLine="180"/>
       </w:pPr>
-      <w:bookmarkStart w:id="39" w:name="_Toc142824148"/>
       <w:r>
         <w:t xml:space="preserve">You have to take it easier, </w:t>
       </w:r>
@@ -44173,13 +44155,14 @@
       <w:pPr>
         <w:pStyle w:val="Heading2"/>
       </w:pPr>
+      <w:bookmarkStart w:id="41" w:name="_Toc239208313"/>
       <w:r>
         <w:t>CHAPTER FORTY</w:t>
       </w:r>
       <w:r>
         <w:t>: Lise</w:t>
       </w:r>
-      <w:bookmarkEnd w:id="39"/>
+      <w:bookmarkEnd w:id="41"/>
     </w:p>
     <w:p>
       <w:pPr>
@@ -44196,7 +44179,6 @@
         <w:pStyle w:val="Default"/>
         <w:spacing w:line="276" w:lineRule="auto"/>
       </w:pPr>
-      <w:bookmarkStart w:id="40" w:name="_Toc142824149"/>
       <w:r>
         <w:t> </w:t>
       </w:r>
@@ -44683,6 +44665,7 @@
       <w:pPr>
         <w:pStyle w:val="Heading2"/>
       </w:pPr>
+      <w:bookmarkStart w:id="42" w:name="_Toc239208314"/>
       <w:r>
         <w:lastRenderedPageBreak/>
         <w:t xml:space="preserve">CHAPTER </w:t>
@@ -44699,7 +44682,7 @@
       <w:r>
         <w:t xml:space="preserve"> Mansion</w:t>
       </w:r>
-      <w:bookmarkEnd w:id="40"/>
+      <w:bookmarkEnd w:id="42"/>
     </w:p>
     <w:p/>
     <w:p>
@@ -45036,7 +45019,7 @@
       <w:pPr>
         <w:pStyle w:val="Heading2"/>
       </w:pPr>
-      <w:bookmarkStart w:id="41" w:name="_Toc142824150"/>
+      <w:bookmarkStart w:id="43" w:name="_Toc239208315"/>
       <w:r>
         <w:t xml:space="preserve">CHAPTER </w:t>
       </w:r>
@@ -45052,14 +45035,12 @@
       <w:r>
         <w:t>: ALM</w:t>
       </w:r>
-      <w:bookmarkEnd w:id="41"/>
+      <w:bookmarkEnd w:id="43"/>
       <w:r>
         <w:t xml:space="preserve"> </w:t>
       </w:r>
     </w:p>
-    <w:p>
-      <w:bookmarkStart w:id="42" w:name="_Toc142824151"/>
-    </w:p>
+    <w:p/>
     <w:p>
       <w:pPr>
         <w:spacing w:line="276" w:lineRule="auto"/>
@@ -45551,6 +45532,7 @@
       <w:pPr>
         <w:pStyle w:val="Heading2"/>
       </w:pPr>
+      <w:bookmarkStart w:id="44" w:name="_Toc239208316"/>
       <w:r>
         <w:t xml:space="preserve">CHAPTER </w:t>
       </w:r>
@@ -45569,7 +45551,7 @@
       <w:r>
         <w:t>Probabilistic Nightmare</w:t>
       </w:r>
-      <w:bookmarkEnd w:id="42"/>
+      <w:bookmarkEnd w:id="44"/>
     </w:p>
     <w:p>
       <w:pPr>
@@ -46516,7 +46498,7 @@
       <w:pPr>
         <w:pStyle w:val="Heading2"/>
       </w:pPr>
-      <w:bookmarkStart w:id="43" w:name="_Toc142824152"/>
+      <w:bookmarkStart w:id="45" w:name="_Toc239208317"/>
       <w:r>
         <w:t xml:space="preserve">CHAPTER </w:t>
       </w:r>
@@ -46535,7 +46517,7 @@
       <w:r>
         <w:t>AAV9-Tert</w:t>
       </w:r>
-      <w:bookmarkEnd w:id="43"/>
+      <w:bookmarkEnd w:id="45"/>
     </w:p>
     <w:p>
       <w:pPr>
@@ -46551,7 +46533,6 @@
         </w:rPr>
         <w:t xml:space="preserve"> </w:t>
       </w:r>
-      <w:bookmarkStart w:id="44" w:name="_Toc142824154"/>
     </w:p>
     <w:p>
       <w:pPr>
@@ -47165,7 +47146,7 @@
       <w:pPr>
         <w:pStyle w:val="Heading2"/>
       </w:pPr>
-      <w:bookmarkStart w:id="45" w:name="_Toc142824153"/>
+      <w:bookmarkStart w:id="46" w:name="_Toc239208318"/>
       <w:r>
         <w:t xml:space="preserve">CHAPTER </w:t>
       </w:r>
@@ -47181,7 +47162,7 @@
       <w:r>
         <w:t>: Looking Glass</w:t>
       </w:r>
-      <w:bookmarkEnd w:id="45"/>
+      <w:bookmarkEnd w:id="46"/>
     </w:p>
     <w:p>
       <w:pPr>
@@ -47651,6 +47632,7 @@
           <w:color w:val="auto"/>
         </w:rPr>
       </w:pPr>
+      <w:bookmarkStart w:id="47" w:name="_Toc239208319"/>
       <w:r>
         <w:t xml:space="preserve">CHAPTER </w:t>
       </w:r>
@@ -47669,7 +47651,7 @@
       <w:r>
         <w:t>Garden</w:t>
       </w:r>
-      <w:bookmarkEnd w:id="44"/>
+      <w:bookmarkEnd w:id="47"/>
       <w:r>
         <w:t xml:space="preserve"> </w:t>
       </w:r>
@@ -47679,7 +47661,6 @@
         <w:pStyle w:val="Default"/>
         <w:spacing w:line="276" w:lineRule="auto"/>
       </w:pPr>
-      <w:bookmarkStart w:id="46" w:name="_Toc142824155"/>
     </w:p>
     <w:p>
       <w:pPr>
@@ -48107,6 +48088,7 @@
       <w:pPr>
         <w:pStyle w:val="Heading2"/>
       </w:pPr>
+      <w:bookmarkStart w:id="48" w:name="_Toc239208320"/>
       <w:r>
         <w:t xml:space="preserve">CHAPTER </w:t>
       </w:r>
@@ -48122,7 +48104,7 @@
       <w:r>
         <w:t>: Entanglement</w:t>
       </w:r>
-      <w:bookmarkEnd w:id="46"/>
+      <w:bookmarkEnd w:id="48"/>
     </w:p>
     <w:p>
       <w:pPr>
@@ -49407,7 +49389,7 @@
           <w:tab w:val="left" w:pos="5575"/>
         </w:tabs>
       </w:pPr>
-      <w:bookmarkStart w:id="47" w:name="_Toc142824156"/>
+      <w:bookmarkStart w:id="49" w:name="_Toc239208321"/>
       <w:r>
         <w:t xml:space="preserve">CHAPTER </w:t>
       </w:r>
@@ -49423,7 +49405,7 @@
       <w:r>
         <w:t>: ER = EPR</w:t>
       </w:r>
-      <w:bookmarkEnd w:id="47"/>
+      <w:bookmarkEnd w:id="49"/>
       <w:r>
         <w:tab/>
       </w:r>
@@ -50258,7 +50240,7 @@
           <w:color w:val="auto"/>
         </w:rPr>
       </w:pPr>
-      <w:bookmarkStart w:id="48" w:name="_Toc142824157"/>
+      <w:bookmarkStart w:id="50" w:name="_Toc239208322"/>
       <w:r>
         <w:t xml:space="preserve">CHAPTER </w:t>
       </w:r>
@@ -50280,7 +50262,7 @@
       <w:r>
         <w:t>Life in Death</w:t>
       </w:r>
-      <w:bookmarkEnd w:id="48"/>
+      <w:bookmarkEnd w:id="50"/>
     </w:p>
     <w:p>
       <w:pPr>
@@ -50749,7 +50731,7 @@
         <w:pStyle w:val="Heading1"/>
         <w:ind w:firstLine="0"/>
       </w:pPr>
-      <w:bookmarkStart w:id="49" w:name="_Toc142824158"/>
+      <w:bookmarkStart w:id="51" w:name="_Toc239208323"/>
       <w:r>
         <w:lastRenderedPageBreak/>
         <w:t>PART THREE</w:t>
@@ -50766,7 +50748,7 @@
       <w:r>
         <w:t xml:space="preserve"> 2050</w:t>
       </w:r>
-      <w:bookmarkEnd w:id="49"/>
+      <w:bookmarkEnd w:id="51"/>
     </w:p>
     <w:p>
       <w:pPr>
@@ -50779,7 +50761,7 @@
       <w:pPr>
         <w:pStyle w:val="Heading2"/>
       </w:pPr>
-      <w:bookmarkStart w:id="50" w:name="_Toc142824159"/>
+      <w:bookmarkStart w:id="52" w:name="_Toc239208324"/>
       <w:r>
         <w:t xml:space="preserve">CHAPTER </w:t>
       </w:r>
@@ -50792,7 +50774,7 @@
       <w:r>
         <w:t xml:space="preserve"> Dynamics</w:t>
       </w:r>
-      <w:bookmarkEnd w:id="50"/>
+      <w:bookmarkEnd w:id="52"/>
       <w:r>
         <w:t xml:space="preserve"> </w:t>
       </w:r>
@@ -51434,7 +51416,7 @@
       <w:pPr>
         <w:pStyle w:val="Heading2"/>
       </w:pPr>
-      <w:bookmarkStart w:id="51" w:name="_Toc142824160"/>
+      <w:bookmarkStart w:id="53" w:name="_Toc239208325"/>
       <w:r>
         <w:t xml:space="preserve">CHAPTER </w:t>
       </w:r>
@@ -51447,7 +51429,7 @@
       <w:r>
         <w:t>: The Martian</w:t>
       </w:r>
-      <w:bookmarkEnd w:id="51"/>
+      <w:bookmarkEnd w:id="53"/>
     </w:p>
     <w:p>
       <w:pPr>
@@ -51460,7 +51442,6 @@
         <w:spacing w:line="276" w:lineRule="auto"/>
         <w:ind w:firstLine="270"/>
       </w:pPr>
-      <w:bookmarkStart w:id="52" w:name="_Toc142824161"/>
       <w:r>
         <w:t>Commander Sarah Nelson stood at the giant circular viewport at the forward end of Discovery’s galley, enjoying a cup of fresh coffee with the lights dimmed. Against the coruscating stars wheeling slowly beyond the glass, her silhouette traced the confident outline of a fighter pilot in a flight suit.</w:t>
       </w:r>
@@ -51904,6 +51885,7 @@
       <w:pPr>
         <w:pStyle w:val="Heading2"/>
       </w:pPr>
+      <w:bookmarkStart w:id="54" w:name="_Toc239208326"/>
       <w:r>
         <w:t>CHAPTER FIFTY-</w:t>
       </w:r>
@@ -51913,7 +51895,7 @@
       <w:r>
         <w:t>: Category Six</w:t>
       </w:r>
-      <w:bookmarkEnd w:id="52"/>
+      <w:bookmarkEnd w:id="54"/>
     </w:p>
     <w:p>
       <w:pPr>
@@ -51925,7 +51907,6 @@
         <w:spacing w:line="276" w:lineRule="auto"/>
         <w:ind w:firstLine="270"/>
       </w:pPr>
-      <w:bookmarkStart w:id="53" w:name="_Toc142824162"/>
       <w:r>
         <w:t>Lise watched the all-white, bullet-nosed tilt-jet descend through the morning’s low-hanging coastal rain clouds. The small craft extended its landing gear over an old helipad at the far end of Houston’s ALM campus, blasting puddled rainwater into jets of steam as it settled onto the wet concrete ramp.</w:t>
       </w:r>
@@ -52528,6 +52509,7 @@
       <w:pPr>
         <w:pStyle w:val="Heading2"/>
       </w:pPr>
+      <w:bookmarkStart w:id="55" w:name="_Toc239208327"/>
       <w:r>
         <w:t>CHAPTER FIFTY-T</w:t>
       </w:r>
@@ -52537,7 +52519,7 @@
       <w:r>
         <w:t>: Blast Off!</w:t>
       </w:r>
-      <w:bookmarkEnd w:id="53"/>
+      <w:bookmarkEnd w:id="55"/>
     </w:p>
     <w:p>
       <w:pPr>
@@ -52550,7 +52532,6 @@
         <w:spacing w:line="276" w:lineRule="auto"/>
         <w:ind w:firstLine="270"/>
       </w:pPr>
-      <w:bookmarkStart w:id="54" w:name="_Toc142824163"/>
       <w:r>
         <w:t>“All three solid boosters are go for ignition,” Darwin informed the four astronauts over the main intercom channel.</w:t>
       </w:r>
@@ -53181,6 +53162,7 @@
       <w:pPr>
         <w:pStyle w:val="Heading2"/>
       </w:pPr>
+      <w:bookmarkStart w:id="56" w:name="_Toc239208328"/>
       <w:r>
         <w:t xml:space="preserve">CHAPTER </w:t>
       </w:r>
@@ -53196,7 +53178,7 @@
       <w:r>
         <w:t>: Shakedown</w:t>
       </w:r>
-      <w:bookmarkEnd w:id="54"/>
+      <w:bookmarkEnd w:id="56"/>
     </w:p>
     <w:p>
       <w:pPr>
@@ -53832,7 +53814,7 @@
       <w:pPr>
         <w:pStyle w:val="Heading2"/>
       </w:pPr>
-      <w:bookmarkStart w:id="55" w:name="_Toc142824164"/>
+      <w:bookmarkStart w:id="57" w:name="_Toc239208329"/>
       <w:r>
         <w:t xml:space="preserve">CHAPTER </w:t>
       </w:r>
@@ -53842,7 +53824,7 @@
       <w:r>
         <w:t>: Union and Intersection</w:t>
       </w:r>
-      <w:bookmarkEnd w:id="55"/>
+      <w:bookmarkEnd w:id="57"/>
     </w:p>
     <w:p>
       <w:pPr>
@@ -54381,7 +54363,7 @@
       <w:pPr>
         <w:pStyle w:val="Heading2"/>
       </w:pPr>
-      <w:bookmarkStart w:id="56" w:name="_Toc142824165"/>
+      <w:bookmarkStart w:id="58" w:name="_Toc239208330"/>
       <w:r>
         <w:t>CHAPTER</w:t>
       </w:r>
@@ -54394,7 +54376,7 @@
       <w:r>
         <w:t xml:space="preserve"> Over Paths</w:t>
       </w:r>
-      <w:bookmarkEnd w:id="56"/>
+      <w:bookmarkEnd w:id="58"/>
     </w:p>
     <w:p>
       <w:pPr>
@@ -54942,7 +54924,7 @@
       <w:pPr>
         <w:pStyle w:val="Heading2"/>
       </w:pPr>
-      <w:bookmarkStart w:id="57" w:name="_Toc142824166"/>
+      <w:bookmarkStart w:id="59" w:name="_Toc239208331"/>
       <w:r>
         <w:t xml:space="preserve">CHAPTER </w:t>
       </w:r>
@@ -54967,7 +54949,7 @@
       <w:r>
         <w:t xml:space="preserve"> Order Life</w:t>
       </w:r>
-      <w:bookmarkEnd w:id="57"/>
+      <w:bookmarkEnd w:id="59"/>
     </w:p>
     <w:p>
       <w:pPr>
@@ -55735,12 +55717,14 @@
       <w:pPr>
         <w:pStyle w:val="Heading2"/>
       </w:pPr>
+      <w:bookmarkStart w:id="60" w:name="_Toc239208332"/>
       <w:r>
         <w:t>CHAPTER</w:t>
       </w:r>
       <w:r>
         <w:t xml:space="preserve"> FIFTY-EIGHT: Be Afraid</w:t>
       </w:r>
+      <w:bookmarkEnd w:id="60"/>
     </w:p>
     <w:p>
       <w:pPr>
@@ -55752,7 +55736,6 @@
         <w:spacing w:line="276" w:lineRule="auto"/>
         <w:ind w:firstLine="270"/>
       </w:pPr>
-      <w:bookmarkStart w:id="58" w:name="_Toc142824167"/>
       <w:r>
         <w:t>Charlie was halfway through his steak when he noticed that Jana had stopped eating and was pushing a roasted potato around her plate.</w:t>
       </w:r>
@@ -55949,9 +55932,11 @@
       <w:pPr>
         <w:pStyle w:val="Heading2"/>
       </w:pPr>
+      <w:bookmarkStart w:id="61" w:name="_Toc239208333"/>
       <w:r>
         <w:t>CHAPTER FIFTY-NINE: JJ Joos and Mindspace</w:t>
       </w:r>
+      <w:bookmarkEnd w:id="61"/>
     </w:p>
     <w:p>
       <w:pPr>
@@ -56069,8 +56054,7 @@
       <w:pPr>
         <w:pStyle w:val="Heading2"/>
       </w:pPr>
-      <w:bookmarkStart w:id="59" w:name="_Toc142824168"/>
-      <w:bookmarkEnd w:id="58"/>
+      <w:bookmarkStart w:id="62" w:name="_Toc239208334"/>
       <w:r>
         <w:t xml:space="preserve">CHAPTER </w:t>
       </w:r>
@@ -56080,7 +56064,7 @@
       <w:r>
         <w:t>: Lyapunov</w:t>
       </w:r>
-      <w:bookmarkEnd w:id="59"/>
+      <w:bookmarkEnd w:id="62"/>
     </w:p>
     <w:p>
       <w:pPr>
@@ -56093,7 +56077,6 @@
         <w:spacing w:line="276" w:lineRule="auto"/>
         <w:ind w:firstLine="270"/>
       </w:pPr>
-      <w:bookmarkStart w:id="60" w:name="_Toc142824169"/>
       <w:r>
         <w:t>While Lise placed her palm on the reader outside Heinrich’s cold-storage chamber, Jana put on the ski jacket she kept by the entrance. She couldn’t raise her body temperature at will the way Lise could.</w:t>
       </w:r>
@@ -56493,6 +56476,7 @@
       <w:pPr>
         <w:pStyle w:val="Heading2"/>
       </w:pPr>
+      <w:bookmarkStart w:id="63" w:name="_Toc239208335"/>
       <w:r>
         <w:t xml:space="preserve">CHAPTER </w:t>
       </w:r>
@@ -56505,7 +56489,7 @@
       <w:r>
         <w:t>: Roundels</w:t>
       </w:r>
-      <w:bookmarkEnd w:id="60"/>
+      <w:bookmarkEnd w:id="63"/>
     </w:p>
     <w:p>
       <w:pPr>
@@ -56523,7 +56507,6 @@
         <w:spacing w:line="276" w:lineRule="auto"/>
         <w:ind w:firstLine="270"/>
       </w:pPr>
-      <w:bookmarkStart w:id="61" w:name="_Toc142824170"/>
       <w:r>
         <w:t>Karl was handed a telegram on November 10, 1918, by one of his newer mechanics. It was the day before the armistice silenced the guns of the First World War.</w:t>
       </w:r>
@@ -57645,6 +57628,7 @@
       <w:pPr>
         <w:pStyle w:val="Heading2"/>
       </w:pPr>
+      <w:bookmarkStart w:id="64" w:name="_Toc239208336"/>
       <w:r>
         <w:t xml:space="preserve">CHAPTER </w:t>
       </w:r>
@@ -57663,11 +57647,9 @@
       <w:r>
         <w:t>Pioneers</w:t>
       </w:r>
-      <w:bookmarkEnd w:id="61"/>
-    </w:p>
-    <w:p>
-      <w:bookmarkStart w:id="62" w:name="_Toc142824171"/>
-    </w:p>
+      <w:bookmarkEnd w:id="64"/>
+    </w:p>
+    <w:p/>
     <w:p>
       <w:pPr>
         <w:spacing w:line="276" w:lineRule="auto"/>
@@ -58197,6 +58179,7 @@
       <w:pPr>
         <w:pStyle w:val="Heading2"/>
       </w:pPr>
+      <w:bookmarkStart w:id="65" w:name="_Toc239208337"/>
       <w:r>
         <w:t>CHAPTER SIXTY-</w:t>
       </w:r>
@@ -58206,7 +58189,7 @@
       <w:r>
         <w:t>: Astrid’s Hibernaculum Dream</w:t>
       </w:r>
-      <w:bookmarkEnd w:id="62"/>
+      <w:bookmarkEnd w:id="65"/>
     </w:p>
     <w:p>
       <w:pPr>
@@ -58590,9 +58573,11 @@
       <w:pPr>
         <w:pStyle w:val="Heading2"/>
       </w:pPr>
+      <w:bookmarkStart w:id="66" w:name="_Toc239208338"/>
       <w:r>
         <w:t>CHAPTER SIXTY-FOUR: Thunderclap</w:t>
       </w:r>
+      <w:bookmarkEnd w:id="66"/>
     </w:p>
     <w:p>
       <w:pPr>
@@ -58886,7 +58871,7 @@
       <w:pPr>
         <w:pStyle w:val="Heading2"/>
       </w:pPr>
-      <w:bookmarkStart w:id="63" w:name="_Toc142824173"/>
+      <w:bookmarkStart w:id="67" w:name="_Toc239208339"/>
       <w:r>
         <w:t xml:space="preserve">CHAPTER </w:t>
       </w:r>
@@ -58908,7 +58893,7 @@
       <w:r>
         <w:t>Twins</w:t>
       </w:r>
-      <w:bookmarkEnd w:id="63"/>
+      <w:bookmarkEnd w:id="67"/>
     </w:p>
     <w:p/>
     <w:p>
@@ -59363,9 +59348,11 @@
       <w:pPr>
         <w:pStyle w:val="Heading2"/>
       </w:pPr>
+      <w:bookmarkStart w:id="68" w:name="_Toc239208340"/>
       <w:r>
         <w:t>CHAPTER SIXTY-SIX: DEFCON Five…Four…Three…Two…One</w:t>
       </w:r>
+      <w:bookmarkEnd w:id="68"/>
     </w:p>
     <w:p>
       <w:pPr>
@@ -60703,6 +60690,7 @@
   <w:style w:type="character" w:default="1" w:styleId="DefaultParagraphFont">
     <w:name w:val="Default Paragraph Font"/>
     <w:uiPriority w:val="1"/>
+    <w:semiHidden/>
     <w:unhideWhenUsed/>
   </w:style>
   <w:style w:type="table" w:default="1" w:styleId="TableNormal">
